--- a/docs/IGVC_2027_Gazebo_Setup_Guide.docx
+++ b/docs/IGVC_2027_Gazebo_Setup_Guide.docx
@@ -885,7 +885,7 @@
         <w:br/>
         <w:t>docker compose up -d igvc_gazebo_linux</w:t>
         <w:br/>
-        <w:t>docker exec -it igvc_gazebo_linux bash scripts/gazebo/start_sim.sh</w:t>
+        <w:t>docker exec -it igvc_gazebo_linux bash src/IGVC_robot_2026/scripts/gazebo/start_sim.sh</w:t>
       </w:r>
     </w:p>
     <w:p>
@@ -1184,7 +1184,7 @@
         </w:rPr>
         <w:t>docker exec -it igvc_gazebo bash -c \</w:t>
         <w:br/>
-        <w:t xml:space="preserve">  "CAMERAS=none NAV=1 HEADLESS=1 bash scripts/gazebo/start_sim.sh"</w:t>
+        <w:t xml:space="preserve">  "CAMERAS=none NAV=1 HEADLESS=1 bash src/IGVC_robot_2026/scripts/gazebo/start_sim.sh"</w:t>
       </w:r>
     </w:p>
     <w:p>
@@ -1651,7 +1651,7 @@
         </w:rPr>
         <w:t>docker exec -it igvc_gazebo bash -c \</w:t>
         <w:br/>
-        <w:t xml:space="preserve">  "source /opt/ros/jazzy/setup.bash &amp;&amp; bash scripts/gazebo/render_check.sh"</w:t>
+        <w:t xml:space="preserve">  "source /opt/ros/jazzy/setup.bash &amp;&amp; bash src/IGVC_robot_2026/scripts/gazebo/render_check.sh"</w:t>
       </w:r>
     </w:p>
     <w:p>
@@ -1732,7 +1732,7 @@
           <w:color w:val="113355"/>
           <w:sz w:val="18"/>
         </w:rPr>
-        <w:t>docker exec -it igvc_gazebo bash scripts/gazebo/start_sim.sh</w:t>
+        <w:t>docker exec -it igvc_gazebo bash src/IGVC_robot_2026/scripts/gazebo/start_sim.sh</w:t>
       </w:r>
     </w:p>
     <w:p>
@@ -1756,6 +1756,57 @@
       </w:r>
       <w:r>
         <w:t xml:space="preserve"> showing the robot, the lidar returns and the front camera.</w:t>
+      </w:r>
+    </w:p>
+    <w:p>
+      <w:r>
+        <w:rPr>
+          <w:b/>
+        </w:rPr>
+        <w:t>Why `src/IGVC_robot_2026/` is in that path.</w:t>
+      </w:r>
+      <w:r>
+        <w:t xml:space="preserve"> The container's working directory is </w:t>
+      </w:r>
+      <w:r>
+        <w:rPr>
+          <w:rFonts w:ascii="Consolas" w:hAnsi="Consolas"/>
+          <w:sz w:val="19"/>
+        </w:rPr>
+        <w:t>/root/ros2_ws</w:t>
+      </w:r>
+      <w:r>
+        <w:t xml:space="preserve">, the colcon workspace, and the repo is mounted one level down at </w:t>
+      </w:r>
+      <w:r>
+        <w:rPr>
+          <w:rFonts w:ascii="Consolas" w:hAnsi="Consolas"/>
+          <w:sz w:val="19"/>
+        </w:rPr>
+        <w:t>/root/ros2_ws/src/IGVC_robot_2026</w:t>
+      </w:r>
+      <w:r>
+        <w:t xml:space="preserve">. The directory keeps the 2026 name on purpose: the compose files, </w:t>
+      </w:r>
+      <w:r>
+        <w:rPr>
+          <w:rFonts w:ascii="Consolas" w:hAnsi="Consolas"/>
+          <w:sz w:val="19"/>
+        </w:rPr>
+        <w:t>IGVC_WORKSPACE_ROOT</w:t>
+      </w:r>
+      <w:r>
+        <w:t xml:space="preserve"> and the DDS profile all reference it. Drop the prefix and you get </w:t>
+      </w:r>
+      <w:r>
+        <w:rPr>
+          <w:rFonts w:ascii="Consolas" w:hAnsi="Consolas"/>
+          <w:sz w:val="19"/>
+        </w:rPr>
+        <w:t>bash: scripts/gazebo/start_sim.sh: No such file or directory</w:t>
+      </w:r>
+      <w:r>
+        <w:t>.</w:t>
       </w:r>
     </w:p>
     <w:p>
@@ -1972,7 +2023,7 @@
           <w:color w:val="113355"/>
           <w:sz w:val="18"/>
         </w:rPr>
-        <w:t>docker exec -it igvc_gazebo bash -c "NAV=1 bash scripts/gazebo/start_sim.sh"</w:t>
+        <w:t>docker exec -it igvc_gazebo bash -c "NAV=1 bash src/IGVC_robot_2026/scripts/gazebo/start_sim.sh"</w:t>
       </w:r>
     </w:p>
     <w:p>
@@ -2156,7 +2207,7 @@
         <w:br/>
         <w:t>docker exec -it igvc_gazebo bash -c \</w:t>
         <w:br/>
-        <w:t xml:space="preserve">  "source /opt/ros/jazzy/setup.bash &amp;&amp; bash scripts/gazebo/bringup_smoke_test.sh"</w:t>
+        <w:t xml:space="preserve">  "source /opt/ros/jazzy/setup.bash &amp;&amp; bash src/IGVC_robot_2026/scripts/gazebo/bringup_smoke_test.sh"</w:t>
       </w:r>
     </w:p>
     <w:p>
@@ -2209,7 +2260,7 @@
         <w:br/>
         <w:t>docker exec -it igvc_gazebo bash -c \</w:t>
         <w:br/>
-        <w:t xml:space="preserve">  "source /opt/ros/jazzy/setup.bash &amp;&amp; bash scripts/gazebo/autonomy_check.sh"</w:t>
+        <w:t xml:space="preserve">  "source /opt/ros/jazzy/setup.bash &amp;&amp; bash src/IGVC_robot_2026/scripts/gazebo/autonomy_check.sh"</w:t>
       </w:r>
     </w:p>
     <w:p>
@@ -2660,7 +2711,7 @@
         <w:br/>
         <w:t>docker version | head -20</w:t>
         <w:br/>
-        <w:t>docker exec igvc_gazebo bash -c "source /opt/ros/jazzy/setup.bash &amp;&amp; bash scripts/gazebo/render_check.sh" | tail -5</w:t>
+        <w:t>docker exec igvc_gazebo bash -c "source /opt/ros/jazzy/setup.bash &amp;&amp; bash src/IGVC_robot_2026/scripts/gazebo/render_check.sh" | tail -5</w:t>
         <w:br/>
         <w:t>docker exec igvc_gazebo ps -ef | grep -cE "gz sim|rviz2"</w:t>
       </w:r>
@@ -2789,22 +2840,24 @@
         <w:br/>
         <w:t># inside the container</w:t>
         <w:br/>
-        <w:t>docker exec -it igvc_gazebo bash scripts/gazebo/start_sim.sh                    # drive it yourself</w:t>
+        <w:t>docker exec -it igvc_gazebo bash src/IGVC_robot_2026/scripts/gazebo/start_sim.sh                    # drive it yourself</w:t>
         <w:br/>
-        <w:t>docker exec -it igvc_gazebo bash -c "NAV=1 bash scripts/gazebo/start_sim.sh"    # it drives itself</w:t>
+        <w:t>docker exec -it igvc_gazebo bash -c "NAV=1 bash src/IGVC_robot_2026/scripts/gazebo/start_sim.sh"    # it drives itself</w:t>
         <w:br/>
         <w:t>docker exec -it igvc_gazebo bash          # a shell, for teleop</w:t>
         <w:br/>
         <w:br/>
-        <w:t># checks, each needs ROS sourced first</w:t>
+        <w:t># checks, from a shell inside the container (docker exec -it igvc_gazebo bash).</w:t>
+        <w:br/>
+        <w:t># cwd is /root/ros2_ws; the repo is one level down in src/IGVC_robot_2026.</w:t>
         <w:br/>
         <w:t>source /opt/ros/jazzy/setup.bash</w:t>
         <w:br/>
-        <w:t>bash scripts/gazebo/render_check.sh          # GPU. run this first, on every machine</w:t>
+        <w:t>bash src/IGVC_robot_2026/scripts/gazebo/render_check.sh          # GPU. run this first, on every machine</w:t>
         <w:br/>
-        <w:t>bash scripts/gazebo/bringup_smoke_test.sh    # simulator + topic contract</w:t>
+        <w:t>bash src/IGVC_robot_2026/scripts/gazebo/bringup_smoke_test.sh    # simulator + topic contract</w:t>
         <w:br/>
-        <w:t>bash scripts/gazebo/autonomy_check.sh        # does it drive the course itself</w:t>
+        <w:t>bash src/IGVC_robot_2026/scripts/gazebo/autonomy_check.sh        # does it drive the course itself</w:t>
       </w:r>
     </w:p>
     <w:tbl>

--- a/docs/IGVC_2027_Gazebo_Setup_Guide.docx
+++ b/docs/IGVC_2027_Gazebo_Setup_Guide.docx
@@ -16,10 +16,21 @@
         <w:rPr>
           <w:b/>
         </w:rPr>
-        <w:t>For a team member who has the repo and has never run the simulator.</w:t>
-      </w:r>
-      <w:r>
-        <w:t xml:space="preserve"> Follow it top to bottom and you will end with a robot navigating the IGVC course on your own machine. Roughly 45 minutes, most of which is one image build you can walk away from.</w:t>
+        <w:t>For a team member who has never opened this repository.</w:t>
+      </w:r>
+      <w:r>
+        <w:t xml:space="preserve"> Follow it top to bottom and you will end with a robot navigating the IGVC course on your own machine.</w:t>
+      </w:r>
+    </w:p>
+    <w:p>
+      <w:r>
+        <w:rPr>
+          <w:b/>
+        </w:rPr>
+        <w:t>Verified 2026-09-17</w:t>
+      </w:r>
+      <w:r>
+        <w:t xml:space="preserve"> on Windows 11 Home (build 26200), RTX 5070 Ti Laptop 12 GB, driver 610.88, Docker Desktop 29.7.2 with the WSL2 backend, WSL2 Ubuntu-26.04. Every number in this file was measured on that machine. It is an x86 laptop, not the robot's Jetson, so do not quote the timings as robot performance.</w:t>
       </w:r>
     </w:p>
     <w:p>
@@ -31,7 +42,7 @@
         <w:t>GAZEBO_SETUP.md</w:t>
       </w:r>
       <w:r>
-        <w:t xml:space="preserve"> is the reference and explains *why* for everything here. This file is the *how*, and it does not assume you have read that one.</w:t>
+        <w:t xml:space="preserve"> is the reference and explains *why* for everything here. This file is the *how* and does not assume you have read that one.</w:t>
       </w:r>
     </w:p>
     <w:p>
@@ -39,12 +50,107 @@
         <w:rPr>
           <w:b/>
         </w:rPr>
-        <w:t>Verified 2026-09-15</w:t>
-      </w:r>
-      <w:r>
-        <w:t xml:space="preserve"> on Windows 11, RTX 5070 Ti Laptop, Docker Desktop 29.7.2, WSL2 Ubuntu-26.04.</w:t>
+        <w:t>How long it takes:</w:t>
       </w:r>
     </w:p>
+    <w:tbl>
+      <w:tblPr>
+        <w:tblStyle w:val="LightGrid-Accent1"/>
+        <w:tblW w:type="auto" w:w="0"/>
+        <w:tblLook w:firstColumn="1" w:firstRow="1" w:lastColumn="0" w:lastRow="0" w:noHBand="0" w:noVBand="1" w:val="04A0"/>
+      </w:tblPr>
+      <w:tblGrid>
+        <w:gridCol w:w="4320"/>
+        <w:gridCol w:w="4320"/>
+      </w:tblGrid>
+      <w:tr>
+        <w:tc>
+          <w:tcPr>
+            <w:tcW w:type="dxa" w:w="4320"/>
+          </w:tcPr>
+          <w:p>
+            <w:r>
+              <w:rPr>
+                <w:b/>
+              </w:rPr>
+            </w:r>
+            <w:r>
+              <w:rPr>
+                <w:b/>
+              </w:rPr>
+              <w:t>Path</w:t>
+            </w:r>
+          </w:p>
+        </w:tc>
+        <w:tc>
+          <w:tcPr>
+            <w:tcW w:type="dxa" w:w="4320"/>
+          </w:tcPr>
+          <w:p>
+            <w:r>
+              <w:rPr>
+                <w:b/>
+              </w:rPr>
+            </w:r>
+            <w:r>
+              <w:rPr>
+                <w:b/>
+              </w:rPr>
+              <w:t>Time</w:t>
+            </w:r>
+          </w:p>
+        </w:tc>
+      </w:tr>
+      <w:tr>
+        <w:tc>
+          <w:tcPr>
+            <w:tcW w:type="dxa" w:w="4320"/>
+          </w:tcPr>
+          <w:p>
+            <w:r/>
+            <w:r>
+              <w:t>Image handed to you on a USB drive</w:t>
+            </w:r>
+          </w:p>
+        </w:tc>
+        <w:tc>
+          <w:tcPr>
+            <w:tcW w:type="dxa" w:w="4320"/>
+          </w:tcPr>
+          <w:p>
+            <w:r/>
+            <w:r>
+              <w:t>about 10 minutes</w:t>
+            </w:r>
+          </w:p>
+        </w:tc>
+      </w:tr>
+      <w:tr>
+        <w:tc>
+          <w:tcPr>
+            <w:tcW w:type="dxa" w:w="4320"/>
+          </w:tcPr>
+          <w:p>
+            <w:r/>
+            <w:r>
+              <w:t>Image built from source over good wifi</w:t>
+            </w:r>
+          </w:p>
+        </w:tc>
+        <w:tc>
+          <w:tcPr>
+            <w:tcW w:type="dxa" w:w="4320"/>
+          </w:tcPr>
+          <w:p>
+            <w:r/>
+            <w:r>
+              <w:t>about 30 minutes</w:t>
+            </w:r>
+          </w:p>
+        </w:tc>
+      </w:tr>
+    </w:tbl>
+    <w:p/>
     <w:p/>
     <w:p>
       <w:pPr>
@@ -64,7 +170,16 @@
     </w:p>
     <w:p>
       <w:r>
-        <w:t>Docker Desktop's own Linux VM has no display. A container started from PowerShell can never open a window - not Gazebo, not RViz - and the failure is silent: the command appears to work and no window ever arrives. Started from a WSL2 shell, that distro's WSLg sockets mount through and both windows open as ordinary Windows windows on the same GPU.</w:t>
+        <w:t xml:space="preserve">Docker Desktop's own Linux VM has no display. A container started from PowerShell can never open a window, not Gazebo and not RViz, and the failure is </w:t>
+      </w:r>
+      <w:r>
+        <w:rPr>
+          <w:b/>
+        </w:rPr>
+        <w:t>silent</w:t>
+      </w:r>
+      <w:r>
+        <w:t>: the command appears to work and no window ever arrives. Started from a WSL2 shell, that distro's WSLg sockets mount through and both windows open as ordinary Windows windows on the same GPU.</w:t>
       </w:r>
     </w:p>
     <w:p>
@@ -84,7 +199,7 @@
         <w:t>wsl</w:t>
       </w:r>
       <w:r>
-        <w:t xml:space="preserve"> in a terminal, or launching "Ubuntu" from the Start menu. The prompt will end in </w:t>
+        <w:t xml:space="preserve"> in a terminal, or launching "Ubuntu" from the Start menu. The prompt ends in </w:t>
       </w:r>
       <w:r>
         <w:rPr>
@@ -105,6 +220,21 @@
       </w:r>
       <w:r>
         <w:t>.</w:t>
+      </w:r>
+    </w:p>
+    <w:p>
+      <w:r>
+        <w:t xml:space="preserve">The one exception is </w:t>
+      </w:r>
+      <w:r>
+        <w:rPr>
+          <w:rFonts w:ascii="Consolas" w:hAnsi="Consolas"/>
+          <w:sz w:val="19"/>
+        </w:rPr>
+        <w:t>scripts/setup-windows.ps1</w:t>
+      </w:r>
+      <w:r>
+        <w:t xml:space="preserve"> in section 2, which only reads your machine's configuration and is meant for PowerShell.</w:t>
       </w:r>
     </w:p>
     <w:p/>
@@ -191,7 +321,7 @@
           <w:p>
             <w:r/>
             <w:r>
-              <w:t>Windows 11, or Windows 10 build 19044+</w:t>
+              <w:t>Windows 11, or Windows 10 build 19045+</w:t>
             </w:r>
           </w:p>
         </w:tc>
@@ -217,7 +347,7 @@
           <w:p>
             <w:r/>
             <w:r>
-              <w:t>Windows 10 below 19044 has no WSLg, so no windows</w:t>
+              <w:t>See "Windows 10" in 1A</w:t>
             </w:r>
           </w:p>
         </w:tc>
@@ -258,7 +388,7 @@
               <w:t>Ubuntu-26.04</w:t>
             </w:r>
             <w:r>
-              <w:t xml:space="preserve"> with </w:t>
+              <w:t xml:space="preserve">, </w:t>
             </w:r>
             <w:r>
               <w:rPr>
@@ -402,7 +532,7 @@
           <w:p>
             <w:r/>
             <w:r>
-              <w:t>Update the driver</w:t>
+              <w:t>Update the driver. Optional, see 1A</w:t>
             </w:r>
           </w:p>
         </w:tc>
@@ -415,7 +545,7 @@
           <w:p>
             <w:r/>
             <w:r>
-              <w:t>~15 GB free disk</w:t>
+              <w:t>Free disk</w:t>
             </w:r>
           </w:p>
         </w:tc>
@@ -425,6 +555,16 @@
           </w:tcPr>
           <w:p>
             <w:r/>
+            <w:r>
+              <w:rPr>
+                <w:rFonts w:ascii="Consolas" w:hAnsi="Consolas"/>
+                <w:sz w:val="19"/>
+              </w:rPr>
+              <w:t>df -h /mnt/c</w:t>
+            </w:r>
+            <w:r>
+              <w:t xml:space="preserve"> in the WSL2 shell</w:t>
+            </w:r>
           </w:p>
         </w:tc>
         <w:tc>
@@ -433,6 +573,9 @@
           </w:tcPr>
           <w:p>
             <w:r/>
+            <w:r>
+              <w:t>see the table below</w:t>
+            </w:r>
           </w:p>
         </w:tc>
       </w:tr>
@@ -443,63 +586,241 @@
         <w:pStyle w:val="Heading3"/>
       </w:pPr>
       <w:r>
-        <w:t>WSL Integration is the one people miss</w:t>
+        <w:t>Disk, measured rather than guessed</w:t>
       </w:r>
     </w:p>
+    <w:tbl>
+      <w:tblPr>
+        <w:tblStyle w:val="LightGrid-Accent1"/>
+        <w:tblW w:type="auto" w:w="0"/>
+        <w:tblLook w:firstColumn="1" w:firstRow="1" w:lastColumn="0" w:lastRow="0" w:noHBand="0" w:noVBand="1" w:val="04A0"/>
+      </w:tblPr>
+      <w:tblGrid>
+        <w:gridCol w:w="4320"/>
+        <w:gridCol w:w="4320"/>
+      </w:tblGrid>
+      <w:tr>
+        <w:tc>
+          <w:tcPr>
+            <w:tcW w:type="dxa" w:w="4320"/>
+          </w:tcPr>
+          <w:p>
+            <w:r>
+              <w:rPr>
+                <w:b/>
+              </w:rPr>
+            </w:r>
+            <w:r>
+              <w:rPr>
+                <w:b/>
+              </w:rPr>
+              <w:t>Item</w:t>
+            </w:r>
+          </w:p>
+        </w:tc>
+        <w:tc>
+          <w:tcPr>
+            <w:tcW w:type="dxa" w:w="4320"/>
+          </w:tcPr>
+          <w:p>
+            <w:r>
+              <w:rPr>
+                <w:b/>
+              </w:rPr>
+            </w:r>
+            <w:r>
+              <w:rPr>
+                <w:b/>
+              </w:rPr>
+              <w:t>Measured</w:t>
+            </w:r>
+          </w:p>
+        </w:tc>
+      </w:tr>
+      <w:tr>
+        <w:tc>
+          <w:tcPr>
+            <w:tcW w:type="dxa" w:w="4320"/>
+          </w:tcPr>
+          <w:p>
+            <w:r/>
+            <w:r>
+              <w:rPr>
+                <w:rFonts w:ascii="Consolas" w:hAnsi="Consolas"/>
+                <w:sz w:val="19"/>
+              </w:rPr>
+              <w:t>igvc-gazebo-jazzy</w:t>
+            </w:r>
+            <w:r>
+              <w:t xml:space="preserve"> unpacked on disk</w:t>
+            </w:r>
+          </w:p>
+        </w:tc>
+        <w:tc>
+          <w:tcPr>
+            <w:tcW w:type="dxa" w:w="4320"/>
+          </w:tcPr>
+          <w:p>
+            <w:r/>
+            <w:r>
+              <w:rPr>
+                <w:b/>
+              </w:rPr>
+              <w:t>5.57 GB</w:t>
+            </w:r>
+          </w:p>
+        </w:tc>
+      </w:tr>
+      <w:tr>
+        <w:tc>
+          <w:tcPr>
+            <w:tcW w:type="dxa" w:w="4320"/>
+          </w:tcPr>
+          <w:p>
+            <w:r/>
+            <w:r>
+              <w:t>the same image as a saved tar</w:t>
+            </w:r>
+          </w:p>
+        </w:tc>
+        <w:tc>
+          <w:tcPr>
+            <w:tcW w:type="dxa" w:w="4320"/>
+          </w:tcPr>
+          <w:p>
+            <w:r/>
+            <w:r>
+              <w:rPr>
+                <w:b/>
+              </w:rPr>
+              <w:t>1.20 GB</w:t>
+            </w:r>
+          </w:p>
+        </w:tc>
+      </w:tr>
+      <w:tr>
+        <w:tc>
+          <w:tcPr>
+            <w:tcW w:type="dxa" w:w="4320"/>
+          </w:tcPr>
+          <w:p>
+            <w:r/>
+            <w:r>
+              <w:t xml:space="preserve">the clone plus its nine submodules, including </w:t>
+            </w:r>
+            <w:r>
+              <w:rPr>
+                <w:rFonts w:ascii="Consolas" w:hAnsi="Consolas"/>
+                <w:sz w:val="19"/>
+              </w:rPr>
+              <w:t>.git</w:t>
+            </w:r>
+          </w:p>
+        </w:tc>
+        <w:tc>
+          <w:tcPr>
+            <w:tcW w:type="dxa" w:w="4320"/>
+          </w:tcPr>
+          <w:p>
+            <w:r/>
+            <w:r>
+              <w:rPr>
+                <w:b/>
+              </w:rPr>
+              <w:t>0.60 GB</w:t>
+            </w:r>
+          </w:p>
+        </w:tc>
+      </w:tr>
+      <w:tr>
+        <w:tc>
+          <w:tcPr>
+            <w:tcW w:type="dxa" w:w="4320"/>
+          </w:tcPr>
+          <w:p>
+            <w:r/>
+            <w:r>
+              <w:t>the colcon workspace inside the container</w:t>
+            </w:r>
+          </w:p>
+        </w:tc>
+        <w:tc>
+          <w:tcPr>
+            <w:tcW w:type="dxa" w:w="4320"/>
+          </w:tcPr>
+          <w:p>
+            <w:r/>
+            <w:r>
+              <w:t>0.003 GB</w:t>
+            </w:r>
+          </w:p>
+        </w:tc>
+      </w:tr>
+      <w:tr>
+        <w:tc>
+          <w:tcPr>
+            <w:tcW w:type="dxa" w:w="4320"/>
+          </w:tcPr>
+          <w:p>
+            <w:r/>
+            <w:r>
+              <w:rPr>
+                <w:b/>
+              </w:rPr>
+              <w:t>total for the USB / offline path</w:t>
+            </w:r>
+          </w:p>
+        </w:tc>
+        <w:tc>
+          <w:tcPr>
+            <w:tcW w:type="dxa" w:w="4320"/>
+          </w:tcPr>
+          <w:p>
+            <w:r/>
+            <w:r>
+              <w:rPr>
+                <w:b/>
+              </w:rPr>
+              <w:t>7.4 GB</w:t>
+            </w:r>
+          </w:p>
+        </w:tc>
+      </w:tr>
+    </w:tbl>
+    <w:p/>
     <w:p>
-      <w:r>
-        <w:t xml:space="preserve">Docker Desktop -&gt; </w:t>
-      </w:r>
       <w:r>
         <w:rPr>
           <w:b/>
         </w:rPr>
-        <w:t>Settings</w:t>
-      </w:r>
-      <w:r>
-        <w:t xml:space="preserve"> -&gt; </w:t>
-      </w:r>
-      <w:r>
-        <w:rPr>
-          <w:b/>
-        </w:rPr>
-        <w:t>Resources</w:t>
-      </w:r>
-      <w:r>
-        <w:t xml:space="preserve"> -&gt; </w:t>
-      </w:r>
-      <w:r>
-        <w:rPr>
-          <w:b/>
-        </w:rPr>
-        <w:t>WSL Integration</w:t>
-      </w:r>
-      <w:r>
-        <w:t xml:space="preserve"> -&gt; enable the toggle for your distro (</w:t>
+        <w:t>Ask for 12 GB free if you are loading the image from a tar, and 25 GB if you are building it.</w:t>
+      </w:r>
+      <w:r>
+        <w:t xml:space="preserve"> The gap above the measured 7.4 GB is deliberate: the WSL2 VM's </w:t>
       </w:r>
       <w:r>
         <w:rPr>
           <w:rFonts w:ascii="Consolas" w:hAnsi="Consolas"/>
           <w:sz w:val="19"/>
         </w:rPr>
-        <w:t>Ubuntu-26.04</w:t>
-      </w:r>
-      <w:r>
-        <w:t xml:space="preserve">), then </w:t>
+        <w:t>docker_data.vhdx</w:t>
+      </w:r>
+      <w:r>
+        <w:t xml:space="preserve"> grows and never shrinks on its own, and one old image version usually lingers. The 25 GB build figure includes the build cache a build leaves behind, and that part is </w:t>
       </w:r>
       <w:r>
         <w:rPr>
           <w:b/>
         </w:rPr>
-        <w:t>Apply &amp; Restart</w:t>
-      </w:r>
-      <w:r>
-        <w:t>.</w:t>
+        <w:t>a margin, not a measurement</w:t>
+      </w:r>
+      <w:r>
+        <w:t>: this machine carries 29.06 GB of build cache across four images, 21.86 GB of it shared, so the share belonging to any single image cannot be cleanly attributed.</w:t>
       </w:r>
     </w:p>
     <w:p>
       <w:r>
-        <w:t>Check it worked, from the WSL2 shell:</w:t>
+        <w:t>If you are short, reclaim the cheapest thing first:</w:t>
       </w:r>
     </w:p>
     <w:p>
@@ -513,6 +834,120 @@
           <w:color w:val="113355"/>
           <w:sz w:val="18"/>
         </w:rPr>
+        <w:t>docker builder prune          # build cache, safe, usually the biggest win</w:t>
+        <w:br/>
+        <w:t>docker image prune -a         # images nothing is using</w:t>
+      </w:r>
+    </w:p>
+    <w:p>
+      <w:r>
+        <w:t xml:space="preserve">Be aware that pruning frees space *inside* the VM but </w:t>
+      </w:r>
+      <w:r>
+        <w:rPr>
+          <w:rFonts w:ascii="Consolas" w:hAnsi="Consolas"/>
+          <w:sz w:val="19"/>
+        </w:rPr>
+        <w:t>docker_data.vhdx</w:t>
+      </w:r>
+      <w:r>
+        <w:t xml:space="preserve"> on C: stays the same size. Windows 11 </w:t>
+      </w:r>
+      <w:r>
+        <w:rPr>
+          <w:b/>
+        </w:rPr>
+        <w:t>Home</w:t>
+      </w:r>
+      <w:r>
+        <w:t xml:space="preserve"> has no Hyper-V, so </w:t>
+      </w:r>
+      <w:r>
+        <w:rPr>
+          <w:rFonts w:ascii="Consolas" w:hAnsi="Consolas"/>
+          <w:sz w:val="19"/>
+        </w:rPr>
+        <w:t>Optimize-VHD</w:t>
+      </w:r>
+      <w:r>
+        <w:t xml:space="preserve"> is not available to shrink it.</w:t>
+      </w:r>
+    </w:p>
+    <w:p>
+      <w:pPr>
+        <w:pStyle w:val="Heading3"/>
+      </w:pPr>
+      <w:r>
+        <w:t>WSL Integration is the one people miss</w:t>
+      </w:r>
+    </w:p>
+    <w:p>
+      <w:r>
+        <w:t xml:space="preserve">Docker Desktop, </w:t>
+      </w:r>
+      <w:r>
+        <w:rPr>
+          <w:b/>
+        </w:rPr>
+        <w:t>Settings</w:t>
+      </w:r>
+      <w:r>
+        <w:t xml:space="preserve">, </w:t>
+      </w:r>
+      <w:r>
+        <w:rPr>
+          <w:b/>
+        </w:rPr>
+        <w:t>Resources</w:t>
+      </w:r>
+      <w:r>
+        <w:t xml:space="preserve">, </w:t>
+      </w:r>
+      <w:r>
+        <w:rPr>
+          <w:b/>
+        </w:rPr>
+        <w:t>WSL Integration</w:t>
+      </w:r>
+      <w:r>
+        <w:t>, enable the toggle for your distro (</w:t>
+      </w:r>
+      <w:r>
+        <w:rPr>
+          <w:rFonts w:ascii="Consolas" w:hAnsi="Consolas"/>
+          <w:sz w:val="19"/>
+        </w:rPr>
+        <w:t>Ubuntu-26.04</w:t>
+      </w:r>
+      <w:r>
+        <w:t xml:space="preserve">), then </w:t>
+      </w:r>
+      <w:r>
+        <w:rPr>
+          <w:b/>
+        </w:rPr>
+        <w:t>Apply &amp; Restart</w:t>
+      </w:r>
+      <w:r>
+        <w:t>.</w:t>
+      </w:r>
+    </w:p>
+    <w:p>
+      <w:r>
+        <w:t>Check it worked, from the WSL2 shell:</w:t>
+      </w:r>
+    </w:p>
+    <w:p>
+      <w:pPr>
+        <w:spacing w:after="200" w:before="120"/>
+        <w:ind w:left="432"/>
+      </w:pPr>
+      <w:r>
+        <w:rPr>
+          <w:rFonts w:ascii="Consolas" w:hAnsi="Consolas"/>
+          <w:color w:val="113355"/>
+          <w:sz w:val="18"/>
+        </w:rPr>
         <w:t>docker ps</w:t>
       </w:r>
     </w:p>
@@ -541,7 +976,7 @@
         <w:t>one</w:t>
       </w:r>
       <w:r>
-        <w:t xml:space="preserve"> laptop: Windows 11, RTX 5070 Ti Laptop, Docker Desktop 29.7.2, WSL2 Ubuntu-26.04. If your machine differs, find it below </w:t>
+        <w:t xml:space="preserve"> laptop. If your machine differs, find it below </w:t>
       </w:r>
       <w:r>
         <w:rPr>
@@ -551,14 +986,6 @@
       </w:r>
       <w:r>
         <w:t xml:space="preserve"> you conclude something is broken. Most "it works for you and not for me" reports on this project have turned out to be one of these.</w:t>
-      </w:r>
-    </w:p>
-    <w:p>
-      <w:pPr>
-        <w:pStyle w:val="Heading3"/>
-      </w:pPr>
-      <w:r>
-        <w:t>Which parts are machine-specific</w:t>
       </w:r>
     </w:p>
     <w:tbl>
@@ -617,7 +1044,7 @@
           <w:p>
             <w:r/>
             <w:r>
-              <w:t>Building the image</w:t>
+              <w:t>Getting the image</w:t>
             </w:r>
           </w:p>
         </w:tc>
@@ -628,7 +1055,7 @@
           <w:p>
             <w:r/>
             <w:r>
-              <w:t>No. Same everywhere with Docker + internet</w:t>
+              <w:t>No. Same everywhere</w:t>
             </w:r>
           </w:p>
         </w:tc>
@@ -742,7 +1169,7 @@
           <w:p>
             <w:r/>
             <w:r>
-              <w:t>Yes. Cameras are the expensive part; see the last table in section 9</w:t>
+              <w:t>Yes. Cameras are the expensive part</w:t>
             </w:r>
           </w:p>
         </w:tc>
@@ -760,7 +1187,7 @@
         <w:t>does not require an NVIDIA GPU to run at all.</w:t>
       </w:r>
       <w:r>
-        <w:t xml:space="preserve"> It requires one to run *fast* and to make camera results meaningful. If you have no usable GPU, you can still do navigation, lidar and control work today - see "No usable GPU" below.</w:t>
+        <w:t xml:space="preserve"> It requires one to run *fast* and to make camera results meaningful. With no usable GPU you can still do navigation, lidar and control work today.</w:t>
       </w:r>
     </w:p>
     <w:p>
@@ -786,16 +1213,152 @@
     </w:p>
     <w:p>
       <w:r>
-        <w:t xml:space="preserve">Works, with one condition: </w:t>
-      </w:r>
-      <w:r>
-        <w:rPr>
-          <w:b/>
-        </w:rPr>
-        <w:t>WSLg needs build 19044 or newer</w:t>
-      </w:r>
-      <w:r>
-        <w:t xml:space="preserve"> (21H2+). Check with </w:t>
+        <w:t>Works, and one teammate is on it. Three different build numbers matter and they are easy to conflate:</w:t>
+      </w:r>
+    </w:p>
+    <w:tbl>
+      <w:tblPr>
+        <w:tblStyle w:val="LightGrid-Accent1"/>
+        <w:tblW w:type="auto" w:w="0"/>
+        <w:tblLook w:firstColumn="1" w:firstRow="1" w:lastColumn="0" w:lastRow="0" w:noHBand="0" w:noVBand="1" w:val="04A0"/>
+      </w:tblPr>
+      <w:tblGrid>
+        <w:gridCol w:w="4320"/>
+        <w:gridCol w:w="4320"/>
+      </w:tblGrid>
+      <w:tr>
+        <w:tc>
+          <w:tcPr>
+            <w:tcW w:type="dxa" w:w="4320"/>
+          </w:tcPr>
+          <w:p>
+            <w:r>
+              <w:rPr>
+                <w:b/>
+              </w:rPr>
+            </w:r>
+            <w:r>
+              <w:rPr>
+                <w:b/>
+              </w:rPr>
+              <w:t>Build</w:t>
+            </w:r>
+          </w:p>
+        </w:tc>
+        <w:tc>
+          <w:tcPr>
+            <w:tcW w:type="dxa" w:w="4320"/>
+          </w:tcPr>
+          <w:p>
+            <w:r>
+              <w:rPr>
+                <w:b/>
+              </w:rPr>
+            </w:r>
+            <w:r>
+              <w:rPr>
+                <w:b/>
+              </w:rPr>
+              <w:t>What it gates</w:t>
+            </w:r>
+          </w:p>
+        </w:tc>
+      </w:tr>
+      <w:tr>
+        <w:tc>
+          <w:tcPr>
+            <w:tcW w:type="dxa" w:w="4320"/>
+          </w:tcPr>
+          <w:p>
+            <w:r/>
+            <w:r>
+              <w:t>19041</w:t>
+            </w:r>
+          </w:p>
+        </w:tc>
+        <w:tc>
+          <w:tcPr>
+            <w:tcW w:type="dxa" w:w="4320"/>
+          </w:tcPr>
+          <w:p>
+            <w:r/>
+            <w:r>
+              <w:t>WSL2 itself</w:t>
+            </w:r>
+          </w:p>
+        </w:tc>
+      </w:tr>
+      <w:tr>
+        <w:tc>
+          <w:tcPr>
+            <w:tcW w:type="dxa" w:w="4320"/>
+          </w:tcPr>
+          <w:p>
+            <w:r/>
+            <w:r>
+              <w:rPr>
+                <w:b/>
+              </w:rPr>
+              <w:t>19044</w:t>
+            </w:r>
+            <w:r>
+              <w:t xml:space="preserve"> (21H2)</w:t>
+            </w:r>
+          </w:p>
+        </w:tc>
+        <w:tc>
+          <w:tcPr>
+            <w:tcW w:type="dxa" w:w="4320"/>
+          </w:tcPr>
+          <w:p>
+            <w:r/>
+            <w:r>
+              <w:rPr>
+                <w:b/>
+              </w:rPr>
+              <w:t>WSLg, that is, whether a Linux window can ever appear</w:t>
+            </w:r>
+          </w:p>
+        </w:tc>
+      </w:tr>
+      <w:tr>
+        <w:tc>
+          <w:tcPr>
+            <w:tcW w:type="dxa" w:w="4320"/>
+          </w:tcPr>
+          <w:p>
+            <w:r/>
+            <w:r>
+              <w:rPr>
+                <w:b/>
+              </w:rPr>
+              <w:t>19045</w:t>
+            </w:r>
+            <w:r>
+              <w:t xml:space="preserve"> (22H2)</w:t>
+            </w:r>
+          </w:p>
+        </w:tc>
+        <w:tc>
+          <w:tcPr>
+            <w:tcW w:type="dxa" w:w="4320"/>
+          </w:tcPr>
+          <w:p>
+            <w:r/>
+            <w:r>
+              <w:rPr>
+                <w:b/>
+              </w:rPr>
+              <w:t>what current Docker Desktop requires</w:t>
+            </w:r>
+          </w:p>
+        </w:tc>
+      </w:tr>
+    </w:tbl>
+    <w:p/>
+    <w:p>
+      <w:r>
+        <w:t xml:space="preserve">Check yours with </w:t>
       </w:r>
       <w:r>
         <w:rPr>
@@ -805,41 +1368,32 @@
         <w:t>winver</w:t>
       </w:r>
       <w:r>
-        <w:t>. Below that you get no windows at all - headless still works, and so does every check except the RViz one.</w:t>
-      </w:r>
-    </w:p>
-    <w:p>
-      <w:r>
-        <w:t xml:space="preserve">Install WSL from the Microsoft Store rather than the older Windows feature, or </w:t>
-      </w:r>
-      <w:r>
-        <w:rPr>
-          <w:rFonts w:ascii="Consolas" w:hAnsi="Consolas"/>
-          <w:sz w:val="19"/>
-        </w:rPr>
-        <w:t>wsl --update</w:t>
-      </w:r>
-      <w:r>
-        <w:t>, then confirm:</w:t>
+        <w:t>.</w:t>
       </w:r>
     </w:p>
     <w:p>
       <w:pPr>
-        <w:spacing w:after="200" w:before="120"/>
-        <w:ind w:left="432"/>
+        <w:pStyle w:val="ListBullet"/>
       </w:pPr>
       <w:r>
         <w:rPr>
-          <w:rFonts w:ascii="Consolas" w:hAnsi="Consolas"/>
-          <w:color w:val="113355"/>
-          <w:sz w:val="18"/>
+          <w:b/>
         </w:rPr>
-        <w:t>wsl --version</w:t>
+        <w:t>19045 or newer:</w:t>
+      </w:r>
+      <w:r>
+        <w:t xml:space="preserve"> supported. But you must install WSL from the **Microsoft</w:t>
       </w:r>
     </w:p>
     <w:p>
       <w:r>
-        <w:t xml:space="preserve">You want a </w:t>
+        <w:t>Store</w:t>
+      </w:r>
+      <w:r>
+        <w:rPr>
+          <w:b/>
+        </w:rPr>
+        <w:t xml:space="preserve">, not the older "Windows Subsystem for Linux" Windows feature, because the feature version has no WSLg and gives you no windows at all. Run `wsl --update`, then confirm `wsl --version` prints a </w:t>
       </w:r>
       <w:r>
         <w:rPr>
@@ -849,7 +1403,115 @@
         <w:t>WSLg version</w:t>
       </w:r>
       <w:r>
-        <w:t xml:space="preserve"> line. No line, no windows.</w:t>
+        <w:t>** line. No line, no windows.</w:t>
+      </w:r>
+    </w:p>
+    <w:p>
+      <w:pPr>
+        <w:pStyle w:val="ListBullet"/>
+      </w:pPr>
+      <w:r>
+        <w:rPr>
+          <w:b/>
+        </w:rPr>
+        <w:t>19044:</w:t>
+      </w:r>
+      <w:r>
+        <w:t xml:space="preserve"> you have WSLg but current Docker Desktop will refuse to install.</w:t>
+      </w:r>
+    </w:p>
+    <w:p>
+      <w:r>
+        <w:rPr>
+          <w:b/>
+        </w:rPr>
+        <w:t>What to do:</w:t>
+      </w:r>
+      <w:r>
+        <w:t xml:space="preserve"> update to 22H2 through Settings, Windows Update. It is one optional update away and it is the whole fix.</w:t>
+      </w:r>
+    </w:p>
+    <w:p>
+      <w:pPr>
+        <w:pStyle w:val="ListBullet"/>
+      </w:pPr>
+      <w:r>
+        <w:rPr>
+          <w:b/>
+        </w:rPr>
+        <w:t>19041 to 19043:</w:t>
+      </w:r>
+      <w:r>
+        <w:t xml:space="preserve"> this machine can </w:t>
+      </w:r>
+      <w:r>
+        <w:rPr>
+          <w:b/>
+        </w:rPr>
+        <w:t>never</w:t>
+      </w:r>
+      <w:r>
+        <w:t xml:space="preserve"> show a Gazebo or RViz window,</w:t>
+      </w:r>
+    </w:p>
+    <w:p>
+      <w:r>
+        <w:t xml:space="preserve">whatever else you install. There is no workaround short of updating Windows. </w:t>
+      </w:r>
+      <w:r>
+        <w:rPr>
+          <w:b/>
+        </w:rPr>
+        <w:t>What to do:</w:t>
+      </w:r>
+      <w:r>
+        <w:t xml:space="preserve"> update to 22H2. Meanwhile the machine is still useful headless: </w:t>
+      </w:r>
+      <w:r>
+        <w:rPr>
+          <w:rFonts w:ascii="Consolas" w:hAnsi="Consolas"/>
+          <w:sz w:val="19"/>
+        </w:rPr>
+        <w:t>render_check.sh</w:t>
+      </w:r>
+      <w:r>
+        <w:t xml:space="preserve">, the smoke test and </w:t>
+      </w:r>
+      <w:r>
+        <w:rPr>
+          <w:rFonts w:ascii="Consolas" w:hAnsi="Consolas"/>
+          <w:sz w:val="19"/>
+        </w:rPr>
+        <w:t>autonomy_check.sh</w:t>
+      </w:r>
+      <w:r>
+        <w:t xml:space="preserve"> all run with no display. Pair with someone whose machine shows windows for anything visual.</w:t>
+      </w:r>
+    </w:p>
+    <w:p>
+      <w:pPr>
+        <w:pStyle w:val="ListBullet"/>
+      </w:pPr>
+      <w:r>
+        <w:rPr>
+          <w:b/>
+        </w:rPr>
+        <w:t>Below 19041:</w:t>
+      </w:r>
+      <w:r>
+        <w:t xml:space="preserve"> nothing here works. Update Windows first.</w:t>
+      </w:r>
+    </w:p>
+    <w:p>
+      <w:r>
+        <w:rPr>
+          <w:rFonts w:ascii="Consolas" w:hAnsi="Consolas"/>
+          <w:sz w:val="19"/>
+        </w:rPr>
+        <w:t>scripts/setup-windows.ps1</w:t>
+      </w:r>
+      <w:r>
+        <w:t xml:space="preserve"> prints your build number and which of these you are in.</w:t>
       </w:r>
     </w:p>
     <w:p>
@@ -890,16 +1552,16 @@
     </w:p>
     <w:p>
       <w:r>
-        <w:t xml:space="preserve">That service is new as of 2026-09-15 and is </w:t>
+        <w:t xml:space="preserve">That service is </w:t>
       </w:r>
       <w:r>
         <w:rPr>
           <w:b/>
         </w:rPr>
-        <w:t>not yet verified on a real Linux machine</w:t>
-      </w:r>
-      <w:r>
-        <w:t xml:space="preserve"> - nobody on the team runs Linux on the desktop. It is the Windows service with the WSL-specific machinery swapped for </w:t>
+        <w:t>written but has never been run on a real Linux machine</w:t>
+      </w:r>
+      <w:r>
+        <w:t xml:space="preserve">, because nobody on the team runs Linux on the desktop. It is the Windows service with the WSL-specific machinery swapped for </w:t>
       </w:r>
       <w:r>
         <w:rPr>
@@ -939,7 +1601,7 @@
         <w:t>nvidia-container-toolkit</w:t>
       </w:r>
       <w:r>
-        <w:t xml:space="preserve"> not being installed, and forgetting </w:t>
+        <w:t xml:space="preserve"> not being installed and forgetting </w:t>
       </w:r>
       <w:r>
         <w:rPr>
@@ -1006,7 +1668,7 @@
         <w:t>NVIDIA</w:t>
       </w:r>
       <w:r>
-        <w:t xml:space="preserve"> to a string matching your adapter, or delete the line to let Mesa choose. On native Linux, drop </w:t>
+        <w:t xml:space="preserve"> to a string matching your adapter, or delete the line and let Mesa choose. On native Linux, drop </w:t>
       </w:r>
       <w:r>
         <w:rPr>
@@ -1061,7 +1723,7 @@
         <w:t>render_check.sh</w:t>
       </w:r>
       <w:r>
-        <w:t xml:space="preserve"> and see what it reports. A modern AMD or Intel GPU will render this scene perfectly well; the pinning exists only because </w:t>
+        <w:t xml:space="preserve"> and see what it reports. A modern AMD or Intel GPU will render this scene perfectly well. The pinning exists only because </w:t>
       </w:r>
       <w:r>
         <w:rPr>
@@ -1121,12 +1783,12 @@
         <w:t>CAMERAS=none</w:t>
       </w:r>
       <w:r>
-        <w:t>. They are what software rendering</w:t>
+        <w:t>. They are what software rendering cannot</w:t>
       </w:r>
     </w:p>
     <w:p>
       <w:r>
-        <w:t>cannot keep up with.</w:t>
+        <w:t>keep up with.</w:t>
       </w:r>
     </w:p>
     <w:p>
@@ -1168,7 +1830,7 @@
         <w:t>gpu_lidar</w:t>
       </w:r>
       <w:r>
-        <w:t xml:space="preserve"> falls back too and the physics is on the CPU regardless. Run:</w:t>
+        <w:t xml:space="preserve"> falls back too and the physics is on the CPU regardless:</w:t>
       </w:r>
     </w:p>
     <w:p>
@@ -1197,7 +1859,7 @@
     </w:p>
     <w:p>
       <w:r>
-        <w:t>Not supported. Docker Desktop on macOS gives containers no GPU, and there is no WSLg equivalent. Software rendering in a VM is the only option and it is not worth the trouble. Use a lab machine.</w:t>
+        <w:t>Not supported. Docker Desktop on macOS gives containers no GPU and there is no WSLg equivalent. Use a lab machine.</w:t>
       </w:r>
     </w:p>
     <w:p>
@@ -1210,7 +1872,7 @@
     </w:p>
     <w:p>
       <w:r>
-        <w:t>The default allocation is often too small once Gazebo, RViz and ten Nav2 nodes are running. Settings -&gt; Resources:</w:t>
+        <w:t>The default allocation is often too small once Gazebo, RViz and ten Nav2 nodes are running. Settings, Resources:</w:t>
       </w:r>
     </w:p>
     <w:tbl>
@@ -1323,41 +1985,6 @@
           <w:p>
             <w:r/>
             <w:r>
-              <w:t>Disk</w:t>
-            </w:r>
-          </w:p>
-        </w:tc>
-        <w:tc>
-          <w:tcPr>
-            <w:tcW w:type="dxa" w:w="2880"/>
-          </w:tcPr>
-          <w:p>
-            <w:r/>
-            <w:r>
-              <w:t>15 GB free</w:t>
-            </w:r>
-          </w:p>
-        </w:tc>
-        <w:tc>
-          <w:tcPr>
-            <w:tcW w:type="dxa" w:w="2880"/>
-          </w:tcPr>
-          <w:p>
-            <w:r/>
-            <w:r>
-              <w:t>30 GB</w:t>
-            </w:r>
-          </w:p>
-        </w:tc>
-      </w:tr>
-      <w:tr>
-        <w:tc>
-          <w:tcPr>
-            <w:tcW w:type="dxa" w:w="2880"/>
-          </w:tcPr>
-          <w:p>
-            <w:r/>
-            <w:r>
               <w:t>CPUs</w:t>
             </w:r>
           </w:p>
@@ -1412,6 +2039,42 @@
       </w:r>
     </w:p>
     <w:p>
+      <w:r>
+        <w:rPr>
+          <w:b/>
+        </w:rPr>
+        <w:t>The `--recurse-submodules` is not optional.</w:t>
+      </w:r>
+      <w:r>
+        <w:t xml:space="preserve"> This is the single most common way a fresh clone fails, and the failure is confusing when it happens. </w:t>
+      </w:r>
+      <w:r>
+        <w:rPr>
+          <w:rFonts w:ascii="Consolas" w:hAnsi="Consolas"/>
+          <w:sz w:val="19"/>
+        </w:rPr>
+        <w:t>zed_description</w:t>
+      </w:r>
+      <w:r>
+        <w:t xml:space="preserve"> is a submodule and colcon builds it by name, so without it the workspace build fails outright; </w:t>
+      </w:r>
+      <w:r>
+        <w:rPr>
+          <w:rFonts w:ascii="Consolas" w:hAnsi="Consolas"/>
+          <w:sz w:val="19"/>
+        </w:rPr>
+        <w:t>IGVC_track_generator</w:t>
+      </w:r>
+      <w:r>
+        <w:t xml:space="preserve"> holds the track data that every navigation node and the world generator read.</w:t>
+      </w:r>
+    </w:p>
+    <w:p>
+      <w:r>
+        <w:t>From the WSL2 shell:</w:t>
+      </w:r>
+    </w:p>
+    <w:p>
       <w:pPr>
         <w:spacing w:after="200" w:before="120"/>
         <w:ind w:left="432"/>
@@ -1424,23 +2087,14 @@
         </w:rPr>
         <w:t>cd /mnt/c            # or wherever you keep projects</w:t>
         <w:br/>
-        <w:t>git clone https://github.com/wworth-IGVC/IGVC_robot_2027.git</w:t>
+        <w:t>git clone --recurse-submodules https://github.com/wworth-IGVC/IGVC_robot_2027.git</w:t>
         <w:br/>
         <w:t>cd IGVC_robot_2027</w:t>
       </w:r>
     </w:p>
     <w:p>
       <w:r>
-        <w:t xml:space="preserve">If you already have it somewhere with a space in the path, that is fine, but </w:t>
-      </w:r>
-      <w:r>
-        <w:rPr>
-          <w:b/>
-        </w:rPr>
-        <w:t>quote it everywhere</w:t>
-      </w:r>
-      <w:r>
-        <w:t>:</w:t>
+        <w:t>Expect nine submodules. Check:</w:t>
       </w:r>
     </w:p>
     <w:p>
@@ -1454,6 +2108,73 @@
           <w:color w:val="113355"/>
           <w:sz w:val="18"/>
         </w:rPr>
+        <w:t>git submodule status | wc -l          # want: 9</w:t>
+        <w:br/>
+        <w:t>git submodule status | grep '^-'      # want: no output. A leading - means empty</w:t>
+      </w:r>
+    </w:p>
+    <w:p>
+      <w:r>
+        <w:rPr>
+          <w:b/>
+        </w:rPr>
+        <w:t>If you already cloned without it</w:t>
+      </w:r>
+      <w:r>
+        <w:t>, you do not need to start again:</w:t>
+      </w:r>
+    </w:p>
+    <w:p>
+      <w:pPr>
+        <w:spacing w:after="200" w:before="120"/>
+        <w:ind w:left="432"/>
+      </w:pPr>
+      <w:r>
+        <w:rPr>
+          <w:rFonts w:ascii="Consolas" w:hAnsi="Consolas"/>
+          <w:color w:val="113355"/>
+          <w:sz w:val="18"/>
+        </w:rPr>
+        <w:t>git submodule update --init --recursive</w:t>
+      </w:r>
+    </w:p>
+    <w:p>
+      <w:r>
+        <w:rPr>
+          <w:rFonts w:ascii="Consolas" w:hAnsi="Consolas"/>
+          <w:sz w:val="19"/>
+        </w:rPr>
+        <w:t>bootstrap.sh</w:t>
+      </w:r>
+      <w:r>
+        <w:t xml:space="preserve"> in section 4 does this for you and refuses to continue if any submodule is still empty, so you cannot get far with the wrong clone.</w:t>
+      </w:r>
+    </w:p>
+    <w:p>
+      <w:r>
+        <w:t xml:space="preserve">If your path contains a space, that is fine, but </w:t>
+      </w:r>
+      <w:r>
+        <w:rPr>
+          <w:b/>
+        </w:rPr>
+        <w:t>quote it everywhere</w:t>
+      </w:r>
+      <w:r>
+        <w:t>:</w:t>
+      </w:r>
+    </w:p>
+    <w:p>
+      <w:pPr>
+        <w:spacing w:after="200" w:before="120"/>
+        <w:ind w:left="432"/>
+      </w:pPr>
+      <w:r>
+        <w:rPr>
+          <w:rFonts w:ascii="Consolas" w:hAnsi="Consolas"/>
+          <w:color w:val="113355"/>
+          <w:sz w:val="18"/>
+        </w:rPr>
         <w:t>cd "/mnt/c/IGVC 2027/IGVC_robot_2027"</w:t>
       </w:r>
     </w:p>
@@ -1463,12 +2184,12 @@
         <w:pStyle w:val="Heading2"/>
       </w:pPr>
       <w:r>
-        <w:t>3. Build the image</w:t>
+        <w:t>3. Check your machine, from PowerShell</w:t>
       </w:r>
     </w:p>
     <w:p>
       <w:r>
-        <w:t>From the WSL2 shell, in the repo root:</w:t>
+        <w:t>This one script is meant for PowerShell, because all it does is read your machine's configuration. It builds nothing and starts nothing.</w:t>
       </w:r>
     </w:p>
     <w:p>
@@ -1482,55 +2203,70 @@
           <w:color w:val="113355"/>
           <w:sz w:val="18"/>
         </w:rPr>
-        <w:t>docker compose -f docker-compose.windows.yml build igvc_gazebo</w:t>
+        <w:t>cd "C:\IGVC 2027\IGVC_robot_2027"</w:t>
+        <w:br/>
+        <w:t>.\scripts\setup-windows.ps1</w:t>
       </w:r>
     </w:p>
     <w:p>
       <w:r>
-        <w:t xml:space="preserve">Ten to twenty minutes the first time; it downloads ROS 2 Jazzy, Gazebo Harmonic and Nav2. The result is </w:t>
+        <w:t>It checks the Windows build against all three thresholds above, WSL2, Docker, GPU passthrough, free disk (printing both the number it wants and the number it found) and whether your submodules are populated. Every failure comes with what to do about it.</w:t>
+      </w:r>
+    </w:p>
+    <w:p>
+      <w:r>
+        <w:t>Expect it to end with:</w:t>
+      </w:r>
+    </w:p>
+    <w:p>
+      <w:pPr>
+        <w:spacing w:after="200" w:before="120"/>
+        <w:ind w:left="432"/>
+      </w:pPr>
+      <w:r>
+        <w:rPr>
+          <w:rFonts w:ascii="Consolas" w:hAnsi="Consolas"/>
+          <w:color w:val="113355"/>
+          <w:sz w:val="18"/>
+        </w:rPr>
+        <w:t xml:space="preserve">  All required checks passed.</w:t>
+        <w:br/>
+        <w:t xml:space="preserve">  Prerequisites are in place. Nothing was built.</w:t>
+      </w:r>
+    </w:p>
+    <w:p>
+      <w:r>
+        <w:t xml:space="preserve">Switches: </w:t>
       </w:r>
       <w:r>
         <w:rPr>
           <w:rFonts w:ascii="Consolas" w:hAnsi="Consolas"/>
           <w:sz w:val="19"/>
         </w:rPr>
-        <w:t>igvc-gazebo-jazzy:latest</w:t>
-      </w:r>
-      <w:r>
-        <w:t xml:space="preserve">, about </w:t>
-      </w:r>
-      <w:r>
-        <w:rPr>
-          <w:b/>
-        </w:rPr>
-        <w:t>5.6 GB</w:t>
-      </w:r>
-      <w:r>
-        <w:t>. Later builds are cached and take seconds unless the Dockerfile changed.</w:t>
-      </w:r>
-    </w:p>
-    <w:p>
-      <w:r>
-        <w:t xml:space="preserve">Note the file: </w:t>
-      </w:r>
-      <w:r>
-        <w:rPr>
-          <w:b/>
-        </w:rPr>
-        <w:t>`docker-compose.windows.yml`</w:t>
-      </w:r>
-      <w:r>
-        <w:t xml:space="preserve">, not the plain </w:t>
+        <w:t>-WithPerception</w:t>
+      </w:r>
+      <w:r>
+        <w:t xml:space="preserve"> and </w:t>
       </w:r>
       <w:r>
         <w:rPr>
           <w:rFonts w:ascii="Consolas" w:hAnsi="Consolas"/>
           <w:sz w:val="19"/>
         </w:rPr>
-        <w:t>docker-compose.yml</w:t>
-      </w:r>
-      <w:r>
-        <w:t>. The plain one targets native Linux and will not work here.</w:t>
+        <w:t>-WithZed</w:t>
+      </w:r>
+      <w:r>
+        <w:t xml:space="preserve"> raise the disk requirement for those much larger images, which the simulator does not need. </w:t>
+      </w:r>
+      <w:r>
+        <w:rPr>
+          <w:rFonts w:ascii="Consolas" w:hAnsi="Consolas"/>
+          <w:sz w:val="19"/>
+        </w:rPr>
+        <w:t>-Weights</w:t>
+      </w:r>
+      <w:r>
+        <w:t xml:space="preserve"> downloads the YOLOPv2 model weights, which the simulator does not use.</w:t>
       </w:r>
     </w:p>
     <w:p/>
@@ -1539,7 +2275,21 @@
         <w:pStyle w:val="Heading2"/>
       </w:pPr>
       <w:r>
-        <w:t>4. Start the container</w:t>
+        <w:t>4. One command: get the image, build, and verify</w:t>
+      </w:r>
+    </w:p>
+    <w:p>
+      <w:r>
+        <w:t xml:space="preserve">Back in the </w:t>
+      </w:r>
+      <w:r>
+        <w:rPr>
+          <w:b/>
+        </w:rPr>
+        <w:t>WSL2</w:t>
+      </w:r>
+      <w:r>
+        <w:t xml:space="preserve"> shell, in the repo root:</w:t>
       </w:r>
     </w:p>
     <w:p>
@@ -1553,10 +2303,462 @@
           <w:color w:val="113355"/>
           <w:sz w:val="18"/>
         </w:rPr>
-        <w:t>docker compose -f docker-compose.windows.yml up -d igvc_gazebo</w:t>
+        <w:t>bash scripts/gazebo/bootstrap.sh</w:t>
       </w:r>
     </w:p>
     <w:p>
+      <w:r>
+        <w:t xml:space="preserve">That does everything: submodules, the image, the container, the workspace build, the GPU check and the smoke test. It prints </w:t>
+      </w:r>
+      <w:r>
+        <w:rPr>
+          <w:rFonts w:ascii="Consolas" w:hAnsi="Consolas"/>
+          <w:sz w:val="19"/>
+        </w:rPr>
+        <w:t>PASS</w:t>
+      </w:r>
+      <w:r>
+        <w:t xml:space="preserve"> or </w:t>
+      </w:r>
+      <w:r>
+        <w:rPr>
+          <w:rFonts w:ascii="Consolas" w:hAnsi="Consolas"/>
+          <w:sz w:val="19"/>
+        </w:rPr>
+        <w:t>FAIL</w:t>
+      </w:r>
+      <w:r>
+        <w:t xml:space="preserve"> for each step and </w:t>
+      </w:r>
+      <w:r>
+        <w:rPr>
+          <w:b/>
+        </w:rPr>
+        <w:t>stops at the first failure</w:t>
+      </w:r>
+      <w:r>
+        <w:t xml:space="preserve"> rather than half-succeeding.</w:t>
+      </w:r>
+    </w:p>
+    <w:p>
+      <w:r>
+        <w:rPr>
+          <w:b/>
+        </w:rPr>
+        <w:t>If someone handed you the image on a USB drive, use it.</w:t>
+      </w:r>
+      <w:r>
+        <w:t xml:space="preserve"> This skips the download and the build entirely, which matters when twelve people are on the same campus wifi. From WSL2, a USB drive mounted at </w:t>
+      </w:r>
+      <w:r>
+        <w:rPr>
+          <w:rFonts w:ascii="Consolas" w:hAnsi="Consolas"/>
+          <w:sz w:val="19"/>
+        </w:rPr>
+        <w:t>D:</w:t>
+      </w:r>
+      <w:r>
+        <w:t xml:space="preserve"> is </w:t>
+      </w:r>
+      <w:r>
+        <w:rPr>
+          <w:rFonts w:ascii="Consolas" w:hAnsi="Consolas"/>
+          <w:sz w:val="19"/>
+        </w:rPr>
+        <w:t>/mnt/d</w:t>
+      </w:r>
+      <w:r>
+        <w:t>:</w:t>
+      </w:r>
+    </w:p>
+    <w:p>
+      <w:pPr>
+        <w:spacing w:after="200" w:before="120"/>
+        <w:ind w:left="432"/>
+      </w:pPr>
+      <w:r>
+        <w:rPr>
+          <w:rFonts w:ascii="Consolas" w:hAnsi="Consolas"/>
+          <w:color w:val="113355"/>
+          <w:sz w:val="18"/>
+        </w:rPr>
+        <w:t>IMAGE_TAR=/mnt/d/igvc-gazebo-jazzy.tar bash scripts/gazebo/bootstrap.sh</w:t>
+      </w:r>
+    </w:p>
+    <w:p>
+      <w:r>
+        <w:t>Other options:</w:t>
+      </w:r>
+    </w:p>
+    <w:tbl>
+      <w:tblPr>
+        <w:tblStyle w:val="LightGrid-Accent1"/>
+        <w:tblW w:type="auto" w:w="0"/>
+        <w:tblLook w:firstColumn="1" w:firstRow="1" w:lastColumn="0" w:lastRow="0" w:noHBand="0" w:noVBand="1" w:val="04A0"/>
+      </w:tblPr>
+      <w:tblGrid>
+        <w:gridCol w:w="4320"/>
+        <w:gridCol w:w="4320"/>
+      </w:tblGrid>
+      <w:tr>
+        <w:tc>
+          <w:tcPr>
+            <w:tcW w:type="dxa" w:w="4320"/>
+          </w:tcPr>
+          <w:p>
+            <w:r>
+              <w:rPr>
+                <w:b/>
+              </w:rPr>
+            </w:r>
+            <w:r>
+              <w:rPr>
+                <w:b/>
+              </w:rPr>
+              <w:t>Variable</w:t>
+            </w:r>
+          </w:p>
+        </w:tc>
+        <w:tc>
+          <w:tcPr>
+            <w:tcW w:type="dxa" w:w="4320"/>
+          </w:tcPr>
+          <w:p>
+            <w:r>
+              <w:rPr>
+                <w:b/>
+              </w:rPr>
+            </w:r>
+            <w:r>
+              <w:rPr>
+                <w:b/>
+              </w:rPr>
+              <w:t>Effect</w:t>
+            </w:r>
+          </w:p>
+        </w:tc>
+      </w:tr>
+      <w:tr>
+        <w:tc>
+          <w:tcPr>
+            <w:tcW w:type="dxa" w:w="4320"/>
+          </w:tcPr>
+          <w:p>
+            <w:r/>
+            <w:r>
+              <w:rPr>
+                <w:rFonts w:ascii="Consolas" w:hAnsi="Consolas"/>
+                <w:sz w:val="19"/>
+              </w:rPr>
+              <w:t>IMAGE_TAR=&lt;path&gt;</w:t>
+            </w:r>
+          </w:p>
+        </w:tc>
+        <w:tc>
+          <w:tcPr>
+            <w:tcW w:type="dxa" w:w="4320"/>
+          </w:tcPr>
+          <w:p>
+            <w:r/>
+            <w:r>
+              <w:t>load the image from a tar instead of building it</w:t>
+            </w:r>
+          </w:p>
+        </w:tc>
+      </w:tr>
+      <w:tr>
+        <w:tc>
+          <w:tcPr>
+            <w:tcW w:type="dxa" w:w="4320"/>
+          </w:tcPr>
+          <w:p>
+            <w:r/>
+            <w:r>
+              <w:rPr>
+                <w:rFonts w:ascii="Consolas" w:hAnsi="Consolas"/>
+                <w:sz w:val="19"/>
+              </w:rPr>
+              <w:t>SKIP_SMOKE=1</w:t>
+            </w:r>
+          </w:p>
+        </w:tc>
+        <w:tc>
+          <w:tcPr>
+            <w:tcW w:type="dxa" w:w="4320"/>
+          </w:tcPr>
+          <w:p>
+            <w:r/>
+            <w:r>
+              <w:t>stop after the GPU check. Saves about 4 minutes</w:t>
+            </w:r>
+          </w:p>
+        </w:tc>
+      </w:tr>
+      <w:tr>
+        <w:tc>
+          <w:tcPr>
+            <w:tcW w:type="dxa" w:w="4320"/>
+          </w:tcPr>
+          <w:p>
+            <w:r/>
+            <w:r>
+              <w:rPr>
+                <w:rFonts w:ascii="Consolas" w:hAnsi="Consolas"/>
+                <w:sz w:val="19"/>
+              </w:rPr>
+              <w:t>FORCE_BUILD=1</w:t>
+            </w:r>
+          </w:p>
+        </w:tc>
+        <w:tc>
+          <w:tcPr>
+            <w:tcW w:type="dxa" w:w="4320"/>
+          </w:tcPr>
+          <w:p>
+            <w:r/>
+            <w:r>
+              <w:t>rebuild the image even if it is already present</w:t>
+            </w:r>
+          </w:p>
+        </w:tc>
+      </w:tr>
+    </w:tbl>
+    <w:p/>
+    <w:p>
+      <w:r>
+        <w:t>Expect, with timings from this machine:</w:t>
+      </w:r>
+    </w:p>
+    <w:p>
+      <w:pPr>
+        <w:spacing w:after="200" w:before="120"/>
+        <w:ind w:left="432"/>
+      </w:pPr>
+      <w:r>
+        <w:rPr>
+          <w:rFonts w:ascii="Consolas" w:hAnsi="Consolas"/>
+          <w:color w:val="113355"/>
+          <w:sz w:val="18"/>
+        </w:rPr>
+        <w:t>==&gt; step 1: checking where we are and what we have</w:t>
+        <w:br/>
+        <w:t xml:space="preserve">  PASS  in the repository root</w:t>
+        <w:br/>
+        <w:t xml:space="preserve">  PASS  running from a WSL2 shell, so GUI windows will work later</w:t>
+        <w:br/>
+        <w:t xml:space="preserve">  PASS  docker is reachable  (Docker version 29.7.2, build a7dcaa6)</w:t>
+        <w:br/>
+        <w:t xml:space="preserve">  PASS  free disk: wanted 12 GB, found 112 GB</w:t>
+        <w:br/>
+        <w:br/>
+        <w:t>==&gt; step 2: submodules</w:t>
+        <w:br/>
+        <w:t xml:space="preserve">  PASS  all 9 submodules populated</w:t>
+        <w:br/>
+        <w:t xml:space="preserve">  PASS  track data and zed_description are on disk</w:t>
+        <w:br/>
+        <w:br/>
+        <w:t>==&gt; step 3: the image</w:t>
+        <w:br/>
+        <w:t xml:space="preserve">  PASS  image loaded from the tar</w:t>
+        <w:br/>
+        <w:br/>
+        <w:t>==&gt; step 4: starting the container</w:t>
+        <w:br/>
+        <w:t xml:space="preserve">  PASS  igvc_gazebo is up</w:t>
+        <w:br/>
+        <w:br/>
+        <w:t>==&gt; step 5: building the workspace</w:t>
+        <w:br/>
+        <w:t xml:space="preserve">  PASS  four packages built</w:t>
+        <w:br/>
+        <w:br/>
+        <w:t>==&gt; step 6: render_check.sh: is it on the GPU, or silently on the CPU</w:t>
+        <w:br/>
+        <w:t xml:space="preserve">        GL_RENDERER = D3D12 (NVIDIA GeForce RTX 5070 Ti Laptop GPU)</w:t>
+        <w:br/>
+        <w:t xml:space="preserve">        camera topic   : PUBLISHING</w:t>
+        <w:br/>
+        <w:t xml:space="preserve">        gpu_lidar topic: PUBLISHING</w:t>
+        <w:br/>
+        <w:t xml:space="preserve">        RESULT: HARDWARE RENDERING (NVIDIA)</w:t>
+        <w:br/>
+        <w:t xml:space="preserve">  PASS  hardware rendering, and both sensors are publishing</w:t>
+        <w:br/>
+        <w:br/>
+        <w:t>==&gt; step 7: bringup_smoke_test.sh: the topic contract, and does it drive</w:t>
+        <w:br/>
+        <w:t xml:space="preserve">        topic checks passed: 18   failed: 0</w:t>
+        <w:br/>
+        <w:t xml:space="preserve">        DRIVE TEST : PASS</w:t>
+        <w:br/>
+        <w:t xml:space="preserve">        FRAME TEST : PASS</w:t>
+        <w:br/>
+        <w:t xml:space="preserve">  PASS  the topic contract holds and the robot drives on /cmd_vel</w:t>
+        <w:br/>
+        <w:br/>
+        <w:t xml:space="preserve">  Bootstrap complete. The simulator is verified on this machine.</w:t>
+      </w:r>
+    </w:p>
+    <w:p>
+      <w:pPr>
+        <w:pStyle w:val="Heading3"/>
+      </w:pPr>
+      <w:r>
+        <w:t>If you would rather do the steps by hand</w:t>
+      </w:r>
+    </w:p>
+    <w:p>
+      <w:pPr>
+        <w:spacing w:after="200" w:before="120"/>
+        <w:ind w:left="432"/>
+      </w:pPr>
+      <w:r>
+        <w:rPr>
+          <w:rFonts w:ascii="Consolas" w:hAnsi="Consolas"/>
+          <w:color w:val="113355"/>
+          <w:sz w:val="18"/>
+        </w:rPr>
+        <w:t>git submodule update --init --recursive</w:t>
+        <w:br/>
+        <w:t>docker compose -f docker-compose.windows.yml build igvc_gazebo   # or: docker load -i &lt;tar&gt;</w:t>
+        <w:br/>
+        <w:t>docker compose -f docker-compose.windows.yml up -d igvc_gazebo</w:t>
+        <w:br/>
+        <w:t>docker exec igvc_gazebo bash -c 'source /opt/ros/jazzy/setup.bash &amp;&amp; cd /root/ros2_ws &amp;&amp;</w:t>
+        <w:br/>
+        <w:t xml:space="preserve">  colcon build --symlink-install \</w:t>
+        <w:br/>
+        <w:t xml:space="preserve">    --base-paths /root/ros2_ws/src/IGVC_robot_2026/src \</w:t>
+        <w:br/>
+        <w:t xml:space="preserve">    --packages-select zed_description igvc_test_description igvc_test_bringup igvc_lane_detection'</w:t>
+      </w:r>
+    </w:p>
+    <w:p>
+      <w:r>
+        <w:t xml:space="preserve">Note the compose file: </w:t>
+      </w:r>
+      <w:r>
+        <w:rPr>
+          <w:b/>
+        </w:rPr>
+        <w:t>`docker-compose.windows.yml`</w:t>
+      </w:r>
+      <w:r>
+        <w:t xml:space="preserve">, not the plain </w:t>
+      </w:r>
+      <w:r>
+        <w:rPr>
+          <w:rFonts w:ascii="Consolas" w:hAnsi="Consolas"/>
+          <w:sz w:val="19"/>
+        </w:rPr>
+        <w:t>docker-compose.yml</w:t>
+      </w:r>
+      <w:r>
+        <w:t>. The plain one targets native Linux and will not work here.</w:t>
+      </w:r>
+    </w:p>
+    <w:p>
+      <w:r>
+        <w:rPr>
+          <w:b/>
+        </w:rPr>
+        <w:t>Four packages, not three</w:t>
+      </w:r>
+      <w:r>
+        <w:t xml:space="preserve">, and the fourth is the one people leave out: </w:t>
+      </w:r>
+      <w:r>
+        <w:rPr>
+          <w:rFonts w:ascii="Consolas" w:hAnsi="Consolas"/>
+          <w:sz w:val="19"/>
+        </w:rPr>
+        <w:t>zed_description</w:t>
+      </w:r>
+      <w:r>
+        <w:t xml:space="preserve"> is a submodule that </w:t>
+      </w:r>
+      <w:r>
+        <w:rPr>
+          <w:rFonts w:ascii="Consolas" w:hAnsi="Consolas"/>
+          <w:sz w:val="19"/>
+        </w:rPr>
+        <w:t>igvc_test_description</w:t>
+      </w:r>
+      <w:r>
+        <w:t xml:space="preserve"> depends on, and omitting it fails the build. (The comment at the top of </w:t>
+      </w:r>
+      <w:r>
+        <w:rPr>
+          <w:rFonts w:ascii="Consolas" w:hAnsi="Consolas"/>
+          <w:sz w:val="19"/>
+        </w:rPr>
+        <w:t>start_sim.sh</w:t>
+      </w:r>
+      <w:r>
+        <w:t xml:space="preserve"> says "three"; the code selects four. The code is right.)</w:t>
+      </w:r>
+    </w:p>
+    <w:p>
+      <w:r>
+        <w:rPr>
+          <w:b/>
+        </w:rPr>
+        <w:t>Do not use `docker compose run`.</w:t>
+      </w:r>
+      <w:r>
+        <w:t xml:space="preserve"> It creates a *new* container with a random name every time, so a second </w:t>
+      </w:r>
+      <w:r>
+        <w:rPr>
+          <w:rFonts w:ascii="Consolas" w:hAnsi="Consolas"/>
+          <w:sz w:val="19"/>
+        </w:rPr>
+        <w:t>run</w:t>
+      </w:r>
+      <w:r>
+        <w:t xml:space="preserve"> gives you a second, separate simulator rather than a second shell into the first. Two simulators on one ROS domain both publish </w:t>
+      </w:r>
+      <w:r>
+        <w:rPr>
+          <w:rFonts w:ascii="Consolas" w:hAnsi="Consolas"/>
+          <w:sz w:val="19"/>
+        </w:rPr>
+        <w:t>/clock</w:t>
+      </w:r>
+      <w:r>
+        <w:t xml:space="preserve">, </w:t>
+      </w:r>
+      <w:r>
+        <w:rPr>
+          <w:rFonts w:ascii="Consolas" w:hAnsi="Consolas"/>
+          <w:sz w:val="19"/>
+        </w:rPr>
+        <w:t>/odom</w:t>
+      </w:r>
+      <w:r>
+        <w:t xml:space="preserve"> and </w:t>
+      </w:r>
+      <w:r>
+        <w:rPr>
+          <w:rFonts w:ascii="Consolas" w:hAnsi="Consolas"/>
+          <w:sz w:val="19"/>
+        </w:rPr>
+        <w:t>/tf</w:t>
+      </w:r>
+      <w:r>
+        <w:t xml:space="preserve"> for the same robot, and the navigation stack then plans against a robot whose position jumps between them. It looks exactly like a navigation bug. That is how six </w:t>
+      </w:r>
+      <w:r>
+        <w:rPr>
+          <w:rFonts w:ascii="Consolas" w:hAnsi="Consolas"/>
+          <w:sz w:val="19"/>
+        </w:rPr>
+        <w:t>gz sim</w:t>
+      </w:r>
+      <w:r>
+        <w:t xml:space="preserve"> processes once ran at once. Use </w:t>
+      </w:r>
       <w:r>
         <w:rPr>
           <w:rFonts w:ascii="Consolas" w:hAnsi="Consolas"/>
@@ -1565,68 +2767,17 @@
         <w:t>up -d</w:t>
       </w:r>
       <w:r>
-        <w:t xml:space="preserve"> starts it in the background with the fixed name </w:t>
+        <w:t xml:space="preserve"> plus </w:t>
       </w:r>
       <w:r>
         <w:rPr>
           <w:rFonts w:ascii="Consolas" w:hAnsi="Consolas"/>
           <w:sz w:val="19"/>
         </w:rPr>
-        <w:t>igvc_gazebo</w:t>
+        <w:t>docker exec</w:t>
       </w:r>
       <w:r>
         <w:t>.</w:t>
-      </w:r>
-    </w:p>
-    <w:p>
-      <w:r>
-        <w:rPr>
-          <w:b/>
-        </w:rPr>
-        <w:t>Do not use `docker compose run`.</w:t>
-      </w:r>
-      <w:r>
-        <w:t xml:space="preserve"> It creates a *new* container with a random name every time, so a second </w:t>
-      </w:r>
-      <w:r>
-        <w:rPr>
-          <w:rFonts w:ascii="Consolas" w:hAnsi="Consolas"/>
-          <w:sz w:val="19"/>
-        </w:rPr>
-        <w:t>run</w:t>
-      </w:r>
-      <w:r>
-        <w:t xml:space="preserve"> gives you a second, separate simulator rather than a second shell into the first. That has cost real debugging time: two simulators on one ROS network both publish </w:t>
-      </w:r>
-      <w:r>
-        <w:rPr>
-          <w:rFonts w:ascii="Consolas" w:hAnsi="Consolas"/>
-          <w:sz w:val="19"/>
-        </w:rPr>
-        <w:t>/clock</w:t>
-      </w:r>
-      <w:r>
-        <w:t xml:space="preserve">, </w:t>
-      </w:r>
-      <w:r>
-        <w:rPr>
-          <w:rFonts w:ascii="Consolas" w:hAnsi="Consolas"/>
-          <w:sz w:val="19"/>
-        </w:rPr>
-        <w:t>/odom</w:t>
-      </w:r>
-      <w:r>
-        <w:t xml:space="preserve"> and </w:t>
-      </w:r>
-      <w:r>
-        <w:rPr>
-          <w:rFonts w:ascii="Consolas" w:hAnsi="Consolas"/>
-          <w:sz w:val="19"/>
-        </w:rPr>
-        <w:t>/tf</w:t>
-      </w:r>
-      <w:r>
-        <w:t xml:space="preserve"> for the same robot, and the navigation stack then plans against a robot whose position jumps between the two. It looks exactly like a navigation bug.</w:t>
       </w:r>
     </w:p>
     <w:p/>
@@ -1635,7 +2786,12 @@
         <w:pStyle w:val="Heading2"/>
       </w:pPr>
       <w:r>
-        <w:t>5. Prove the GPU is actually being used - do this first, every machine</w:t>
+        <w:t>5. Making the USB drive, for whoever is handing the image out</w:t>
+      </w:r>
+    </w:p>
+    <w:p>
+      <w:r>
+        <w:t>Do this once, on a machine that already has the image:</w:t>
       </w:r>
     </w:p>
     <w:p>
@@ -1649,14 +2805,225 @@
           <w:color w:val="113355"/>
           <w:sz w:val="18"/>
         </w:rPr>
-        <w:t>docker exec -it igvc_gazebo bash -c \</w:t>
-        <w:br/>
-        <w:t xml:space="preserve">  "source /opt/ros/jazzy/setup.bash &amp;&amp; bash src/IGVC_robot_2026/scripts/gazebo/render_check.sh"</w:t>
+        <w:t>docker save igvc-gazebo-jazzy:latest -o igvc-gazebo-jazzy.tar</w:t>
+      </w:r>
+    </w:p>
+    <w:tbl>
+      <w:tblPr>
+        <w:tblStyle w:val="LightGrid-Accent1"/>
+        <w:tblW w:type="auto" w:w="0"/>
+        <w:tblLook w:firstColumn="1" w:firstRow="1" w:lastColumn="0" w:lastRow="0" w:noHBand="0" w:noVBand="1" w:val="04A0"/>
+      </w:tblPr>
+      <w:tblGrid>
+        <w:gridCol w:w="4320"/>
+        <w:gridCol w:w="4320"/>
+      </w:tblGrid>
+      <w:tr>
+        <w:tc>
+          <w:tcPr>
+            <w:tcW w:type="dxa" w:w="4320"/>
+          </w:tcPr>
+          <w:p>
+            <w:r>
+              <w:rPr>
+                <w:b/>
+              </w:rPr>
+            </w:r>
+            <w:r>
+              <w:rPr>
+                <w:b/>
+              </w:rPr>
+              <w:t>Measured on this machine</w:t>
+            </w:r>
+          </w:p>
+        </w:tc>
+        <w:tc>
+          <w:tcPr>
+            <w:tcW w:type="dxa" w:w="4320"/>
+          </w:tcPr>
+          <w:p>
+            <w:r>
+              <w:rPr>
+                <w:b/>
+              </w:rPr>
+            </w:r>
+          </w:p>
+        </w:tc>
+      </w:tr>
+      <w:tr>
+        <w:tc>
+          <w:tcPr>
+            <w:tcW w:type="dxa" w:w="4320"/>
+          </w:tcPr>
+          <w:p>
+            <w:r/>
+            <w:r>
+              <w:rPr>
+                <w:rFonts w:ascii="Consolas" w:hAnsi="Consolas"/>
+                <w:sz w:val="19"/>
+              </w:rPr>
+              <w:t>docker save</w:t>
+            </w:r>
+            <w:r>
+              <w:t xml:space="preserve"> wall time</w:t>
+            </w:r>
+          </w:p>
+        </w:tc>
+        <w:tc>
+          <w:tcPr>
+            <w:tcW w:type="dxa" w:w="4320"/>
+          </w:tcPr>
+          <w:p>
+            <w:r/>
+            <w:r>
+              <w:rPr>
+                <w:b/>
+              </w:rPr>
+              <w:t>14.6 s</w:t>
+            </w:r>
+          </w:p>
+        </w:tc>
+      </w:tr>
+      <w:tr>
+        <w:tc>
+          <w:tcPr>
+            <w:tcW w:type="dxa" w:w="4320"/>
+          </w:tcPr>
+          <w:p>
+            <w:r/>
+            <w:r>
+              <w:t>resulting file</w:t>
+            </w:r>
+          </w:p>
+        </w:tc>
+        <w:tc>
+          <w:tcPr>
+            <w:tcW w:type="dxa" w:w="4320"/>
+          </w:tcPr>
+          <w:p>
+            <w:r/>
+            <w:r>
+              <w:rPr>
+                <w:b/>
+              </w:rPr>
+              <w:t>1,201,505,280 bytes, 1.20 GB</w:t>
+            </w:r>
+          </w:p>
+        </w:tc>
+      </w:tr>
+      <w:tr>
+        <w:tc>
+          <w:tcPr>
+            <w:tcW w:type="dxa" w:w="4320"/>
+          </w:tcPr>
+          <w:p>
+            <w:r/>
+            <w:r>
+              <w:t>the image unpacked</w:t>
+            </w:r>
+          </w:p>
+        </w:tc>
+        <w:tc>
+          <w:tcPr>
+            <w:tcW w:type="dxa" w:w="4320"/>
+          </w:tcPr>
+          <w:p>
+            <w:r/>
+            <w:r>
+              <w:t>5.57 GB</w:t>
+            </w:r>
+          </w:p>
+        </w:tc>
+      </w:tr>
+    </w:tbl>
+    <w:p/>
+    <w:p>
+      <w:r>
+        <w:t xml:space="preserve">The tar is much smaller than the image because it holds the </w:t>
+      </w:r>
+      <w:r>
+        <w:rPr>
+          <w:b/>
+        </w:rPr>
+        <w:t>compressed</w:t>
+      </w:r>
+      <w:r>
+        <w:t xml:space="preserve"> layer blobs, which the daemon unpacks on load. A complete tar is an OCI layout: a </w:t>
+      </w:r>
+      <w:r>
+        <w:rPr>
+          <w:rFonts w:ascii="Consolas" w:hAnsi="Consolas"/>
+          <w:sz w:val="19"/>
+        </w:rPr>
+        <w:t>blobs/sha256/</w:t>
+      </w:r>
+      <w:r>
+        <w:t xml:space="preserve"> directory, </w:t>
+      </w:r>
+      <w:r>
+        <w:rPr>
+          <w:rFonts w:ascii="Consolas" w:hAnsi="Consolas"/>
+          <w:sz w:val="19"/>
+        </w:rPr>
+        <w:t>index.json</w:t>
+      </w:r>
+      <w:r>
+        <w:t xml:space="preserve">, </w:t>
+      </w:r>
+      <w:r>
+        <w:rPr>
+          <w:rFonts w:ascii="Consolas" w:hAnsi="Consolas"/>
+          <w:sz w:val="19"/>
+        </w:rPr>
+        <w:t>manifest.json</w:t>
+      </w:r>
+      <w:r>
+        <w:t xml:space="preserve"> and </w:t>
+      </w:r>
+      <w:r>
+        <w:rPr>
+          <w:rFonts w:ascii="Consolas" w:hAnsi="Consolas"/>
+          <w:sz w:val="19"/>
+        </w:rPr>
+        <w:t>oci-layout</w:t>
+      </w:r>
+      <w:r>
+        <w:t xml:space="preserve">. You can check yours is not truncated with </w:t>
+      </w:r>
+      <w:r>
+        <w:rPr>
+          <w:rFonts w:ascii="Consolas" w:hAnsi="Consolas"/>
+          <w:sz w:val="19"/>
+        </w:rPr>
+        <w:t>tar -tf igvc-gazebo-jazzy.tar | tail -4</w:t>
+      </w:r>
+      <w:r>
+        <w:t>.</w:t>
       </w:r>
     </w:p>
     <w:p>
       <w:r>
-        <w:t>Want:</w:t>
+        <w:t xml:space="preserve">Copy that one file to the drive. On the receiving machine, either pass </w:t>
+      </w:r>
+      <w:r>
+        <w:rPr>
+          <w:rFonts w:ascii="Consolas" w:hAnsi="Consolas"/>
+          <w:sz w:val="19"/>
+        </w:rPr>
+        <w:t>IMAGE_TAR</w:t>
+      </w:r>
+      <w:r>
+        <w:t xml:space="preserve"> to </w:t>
+      </w:r>
+      <w:r>
+        <w:rPr>
+          <w:rFonts w:ascii="Consolas" w:hAnsi="Consolas"/>
+          <w:sz w:val="19"/>
+        </w:rPr>
+        <w:t>bootstrap.sh</w:t>
+      </w:r>
+      <w:r>
+        <w:t xml:space="preserve"> as in section 4, or load it by hand:</w:t>
       </w:r>
     </w:p>
     <w:p>
@@ -1670,46 +3037,33 @@
           <w:color w:val="113355"/>
           <w:sz w:val="18"/>
         </w:rPr>
-        <w:t>RESULT: HARDWARE RENDERING (NVIDIA)</w:t>
+        <w:t>docker load -i /mnt/d/igvc-gazebo-jazzy.tar</w:t>
       </w:r>
     </w:p>
     <w:p>
       <w:r>
-        <w:t xml:space="preserve">If you get </w:t>
+        <w:t xml:space="preserve">Expect </w:t>
       </w:r>
       <w:r>
         <w:rPr>
           <w:rFonts w:ascii="Consolas" w:hAnsi="Consolas"/>
           <w:sz w:val="19"/>
         </w:rPr>
-        <w:t>SOFTWARE FALLBACK (llvmpipe)</w:t>
-      </w:r>
-      <w:r>
-        <w:t xml:space="preserve">, Gazebo is rendering on the CPU. It will still run, slowly, and </w:t>
-      </w:r>
+        <w:t>Loaded image: igvc-gazebo-jazzy:latest</w:t>
+      </w:r>
+      <w:r>
+        <w:t>.</w:t>
+      </w:r>
+    </w:p>
+    <w:p>
       <w:r>
         <w:rPr>
           <w:b/>
         </w:rPr>
-        <w:t>every camera measurement you take will be meaningless</w:t>
-      </w:r>
-      <w:r>
-        <w:t>. This failure is silent - nothing errors, it is just 20x slower - which is exactly why this check exists and why it goes first.</w:t>
-      </w:r>
-    </w:p>
-    <w:p>
-      <w:r>
-        <w:t xml:space="preserve">Do not use </w:t>
-      </w:r>
-      <w:r>
-        <w:rPr>
-          <w:rFonts w:ascii="Consolas" w:hAnsi="Consolas"/>
-          <w:sz w:val="19"/>
-        </w:rPr>
-        <w:t>nvidia-smi</w:t>
-      </w:r>
-      <w:r>
-        <w:t xml:space="preserve"> for this. It reports CUDA working fine while OpenGL is on a software rasteriser.</w:t>
+        <w:t>An exFAT drive is required if the image ever grows past 4 GB</w:t>
+      </w:r>
+      <w:r>
+        <w:t>, because FAT32 cannot hold a single file that large. 1.20 GB is fine on either, but do not assume it stays that way.</w:t>
       </w:r>
     </w:p>
     <w:p/>
@@ -1786,7 +3140,16 @@
         <w:t>/root/ros2_ws/src/IGVC_robot_2026</w:t>
       </w:r>
       <w:r>
-        <w:t xml:space="preserve">. The directory keeps the 2026 name on purpose: the compose files, </w:t>
+        <w:t xml:space="preserve">. That directory keeps the </w:t>
+      </w:r>
+      <w:r>
+        <w:rPr>
+          <w:b/>
+        </w:rPr>
+        <w:t>2026</w:t>
+      </w:r>
+      <w:r>
+        <w:t xml:space="preserve"> name on purpose: the compose files, </w:t>
       </w:r>
       <w:r>
         <w:rPr>
@@ -1933,6 +3296,34 @@
                 <w:rFonts w:ascii="Consolas" w:hAnsi="Consolas"/>
                 <w:sz w:val="19"/>
               </w:rPr>
+              <w:t>CAMERAS=all</w:t>
+            </w:r>
+          </w:p>
+        </w:tc>
+        <w:tc>
+          <w:tcPr>
+            <w:tcW w:type="dxa" w:w="4320"/>
+          </w:tcPr>
+          <w:p>
+            <w:r/>
+            <w:r>
+              <w:t>all three ZED cameras instead of just the front one</w:t>
+            </w:r>
+          </w:p>
+        </w:tc>
+      </w:tr>
+      <w:tr>
+        <w:tc>
+          <w:tcPr>
+            <w:tcW w:type="dxa" w:w="4320"/>
+          </w:tcPr>
+          <w:p>
+            <w:r/>
+            <w:r>
+              <w:rPr>
+                <w:rFonts w:ascii="Consolas" w:hAnsi="Consolas"/>
+                <w:sz w:val="19"/>
+              </w:rPr>
               <w:t>RVIZ=0</w:t>
             </w:r>
           </w:p>
@@ -1977,39 +3368,11 @@
           </w:p>
         </w:tc>
       </w:tr>
-      <w:tr>
-        <w:tc>
-          <w:tcPr>
-            <w:tcW w:type="dxa" w:w="4320"/>
-          </w:tcPr>
-          <w:p>
-            <w:r/>
-            <w:r>
-              <w:rPr>
-                <w:rFonts w:ascii="Consolas" w:hAnsi="Consolas"/>
-                <w:sz w:val="19"/>
-              </w:rPr>
-              <w:t>CAMERAS=all</w:t>
-            </w:r>
-          </w:p>
-        </w:tc>
-        <w:tc>
-          <w:tcPr>
-            <w:tcW w:type="dxa" w:w="4320"/>
-          </w:tcPr>
-          <w:p>
-            <w:r/>
-            <w:r>
-              <w:t>all three ZED cameras instead of just the front one</w:t>
-            </w:r>
-          </w:p>
-        </w:tc>
-      </w:tr>
     </w:tbl>
     <w:p/>
     <w:p>
       <w:r>
-        <w:t>So the demo - the robot driving the course by itself:</w:t>
+        <w:t>So the demo, the robot driving the course by itself:</w:t>
       </w:r>
     </w:p>
     <w:p>
@@ -2028,7 +3391,7 @@
     </w:p>
     <w:p>
       <w:r>
-        <w:t>Give it about 60 seconds. Gazebo loads, then Nav2 starts 15 seconds later on purpose (see section 9), then the navigator plans and the robot sets off.</w:t>
+        <w:t>Give it about 60 seconds. Gazebo loads, then Nav2 starts 15 seconds later on purpose (section 9), then the navigator plans and the robot sets off.</w:t>
       </w:r>
     </w:p>
     <w:p>
@@ -2037,6 +3400,108 @@
           <w:b/>
         </w:rPr>
         <w:t>Ctrl-C in that shell stops everything.</w:t>
+      </w:r>
+    </w:p>
+    <w:p>
+      <w:r>
+        <w:t xml:space="preserve">Camera resolution defaults to 640x360 at 15 Hz. Both launch files now accept </w:t>
+      </w:r>
+      <w:r>
+        <w:rPr>
+          <w:rFonts w:ascii="Consolas" w:hAnsi="Consolas"/>
+          <w:sz w:val="19"/>
+        </w:rPr>
+        <w:t>sim_camera_width</w:t>
+      </w:r>
+      <w:r>
+        <w:t xml:space="preserve">, </w:t>
+      </w:r>
+      <w:r>
+        <w:rPr>
+          <w:rFonts w:ascii="Consolas" w:hAnsi="Consolas"/>
+          <w:sz w:val="19"/>
+        </w:rPr>
+        <w:t>sim_camera_height</w:t>
+      </w:r>
+      <w:r>
+        <w:t xml:space="preserve"> and </w:t>
+      </w:r>
+      <w:r>
+        <w:rPr>
+          <w:rFonts w:ascii="Consolas" w:hAnsi="Consolas"/>
+          <w:sz w:val="19"/>
+        </w:rPr>
+        <w:t>sim_camera_hz</w:t>
+      </w:r>
+      <w:r>
+        <w:t xml:space="preserve"> if you need to change it, including on the autonomy path, where until 2026-09-17 they were silently unreachable:</w:t>
+      </w:r>
+    </w:p>
+    <w:p>
+      <w:pPr>
+        <w:spacing w:after="200" w:before="120"/>
+        <w:ind w:left="432"/>
+      </w:pPr>
+      <w:r>
+        <w:rPr>
+          <w:rFonts w:ascii="Consolas" w:hAnsi="Consolas"/>
+          <w:color w:val="113355"/>
+          <w:sz w:val="18"/>
+        </w:rPr>
+        <w:t>ros2 launch igvc_test_bringup gazebo_nav_test.launch.py \</w:t>
+        <w:br/>
+        <w:t xml:space="preserve">    sim_camera_width:=1280 sim_camera_height:=720</w:t>
+      </w:r>
+    </w:p>
+    <w:p>
+      <w:r>
+        <w:rPr>
+          <w:rFonts w:ascii="Consolas" w:hAnsi="Consolas"/>
+          <w:sz w:val="19"/>
+        </w:rPr>
+        <w:t>sim_cameras</w:t>
+      </w:r>
+      <w:r>
+        <w:t xml:space="preserve"> accepts exactly </w:t>
+      </w:r>
+      <w:r>
+        <w:rPr>
+          <w:rFonts w:ascii="Consolas" w:hAnsi="Consolas"/>
+          <w:sz w:val="19"/>
+        </w:rPr>
+        <w:t>none</w:t>
+      </w:r>
+      <w:r>
+        <w:t xml:space="preserve">, </w:t>
+      </w:r>
+      <w:r>
+        <w:rPr>
+          <w:rFonts w:ascii="Consolas" w:hAnsi="Consolas"/>
+          <w:sz w:val="19"/>
+        </w:rPr>
+        <w:t>front</w:t>
+      </w:r>
+      <w:r>
+        <w:t xml:space="preserve"> or </w:t>
+      </w:r>
+      <w:r>
+        <w:rPr>
+          <w:rFonts w:ascii="Consolas" w:hAnsi="Consolas"/>
+          <w:sz w:val="19"/>
+        </w:rPr>
+        <w:t>all</w:t>
+      </w:r>
+      <w:r>
+        <w:t xml:space="preserve">. Anything else is now rejected with a readable error. It used to silently build a robot with </w:t>
+      </w:r>
+      <w:r>
+        <w:rPr>
+          <w:b/>
+        </w:rPr>
+        <w:t>zero cameras</w:t>
+      </w:r>
+      <w:r>
+        <w:t xml:space="preserve"> that launched cleanly.</w:t>
       </w:r>
     </w:p>
     <w:p/>
@@ -2165,7 +3630,16 @@
     </w:p>
     <w:p>
       <w:r>
-        <w:t xml:space="preserve">Gazebo's DiffDrive holds the last command it was given, so if you drive forward and let go of the key, the robot keeps going. Press </w:t>
+        <w:t xml:space="preserve">Gazebo's DiffDrive </w:t>
+      </w:r>
+      <w:r>
+        <w:rPr>
+          <w:b/>
+        </w:rPr>
+        <w:t>holds the last command it was given</w:t>
+      </w:r>
+      <w:r>
+        <w:t xml:space="preserve">, so if you drive forward and let go of the key, the robot keeps going. Press </w:t>
       </w:r>
       <w:r>
         <w:rPr>
@@ -2175,7 +3649,26 @@
         <w:t>k</w:t>
       </w:r>
       <w:r>
-        <w:t>.</w:t>
+        <w:t xml:space="preserve">. Measured today: it travelled a further </w:t>
+      </w:r>
+      <w:r>
+        <w:rPr>
+          <w:b/>
+        </w:rPr>
+        <w:t>3.672 m in the 4 s after `/cmd_vel` stopped</w:t>
+      </w:r>
+      <w:r>
+        <w:t xml:space="preserve">. Whether that is a true absence of timeout or a long one is still an open question, and </w:t>
+      </w:r>
+      <w:r>
+        <w:rPr>
+          <w:rFonts w:ascii="Consolas" w:hAnsi="Consolas"/>
+          <w:sz w:val="19"/>
+        </w:rPr>
+        <w:t>diff_drive_controller</w:t>
+      </w:r>
+      <w:r>
+        <w:t xml:space="preserve"> on the real robot does time out, so the simulator is the less safe of the two.</w:t>
       </w:r>
     </w:p>
     <w:p/>
@@ -2189,7 +3682,17 @@
     </w:p>
     <w:p>
       <w:r>
-        <w:t>Two scripts. Both run inside the container and both are built to fail when something is wrong, rather than to look reassuring.</w:t>
+        <w:t xml:space="preserve">Both run inside the container and both are built to fail when something is wrong rather than to look reassuring. </w:t>
+      </w:r>
+      <w:r>
+        <w:rPr>
+          <w:rFonts w:ascii="Consolas" w:hAnsi="Consolas"/>
+          <w:sz w:val="19"/>
+        </w:rPr>
+        <w:t>bootstrap.sh</w:t>
+      </w:r>
+      <w:r>
+        <w:t xml:space="preserve"> runs the first two for you; these are the commands to re-run one on its own.</w:t>
       </w:r>
     </w:p>
     <w:p>
@@ -2203,46 +3706,85 @@
           <w:color w:val="113355"/>
           <w:sz w:val="18"/>
         </w:rPr>
-        <w:t># the simulator and the topic contract: ~4 minutes</w:t>
-        <w:br/>
         <w:t>docker exec -it igvc_gazebo bash -c \</w:t>
         <w:br/>
-        <w:t xml:space="preserve">  "source /opt/ros/jazzy/setup.bash &amp;&amp; bash src/IGVC_robot_2026/scripts/gazebo/bringup_smoke_test.sh"</w:t>
+        <w:t xml:space="preserve">  "bash src/IGVC_robot_2026/scripts/gazebo/render_check.sh"</w:t>
       </w:r>
     </w:p>
     <w:p>
       <w:r>
-        <w:t xml:space="preserve">Expect </w:t>
+        <w:t xml:space="preserve">Want </w:t>
       </w:r>
       <w:r>
         <w:rPr>
           <w:rFonts w:ascii="Consolas" w:hAnsi="Consolas"/>
           <w:sz w:val="19"/>
         </w:rPr>
-        <w:t>topic checks passed: 18   failed: 0</w:t>
-      </w:r>
-      <w:r>
-        <w:t xml:space="preserve">, plus </w:t>
+        <w:t>RESULT: HARDWARE RENDERING (NVIDIA)</w:t>
+      </w:r>
+      <w:r>
+        <w:t>.</w:t>
+      </w:r>
+    </w:p>
+    <w:p>
+      <w:r>
+        <w:rPr>
+          <w:b/>
+        </w:rPr>
+        <w:t>You no longer need to source ROS before this.</w:t>
+      </w:r>
+      <w:r>
+        <w:t xml:space="preserve"> Earlier versions of this guide told you to, and until 2026-09-17 you genuinely had to, because </w:t>
       </w:r>
       <w:r>
         <w:rPr>
           <w:rFonts w:ascii="Consolas" w:hAnsi="Consolas"/>
           <w:sz w:val="19"/>
         </w:rPr>
-        <w:t>DRIVE TEST: PASS</w:t>
-      </w:r>
-      <w:r>
-        <w:t xml:space="preserve"> and </w:t>
+        <w:t>gz</w:t>
+      </w:r>
+      <w:r>
+        <w:t xml:space="preserve"> on this image comes from the ROS *vendor* packages and </w:t>
       </w:r>
       <w:r>
         <w:rPr>
           <w:rFonts w:ascii="Consolas" w:hAnsi="Consolas"/>
           <w:sz w:val="19"/>
         </w:rPr>
-        <w:t>FRAME TEST: PASS</w:t>
-      </w:r>
-      <w:r>
-        <w:t>. It commands a velocity and checks the odometry moved by roughly the right amount in roughly the right direction, compared against Gazebo's own ground truth - because "the topics exist" passes on a badly broken setup.</w:t>
+        <w:t>/root/.bashrc</w:t>
+      </w:r>
+      <w:r>
+        <w:t xml:space="preserve"> does not source </w:t>
+      </w:r>
+      <w:r>
+        <w:rPr>
+          <w:rFonts w:ascii="Consolas" w:hAnsi="Consolas"/>
+          <w:sz w:val="19"/>
+        </w:rPr>
+        <w:t>setup.bash</w:t>
+      </w:r>
+      <w:r>
+        <w:t xml:space="preserve">. The script failed on a clean container with </w:t>
+      </w:r>
+      <w:r>
+        <w:rPr>
+          <w:rFonts w:ascii="Consolas" w:hAnsi="Consolas"/>
+          <w:sz w:val="19"/>
+        </w:rPr>
+        <w:t>gz: No such file or directory</w:t>
+      </w:r>
+      <w:r>
+        <w:t xml:space="preserve"> and printed </w:t>
+      </w:r>
+      <w:r>
+        <w:rPr>
+          <w:rFonts w:ascii="Consolas" w:hAnsi="Consolas"/>
+          <w:sz w:val="19"/>
+        </w:rPr>
+        <w:t>RESULT: UNKNOWN</w:t>
+      </w:r>
+      <w:r>
+        <w:t>, which reads as a broken GPU rather than a missing PATH entry. It sources ROS itself now.</w:t>
       </w:r>
     </w:p>
     <w:p>
@@ -2256,35 +3798,16 @@
           <w:color w:val="113355"/>
           <w:sz w:val="18"/>
         </w:rPr>
-        <w:t># does the robot drive the course by itself: ~5 minutes</w:t>
+        <w:t># the simulator and the topic contract: about 4 minutes</w:t>
         <w:br/>
         <w:t>docker exec -it igvc_gazebo bash -c \</w:t>
         <w:br/>
-        <w:t xml:space="preserve">  "source /opt/ros/jazzy/setup.bash &amp;&amp; bash src/IGVC_robot_2026/scripts/gazebo/autonomy_check.sh"</w:t>
+        <w:t xml:space="preserve">  "bash src/IGVC_robot_2026/scripts/gazebo/bringup_smoke_test.sh"</w:t>
       </w:r>
     </w:p>
     <w:p>
       <w:r>
-        <w:t xml:space="preserve">Expect </w:t>
-      </w:r>
-      <w:r>
-        <w:rPr>
-          <w:rFonts w:ascii="Consolas" w:hAnsi="Consolas"/>
-          <w:sz w:val="19"/>
-        </w:rPr>
-        <w:t>AUTONOMY CHECK: PASS</w:t>
-      </w:r>
-      <w:r>
-        <w:t xml:space="preserve">. This script </w:t>
-      </w:r>
-      <w:r>
-        <w:rPr>
-          <w:b/>
-        </w:rPr>
-        <w:t>never publishes a velocity command</w:t>
-      </w:r>
-      <w:r>
-        <w:t xml:space="preserve"> - every command the robot receives comes from Nav2. Reference numbers from 2026-09-15:</w:t>
+        <w:t>Measured on this machine today:</w:t>
       </w:r>
     </w:p>
     <w:p>
@@ -2298,11 +3821,109 @@
           <w:color w:val="113355"/>
           <w:sz w:val="18"/>
         </w:rPr>
-        <w:t>distance travelled   122.9 m</w:t>
+        <w:t>topic checks passed: 18   failed: 0</w:t>
         <w:br/>
-        <w:t>centreline deviation mean 0.72 m, max 1.79 m</w:t>
+        <w:t>odometry displacement : 7.073 m</w:t>
+        <w:br/>
+        <w:t>simulator ground truth: 7.081 m</w:t>
+        <w:br/>
+        <w:t>heading disagreement  : 0.13 deg     (a wrong odom frame shows up here)</w:t>
+        <w:br/>
+        <w:t>distance ratio        : 0.9988       (a wrong wheel radius shows up here)</w:t>
+        <w:br/>
+        <w:t>DRIVE TEST : PASS</w:t>
+        <w:br/>
+        <w:t>FRAME TEST : PASS</w:t>
+      </w:r>
+    </w:p>
+    <w:p>
+      <w:r>
+        <w:t>It commands a velocity and checks the odometry moved by roughly the right amount in roughly the right direction, compared against Gazebo's own ground truth, because "the topics exist" passes on a badly broken setup.</w:t>
+      </w:r>
+    </w:p>
+    <w:p>
+      <w:pPr>
+        <w:spacing w:after="200" w:before="120"/>
+        <w:ind w:left="432"/>
+      </w:pPr>
+      <w:r>
+        <w:rPr>
+          <w:rFonts w:ascii="Consolas" w:hAnsi="Consolas"/>
+          <w:color w:val="113355"/>
+          <w:sz w:val="18"/>
+        </w:rPr>
+        <w:t># does the robot drive the course by itself: about 5 minutes</w:t>
+        <w:br/>
+        <w:t>docker exec -it igvc_gazebo bash -c \</w:t>
+        <w:br/>
+        <w:t xml:space="preserve">  "bash src/IGVC_robot_2026/scripts/gazebo/autonomy_check.sh"</w:t>
+      </w:r>
+    </w:p>
+    <w:p>
+      <w:r>
+        <w:t xml:space="preserve">This script </w:t>
+      </w:r>
+      <w:r>
+        <w:rPr>
+          <w:b/>
+        </w:rPr>
+        <w:t>never publishes a velocity command</w:t>
+      </w:r>
+      <w:r>
+        <w:t>: every command the robot receives comes from Nav2. Measured today:</w:t>
+      </w:r>
+    </w:p>
+    <w:p>
+      <w:pPr>
+        <w:spacing w:after="200" w:before="120"/>
+        <w:ind w:left="432"/>
+      </w:pPr>
+      <w:r>
+        <w:rPr>
+          <w:rFonts w:ascii="Consolas" w:hAnsi="Consolas"/>
+          <w:color w:val="113355"/>
+          <w:sz w:val="18"/>
+        </w:rPr>
+        <w:t>samples              : 893  at 9.5 Hz</w:t>
+        <w:br/>
+        <w:t>distance travelled   : 83.0 m</w:t>
+        <w:br/>
+        <w:t>furthest two points  : 29.3 m apart</w:t>
+        <w:br/>
+        <w:t>centreline deviation : mean 0.67 m, max 1.86 m</w:t>
+        <w:br/>
+        <w:t>yaw to lane          : mean 15.9 deg, max 48.0 deg</w:t>
+        <w:br/>
+        <w:t>lane clearance       : worst +0.040 m (chassis), +0.081 m (Nav2 footprint)</w:t>
+        <w:br/>
+        <w:t xml:space="preserve">                       0.0% of samples over the line</w:t>
+        <w:br/>
+        <w:br/>
+        <w:t>MOVED       : PASS      PROGRESS    : PASS</w:t>
+        <w:br/>
+        <w:t>IN LANE     : PASS      ON THE SLAB : PASS</w:t>
         <w:br/>
         <w:t>AUTONOMY CHECK: PASS</w:t>
+      </w:r>
+    </w:p>
+    <w:p>
+      <w:r>
+        <w:rPr>
+          <w:b/>
+        </w:rPr>
+        <w:t>Read `IN LANE` with care. It is currently a coin flip and that is a known defect in the test, not in the robot.</w:t>
+      </w:r>
+      <w:r>
+        <w:t xml:space="preserve"> It compares centreline deviation against a flat 2.00 m tolerance, but the lane width varies by a factor of two along the course, so the threshold is measuring the wrong quantity and the runs sit right on it: three runs at honest sampling produced 2.04 (FAIL), 1.95 (PASS) and 1.98 (PASS). In every one of those runs the robot drove 47 to 51 m under its own control, stayed on the slab, and put </w:t>
+      </w:r>
+      <w:r>
+        <w:rPr>
+          <w:b/>
+        </w:rPr>
+        <w:t>0.0%</w:t>
+      </w:r>
+      <w:r>
+        <w:t xml:space="preserve"> of samples over the paint. If you get a FAIL here, look at the clearance line before believing the robot misbehaved. A team decision is pending and nobody should raise the tolerance to make it green.</w:t>
       </w:r>
     </w:p>
     <w:p>
@@ -2378,7 +3999,47 @@
         <w:t>MESA_D3D12_DEFAULT_ADAPTER_NAME=NVIDIA</w:t>
       </w:r>
       <w:r>
-        <w:t xml:space="preserve"> in the compose file is what stops Mesa picking the Intel one and crashing.</w:t>
+        <w:t xml:space="preserve"> in the compose file is what stops Mesa picking the Intel one and crashing. Do </w:t>
+      </w:r>
+      <w:r>
+        <w:rPr>
+          <w:b/>
+        </w:rPr>
+        <w:t>not</w:t>
+      </w:r>
+      <w:r>
+        <w:t xml:space="preserve"> use </w:t>
+      </w:r>
+      <w:r>
+        <w:rPr>
+          <w:rFonts w:ascii="Consolas" w:hAnsi="Consolas"/>
+          <w:sz w:val="19"/>
+        </w:rPr>
+        <w:t>nvidia-smi</w:t>
+      </w:r>
+      <w:r>
+        <w:t xml:space="preserve"> to check this: it reports CUDA working fine while OpenGL is on a software rasteriser.</w:t>
+      </w:r>
+    </w:p>
+    <w:p>
+      <w:r>
+        <w:rPr>
+          <w:b/>
+        </w:rPr>
+        <w:t>`colcon build` fails with a package it cannot find, usually `zed_description`.</w:t>
+      </w:r>
+      <w:r>
+        <w:t xml:space="preserve"> Your submodules are empty. </w:t>
+      </w:r>
+      <w:r>
+        <w:rPr>
+          <w:rFonts w:ascii="Consolas" w:hAnsi="Consolas"/>
+          <w:sz w:val="19"/>
+        </w:rPr>
+        <w:t>git submodule update --init --recursive</w:t>
+      </w:r>
+      <w:r>
+        <w:t>. See section 2.</w:t>
       </w:r>
     </w:p>
     <w:p>
@@ -2389,7 +4050,7 @@
         <w:t>"A simulator is ALREADY RUNNING in this container."</w:t>
       </w:r>
       <w:r>
-        <w:t xml:space="preserve"> Exactly what it says, and the scripts now refuse rather than add a second one. Either let the test clean up (it does, automatically) or reset:</w:t>
+        <w:t xml:space="preserve"> Exactly what it says, and the scripts refuse rather than add a second one. Either let the test clean up, which it does automatically, or reset:</w:t>
       </w:r>
     </w:p>
     <w:p>
@@ -2414,7 +4075,7 @@
         <w:t>The robot does not move with `NAV=1`.</w:t>
       </w:r>
       <w:r>
-        <w:t xml:space="preserve"> Give it 60 seconds; Nav2 brings up ten nodes in sequence. If it still does not, look for </w:t>
+        <w:t xml:space="preserve"> Give it 60 seconds; Nav2 brings up ten lifecycle nodes in sequence. If it still does not, look for </w:t>
       </w:r>
       <w:r>
         <w:rPr>
@@ -2424,7 +4085,7 @@
         <w:t>Failed to bring up all requested nodes</w:t>
       </w:r>
       <w:r>
-        <w:t xml:space="preserve"> in the output - that is Nav2's lifecycle bringup losing a race against Gazebo's startup on a loaded machine. Raise the delay:</w:t>
+        <w:t xml:space="preserve"> in the output. That is Nav2's lifecycle bringup losing a race against Gazebo's startup on a loaded machine. Raise the delay:</w:t>
       </w:r>
     </w:p>
     <w:p>
@@ -2459,7 +4120,7 @@
         <w:t>docker exec igvc_gazebo ps -ef | grep gz</w:t>
       </w:r>
       <w:r>
-        <w:t xml:space="preserve">), and try </w:t>
+        <w:t xml:space="preserve">), and use </w:t>
       </w:r>
       <w:r>
         <w:rPr>
@@ -2469,7 +4130,17 @@
         <w:t>CAMERAS=front</w:t>
       </w:r>
       <w:r>
-        <w:t>, the default. Three 720p cameras drop the simulator to about 7 Hz each.</w:t>
+        <w:t xml:space="preserve">, the default. Three 720p cameras drop the simulator to about 7 Hz each. Note that </w:t>
+      </w:r>
+      <w:r>
+        <w:rPr>
+          <w:rFonts w:ascii="Consolas" w:hAnsi="Consolas"/>
+          <w:sz w:val="19"/>
+        </w:rPr>
+        <w:t>real_time_factor</w:t>
+      </w:r>
+      <w:r>
+        <w:t xml:space="preserve"> will read near 1.0 anyway, because gz-sim runs physics and rendering on separate threads. Count messages, never trust RTF.</w:t>
       </w:r>
     </w:p>
     <w:p>
@@ -2480,7 +4151,7 @@
         <w:t>The build fails partway.</w:t>
       </w:r>
       <w:r>
-        <w:t xml:space="preserve"> Re-run it first - partial layers are cached and a network hiccup mid-download is the common cause. If it fails in the same place twice, check free disk (</w:t>
+        <w:t xml:space="preserve"> Re-run it first: partial layers are cached and a network hiccup mid-download is the common cause. If it fails in the same place twice, check free disk (</w:t>
       </w:r>
       <w:r>
         <w:rPr>
@@ -2490,7 +4161,7 @@
         <w:t>df -h</w:t>
       </w:r>
       <w:r>
-        <w:t xml:space="preserve"> in the WSL2 shell) and Docker Desktop's disk limit. Behind a corporate proxy or VPN, Docker needs the proxy configured in Settings -&gt; Resources -&gt; Proxies, or </w:t>
+        <w:t xml:space="preserve"> in the WSL2 shell) and Docker Desktop's disk limit. Behind a corporate proxy or VPN, Docker needs the proxy configured in Settings, Resources, Proxies, or </w:t>
       </w:r>
       <w:r>
         <w:rPr>
@@ -2551,7 +4222,7 @@
         <w:t>*.sh</w:t>
       </w:r>
       <w:r>
-        <w:t>, so this means the checkout predates that or Git was configured to override it. Fix the checkout rather than adding workarounds:</w:t>
+        <w:t>, so a normal clone is fine; this means Git was configured to override it. Fix the checkout rather than adding workarounds:</w:t>
       </w:r>
     </w:p>
     <w:p>
@@ -2659,10 +4330,20 @@
           <w:rFonts w:ascii="Consolas" w:hAnsi="Consolas"/>
           <w:sz w:val="19"/>
         </w:rPr>
+        <w:t>bootstrap.sh</w:t>
+      </w:r>
+      <w:r>
+        <w:t xml:space="preserve"> and </w:t>
+      </w:r>
+      <w:r>
+        <w:rPr>
+          <w:rFonts w:ascii="Consolas" w:hAnsi="Consolas"/>
+          <w:sz w:val="19"/>
+        </w:rPr>
         <w:t>start_sim.sh</w:t>
       </w:r>
       <w:r>
-        <w:t xml:space="preserve"> builds it for you; if you launched </w:t>
+        <w:t xml:space="preserve"> both build it for you; if you launched </w:t>
       </w:r>
       <w:r>
         <w:rPr>
@@ -2672,17 +4353,7 @@
         <w:t>ros2 launch</w:t>
       </w:r>
       <w:r>
-        <w:t xml:space="preserve"> by hand, run the colcon build in section 8 of </w:t>
-      </w:r>
-      <w:r>
-        <w:rPr>
-          <w:rFonts w:ascii="Consolas" w:hAnsi="Consolas"/>
-          <w:sz w:val="19"/>
-        </w:rPr>
-        <w:t>GAZEBO_SETUP.md</w:t>
-      </w:r>
-      <w:r>
-        <w:t xml:space="preserve"> first.</w:t>
+        <w:t xml:space="preserve"> by hand, run the colcon build in section 4 first.</w:t>
       </w:r>
     </w:p>
     <w:p>
@@ -2711,7 +4382,7 @@
         <w:br/>
         <w:t>docker version | head -20</w:t>
         <w:br/>
-        <w:t>docker exec igvc_gazebo bash -c "source /opt/ros/jazzy/setup.bash &amp;&amp; bash src/IGVC_robot_2026/scripts/gazebo/render_check.sh" | tail -5</w:t>
+        <w:t>docker exec igvc_gazebo bash -c "bash src/IGVC_robot_2026/scripts/gazebo/render_check.sh" | tail -5</w:t>
         <w:br/>
         <w:t>docker exec igvc_gazebo ps -ef | grep -cE "gz sim|rviz2"</w:t>
       </w:r>
@@ -2733,20 +4404,7 @@
         <w:t>It does:</w:t>
       </w:r>
       <w:r>
-        <w:t xml:space="preserve"> run the real 2026 navigation stack - the ground-truth lane grid, the IGVC navigator, Nav2's controller, velocity smoother and collision monitor</w:t>
-      </w:r>
-    </w:p>
-    <w:p>
-      <w:pPr>
-        <w:pStyle w:val="ListBullet"/>
-      </w:pPr>
-      <w:r>
-        <w:t>against Gazebo, with none of those nodes modified. The robot drives the</w:t>
-      </w:r>
-    </w:p>
-    <w:p>
-      <w:r>
-        <w:t>course, stays between the lines and goes around the barrels.</w:t>
+        <w:t xml:space="preserve"> run the real 2026 navigation stack, that is the ground-truth lane grid, the IGVC navigator, Nav2's controller, velocity smoother and collision monitor, against Gazebo, with none of those nodes modified. The robot drives the course, stays between the lines and goes around the barrels.</w:t>
       </w:r>
     </w:p>
     <w:p>
@@ -2767,22 +4425,152 @@
         <w:t>IGVC_track_generator/track_points.json</w:t>
       </w:r>
       <w:r>
-        <w:t>, not out of the camera or the lidar. Both publish, and nothing plans on either. It is a *ground-truth* navigation test, and that is deliberate: when perception is added, a failure can be blamed on perception rather than on navigation.</w:t>
+        <w:t xml:space="preserve">, not out of the camera or the lidar. The camera, depth image, point cloud and lidar all publish, and </w:t>
+      </w:r>
+      <w:r>
+        <w:rPr>
+          <w:b/>
+        </w:rPr>
+        <w:t>nothing plans on any of them</w:t>
+      </w:r>
+      <w:r>
+        <w:t>. It is a *ground-truth* navigation test, and that is deliberate: when perception is added, a failure can be blamed on perception rather than on navigation.</w:t>
       </w:r>
     </w:p>
     <w:p>
       <w:r>
-        <w:t xml:space="preserve">Running the real lane detector here needs two things the image does not have yet: </w:t>
+        <w:t xml:space="preserve">More precisely, </w:t>
       </w:r>
       <w:r>
         <w:rPr>
           <w:rFonts w:ascii="Consolas" w:hAnsi="Consolas"/>
           <w:sz w:val="19"/>
         </w:rPr>
-        <w:t>torch</w:t>
-      </w:r>
-      <w:r>
-        <w:t xml:space="preserve"> and the YOLOPv2 weights.</w:t>
+        <w:t>gazebo_nav_test_nav2_overrides.yaml</w:t>
+      </w:r>
+      <w:r>
+        <w:t xml:space="preserve"> replaces the costmap </w:t>
+      </w:r>
+      <w:r>
+        <w:rPr>
+          <w:rFonts w:ascii="Consolas" w:hAnsi="Consolas"/>
+          <w:sz w:val="19"/>
+        </w:rPr>
+        <w:t>plugins</w:t>
+      </w:r>
+      <w:r>
+        <w:t xml:space="preserve"> list with </w:t>
+      </w:r>
+      <w:r>
+        <w:rPr>
+          <w:rFonts w:ascii="Consolas" w:hAnsi="Consolas"/>
+          <w:sz w:val="19"/>
+        </w:rPr>
+        <w:t>["lane_layer", "inflation_layer"]</w:t>
+      </w:r>
+      <w:r>
+        <w:t xml:space="preserve">, so Nav2's </w:t>
+      </w:r>
+      <w:r>
+        <w:rPr>
+          <w:rFonts w:ascii="Consolas" w:hAnsi="Consolas"/>
+          <w:sz w:val="19"/>
+        </w:rPr>
+        <w:t>obstacle_layer</w:t>
+      </w:r>
+      <w:r>
+        <w:t xml:space="preserve"> is never even instantiated. Every obstacle the robot has ever avoided in this simulator came from the JSON.</w:t>
+      </w:r>
+    </w:p>
+    <w:p>
+      <w:r>
+        <w:rPr>
+          <w:b/>
+        </w:rPr>
+        <w:t>The Hough lane detector does run</w:t>
+      </w:r>
+      <w:r>
+        <w:t xml:space="preserve">, and needs nothing extra: it is CLAHE, Canny and </w:t>
+      </w:r>
+      <w:r>
+        <w:rPr>
+          <w:rFonts w:ascii="Consolas" w:hAnsi="Consolas"/>
+          <w:sz w:val="19"/>
+        </w:rPr>
+        <w:t>HoughLinesP</w:t>
+      </w:r>
+      <w:r>
+        <w:t xml:space="preserve"> with no torch, and it produced 253 occupied cells in </w:t>
+      </w:r>
+      <w:r>
+        <w:rPr>
+          <w:rFonts w:ascii="Consolas" w:hAnsi="Consolas"/>
+          <w:sz w:val="19"/>
+        </w:rPr>
+        <w:t>/lane_map</w:t>
+      </w:r>
+      <w:r>
+        <w:t xml:space="preserve"> over a 90 s self-driven run. Nothing plans on its output. </w:t>
+      </w:r>
+      <w:r>
+        <w:rPr>
+          <w:b/>
+        </w:rPr>
+        <w:t>YOLOPv2 (`lane_segmentation_node`) does not run here</w:t>
+      </w:r>
+      <w:r>
+        <w:t>: it needs torch, which this image does not have, and weights that are not in the repo.</w:t>
+      </w:r>
+    </w:p>
+    <w:p>
+      <w:r>
+        <w:rPr>
+          <w:b/>
+        </w:rPr>
+        <w:t>The camera point cloud is rotated 90 degrees.</w:t>
+      </w:r>
+      <w:r>
+        <w:t xml:space="preserve"> Measured, not suspected: the cloud carries body-convention data stamped with the optical frame, so through its own frame the floor stands on its end. It is bridged, nothing consumes it, and </w:t>
+      </w:r>
+      <w:r>
+        <w:rPr>
+          <w:rFonts w:ascii="Consolas" w:hAnsi="Consolas"/>
+          <w:sz w:val="19"/>
+        </w:rPr>
+        <w:t>obstacle_layer</w:t>
+      </w:r>
+      <w:r>
+        <w:t xml:space="preserve"> is off, so it cannot currently do harm. </w:t>
+      </w:r>
+      <w:r>
+        <w:rPr>
+          <w:b/>
+        </w:rPr>
+        <w:t>It is not fixed</w:t>
+      </w:r>
+      <w:r>
+        <w:t xml:space="preserve">, deliberately, because fixing it means connecting a Nav2 consumer that has never been connected. See </w:t>
+      </w:r>
+      <w:r>
+        <w:rPr>
+          <w:rFonts w:ascii="Consolas" w:hAnsi="Consolas"/>
+          <w:sz w:val="19"/>
+        </w:rPr>
+        <w:t>GAZEBO_SETUP.md</w:t>
+      </w:r>
+      <w:r>
+        <w:t xml:space="preserve"> 10.6 and 10.10.</w:t>
+      </w:r>
+    </w:p>
+    <w:p>
+      <w:r>
+        <w:rPr>
+          <w:b/>
+        </w:rPr>
+        <w:t>`/fix` is not published.</w:t>
+      </w:r>
+      <w:r>
+        <w:t xml:space="preserve"> The GPS row of the interface contract is the one unbridged row. Nothing consumes it today.</w:t>
       </w:r>
     </w:p>
     <w:p>
@@ -2793,7 +4581,16 @@
         <w:t>It is not a ZED camera.</w:t>
       </w:r>
       <w:r>
-        <w:t xml:space="preserve"> The simulated cameras publish on the same topics with the same frame ids and the same intrinsics as the real ZED wrapper, so downstream code cannot tell the difference. The *content* is a plain pinhole camera with exact ray-cast depth. ZED neural depth, visual odometry and object detection have no Gazebo equivalent, and Stereolabs have said they are not planning to support Gazebo.</w:t>
+        <w:t xml:space="preserve"> The simulated cameras publish on the same topics with the same frame ids and the same intrinsics as the real ZED wrapper, so downstream code cannot tell the difference. The *content* is a plain pinhole camera with exact ray-cast depth. ZED neural depth, visual odometry and object detection have no Gazebo equivalent, and Stereolabs have said they are not planning to support Gazebo. The simulated field of view is 100 degrees and </w:t>
+      </w:r>
+      <w:r>
+        <w:rPr>
+          <w:b/>
+        </w:rPr>
+        <w:t>which lens is actually fitted to the robot is unknown</w:t>
+      </w:r>
+      <w:r>
+        <w:t>, so the sim is either 4.6 degrees too narrow or 26 degrees too wide and the sign is not known.</w:t>
       </w:r>
     </w:p>
     <w:p>
@@ -2805,6 +4602,17 @@
       </w:r>
       <w:r>
         <w:t xml:space="preserve"> Nav2's twist goes straight to Gazebo's built-in DiffDrive, which does the wheel kinematics itself. Joint limits and the controller update rate are therefore untested in simulation.</w:t>
+      </w:r>
+    </w:p>
+    <w:p>
+      <w:r>
+        <w:rPr>
+          <w:b/>
+        </w:rPr>
+        <w:t>Nothing here has been run on any machine but the one at the top of this file.</w:t>
+      </w:r>
+      <w:r>
+        <w:t xml:space="preserve"> Not the RTX 5080 laptop, not the Windows 10 machine, not native Linux.</w:t>
       </w:r>
     </w:p>
     <w:p/>
@@ -2829,7 +4637,10 @@
         </w:rPr>
         <w:t># all of these from a WSL2 shell, in the repo root</w:t>
         <w:br/>
-        <w:t>docker compose -f docker-compose.windows.yml build igvc_gazebo</w:t>
+        <w:t>bash scripts/gazebo/bootstrap.sh                                   # zero to verified</w:t>
+        <w:br/>
+        <w:t>IMAGE_TAR=/mnt/d/igvc-gazebo-jazzy.tar bash scripts/gazebo/bootstrap.sh   # from USB</w:t>
+        <w:br/>
         <w:br/>
         <w:t>docker compose -f docker-compose.windows.yml up -d igvc_gazebo</w:t>
         <w:br/>
@@ -2838,26 +4649,22 @@
         <w:t>docker compose -f docker-compose.windows.yml down                  # stop</w:t>
         <w:br/>
         <w:br/>
-        <w:t># inside the container</w:t>
+        <w:t>docker exec -it igvc_gazebo bash src/IGVC_robot_2026/scripts/gazebo/start_sim.sh                  # drive it yourself</w:t>
         <w:br/>
-        <w:t>docker exec -it igvc_gazebo bash src/IGVC_robot_2026/scripts/gazebo/start_sim.sh                    # drive it yourself</w:t>
+        <w:t>docker exec -it igvc_gazebo bash -c "NAV=1 bash src/IGVC_robot_2026/scripts/gazebo/start_sim.sh"  # it drives itself</w:t>
         <w:br/>
-        <w:t>docker exec -it igvc_gazebo bash -c "NAV=1 bash src/IGVC_robot_2026/scripts/gazebo/start_sim.sh"    # it drives itself</w:t>
-        <w:br/>
-        <w:t>docker exec -it igvc_gazebo bash          # a shell, for teleop</w:t>
+        <w:t>docker exec -it igvc_gazebo bash                                   # a shell, for teleop</w:t>
         <w:br/>
         <w:br/>
-        <w:t># checks, from a shell inside the container (docker exec -it igvc_gazebo bash).</w:t>
+        <w:t># the three checks. cwd inside the container is /root/ros2_ws;</w:t>
         <w:br/>
-        <w:t># cwd is /root/ros2_ws; the repo is one level down in src/IGVC_robot_2026.</w:t>
+        <w:t># the repo is one level down in src/IGVC_robot_2026.</w:t>
         <w:br/>
-        <w:t>source /opt/ros/jazzy/setup.bash</w:t>
+        <w:t>docker exec -it igvc_gazebo bash -c "bash src/IGVC_robot_2026/scripts/gazebo/render_check.sh"</w:t>
         <w:br/>
-        <w:t>bash src/IGVC_robot_2026/scripts/gazebo/render_check.sh          # GPU. run this first, on every machine</w:t>
+        <w:t>docker exec -it igvc_gazebo bash -c "bash src/IGVC_robot_2026/scripts/gazebo/bringup_smoke_test.sh"</w:t>
         <w:br/>
-        <w:t>bash src/IGVC_robot_2026/scripts/gazebo/bringup_smoke_test.sh    # simulator + topic contract</w:t>
-        <w:br/>
-        <w:t>bash src/IGVC_robot_2026/scripts/gazebo/autonomy_check.sh        # does it drive the course itself</w:t>
+        <w:t>docker exec -it igvc_gazebo bash -c "bash src/IGVC_robot_2026/scripts/gazebo/autonomy_check.sh"</w:t>
       </w:r>
     </w:p>
     <w:tbl>
@@ -2959,7 +4766,7 @@
           <w:p>
             <w:r/>
             <w:r>
-              <w:t>corrected odometry, world-aligned with its origin at the spawn point</w:t>
+              <w:t>corrected odometry, world-aligned, origin at the spawn point</w:t>
             </w:r>
           </w:p>
         </w:tc>

--- a/docs/IGVC_2027_Gazebo_Setup_Guide.docx
+++ b/docs/IGVC_2027_Gazebo_Setup_Guide.docx
@@ -8,7 +8,7 @@
         <w:jc w:val="center"/>
       </w:pPr>
       <w:r>
-        <w:t>Gazebo simulator: set it up and drive the course</w:t>
+        <w:t>Gazebo simulator: from a blank Windows install to driving the course</w:t>
       </w:r>
     </w:p>
     <w:p>
@@ -16,10 +16,10 @@
         <w:rPr>
           <w:b/>
         </w:rPr>
-        <w:t>For a team member who has never opened this repository.</w:t>
-      </w:r>
-      <w:r>
-        <w:t xml:space="preserve"> Follow it top to bottom and you will end with a robot navigating the IGVC course on your own machine.</w:t>
+        <w:t>Assumes nothing is installed.</w:t>
+      </w:r>
+      <w:r>
+        <w:t xml:space="preserve"> No Git, no Docker, no WSL2, no Python. If you have a fresh Windows laptop and about 60 GB free on C:, this file is everything you need.</w:t>
       </w:r>
     </w:p>
     <w:p>
@@ -30,7 +30,16 @@
         <w:t>Verified 2026-09-17</w:t>
       </w:r>
       <w:r>
-        <w:t xml:space="preserve"> on Windows 11 Home (build 26200), RTX 5070 Ti Laptop 12 GB, driver 610.88, Docker Desktop 29.7.2 with the WSL2 backend, WSL2 Ubuntu-26.04. Every number in this file was measured on that machine. It is an x86 laptop, not the robot's Jetson, so do not quote the timings as robot performance.</w:t>
+        <w:t xml:space="preserve"> on Windows 11 Home build 26200, RTX 5070 Ti Laptop 12 GB, driver 610.88, Docker Desktop 29.7.2 with the WSL2 backend, WSL2 Ubuntu-26.04. Every number below was measured on that one machine. It is an x86 laptop, </w:t>
+      </w:r>
+      <w:r>
+        <w:rPr>
+          <w:b/>
+        </w:rPr>
+        <w:t>not</w:t>
+      </w:r>
+      <w:r>
+        <w:t xml:space="preserve"> the robot's Jetson, so do not quote the timings as robot performance.</w:t>
       </w:r>
     </w:p>
     <w:p>
@@ -42,7 +51,77 @@
         <w:t>GAZEBO_SETUP.md</w:t>
       </w:r>
       <w:r>
-        <w:t xml:space="preserve"> is the reference and explains *why* for everything here. This file is the *how* and does not assume you have read that one.</w:t>
+        <w:t xml:space="preserve"> is the reference and explains *why* for everything here. This file is the *how*.</w:t>
+      </w:r>
+    </w:p>
+    <w:p/>
+    <w:p>
+      <w:pPr>
+        <w:pStyle w:val="Heading2"/>
+      </w:pPr>
+      <w:r>
+        <w:t>Start here: the decision tree</w:t>
+      </w:r>
+    </w:p>
+    <w:p>
+      <w:r>
+        <w:t>You do not need to read three paths to find yours. Read this, then jump.</w:t>
+      </w:r>
+    </w:p>
+    <w:p>
+      <w:pPr>
+        <w:spacing w:after="200" w:before="120"/>
+        <w:ind w:left="432"/>
+      </w:pPr>
+      <w:r>
+        <w:rPr>
+          <w:rFonts w:ascii="Consolas" w:hAnsi="Consolas"/>
+          <w:color w:val="113355"/>
+          <w:sz w:val="18"/>
+        </w:rPr>
+        <w:t xml:space="preserve">  1. Do you have a Mac?</w:t>
+        <w:br/>
+        <w:t xml:space="preserve">        yes -&gt; section 5. Short answer: tonight you pair with a Windows</w:t>
+        <w:br/>
+        <w:t xml:space="preserve">               laptop. A Mac can run the headless checks under emulation,</w:t>
+        <w:br/>
+        <w:t xml:space="preserve">               but it CANNOT show the Gazebo window at all: XQuartz's GL</w:t>
+        <w:br/>
+        <w:t xml:space="preserve">               is too old for gz-sim's renderer. Do not spend tonight on it.</w:t>
+        <w:br/>
+        <w:t xml:space="preserve">        no  -&gt; continue</w:t>
+        <w:br/>
+        <w:br/>
+        <w:t xml:space="preserve">  2. Do you have Administrator rights on this laptop?</w:t>
+        <w:br/>
+        <w:t xml:space="preserve">        no  -&gt; you cannot install Docker Desktop. Pair with someone.</w:t>
+        <w:br/>
+        <w:t xml:space="preserve">               See section 1, check 1.</w:t>
+        <w:br/>
+        <w:t xml:space="preserve">        yes -&gt; continue</w:t>
+        <w:br/>
+        <w:br/>
+        <w:t xml:space="preserve">  3. Work through section 1 (triage), then section 2 (installs),</w:t>
+        <w:br/>
+        <w:t xml:space="preserve">     then section 3 (the repo), then section 4 (one command).</w:t>
+        <w:br/>
+        <w:br/>
+        <w:t xml:space="preserve">  4. Section 4 runs render_check.sh, which PRINTS YOUR TIER.</w:t>
+        <w:br/>
+        <w:t xml:space="preserve">     Read it off the screen. Then:</w:t>
+        <w:br/>
+        <w:br/>
+        <w:t xml:space="preserve">        YOUR TIER: A   discrete NVIDIA        -&gt; section 6. Everything works.</w:t>
+        <w:br/>
+        <w:t xml:space="preserve">        YOUR TIER: B   integrated Intel/AMD   -&gt; section 6, same as A, but</w:t>
+        <w:br/>
+        <w:t xml:space="preserve">                                                 your performance is unmeasured.</w:t>
+        <w:br/>
+        <w:t xml:space="preserve">        YOUR TIER: C   software rendering     -&gt; section 7. Still useful.</w:t>
+        <w:br/>
+        <w:t xml:space="preserve">                                                 Headless plus RViz.</w:t>
+        <w:br/>
+        <w:t xml:space="preserve">        YOUR TIER: unknown                    -&gt; treat as C, report the adapter.</w:t>
       </w:r>
     </w:p>
     <w:p>
@@ -50,7 +129,157 @@
         <w:rPr>
           <w:b/>
         </w:rPr>
-        <w:t>How long it takes:</w:t>
+        <w:t>Nobody is excluded.</w:t>
+      </w:r>
+      <w:r>
+        <w:t xml:space="preserve"> Tier C is a supported configuration, not a failure. The physics runs on the CPU either way and the lidar falls back too, so navigation, odometry and control work are all still valid on a laptop with no usable GPU. Cameras are the only part that really suffers.</w:t>
+      </w:r>
+    </w:p>
+    <w:p/>
+    <w:p>
+      <w:pPr>
+        <w:pStyle w:val="Heading2"/>
+      </w:pPr>
+      <w:r>
+        <w:t>1. Triage, before you install anything</w:t>
+      </w:r>
+    </w:p>
+    <w:p>
+      <w:r>
+        <w:t>Three checks. Each has a consequence, so do them first rather than discovering the problem at minute seventy.</w:t>
+      </w:r>
+    </w:p>
+    <w:p>
+      <w:pPr>
+        <w:pStyle w:val="Heading3"/>
+      </w:pPr>
+      <w:r>
+        <w:t>Check 1: do you have Administrator rights?</w:t>
+      </w:r>
+    </w:p>
+    <w:p>
+      <w:r>
+        <w:t xml:space="preserve">Open </w:t>
+      </w:r>
+      <w:r>
+        <w:rPr>
+          <w:b/>
+        </w:rPr>
+        <w:t>PowerShell</w:t>
+      </w:r>
+      <w:r>
+        <w:t xml:space="preserve"> and run:</w:t>
+      </w:r>
+    </w:p>
+    <w:p>
+      <w:pPr>
+        <w:spacing w:after="200" w:before="120"/>
+        <w:ind w:left="432"/>
+      </w:pPr>
+      <w:r>
+        <w:rPr>
+          <w:rFonts w:ascii="Consolas" w:hAnsi="Consolas"/>
+          <w:color w:val="113355"/>
+          <w:sz w:val="18"/>
+        </w:rPr>
+        <w:t>([Security.Principal.WindowsPrincipal][Security.Principal.WindowsIdentity]::GetCurrent()).IsInRole([Security.Principal.WindowsBuiltInRole]::Administrator)</w:t>
+      </w:r>
+    </w:p>
+    <w:p>
+      <w:r>
+        <w:rPr>
+          <w:rFonts w:ascii="Consolas" w:hAnsi="Consolas"/>
+          <w:sz w:val="19"/>
+        </w:rPr>
+        <w:t>True</w:t>
+      </w:r>
+      <w:r>
+        <w:t xml:space="preserve"> means this shell is elevated. If you get </w:t>
+      </w:r>
+      <w:r>
+        <w:rPr>
+          <w:rFonts w:ascii="Consolas" w:hAnsi="Consolas"/>
+          <w:sz w:val="19"/>
+        </w:rPr>
+        <w:t>False</w:t>
+      </w:r>
+      <w:r>
+        <w:t xml:space="preserve">, right-click PowerShell and choose </w:t>
+      </w:r>
+      <w:r>
+        <w:rPr>
+          <w:b/>
+        </w:rPr>
+        <w:t>Run as administrator</w:t>
+      </w:r>
+      <w:r>
+        <w:t>, then run it again.</w:t>
+      </w:r>
+    </w:p>
+    <w:p>
+      <w:r>
+        <w:rPr>
+          <w:b/>
+        </w:rPr>
+        <w:t>If you cannot get `True` at all, stop here.</w:t>
+      </w:r>
+      <w:r>
+        <w:t xml:space="preserve"> Docker Desktop needs administrator rights to install, and a university-managed laptop may simply refuse. </w:t>
+      </w:r>
+      <w:r>
+        <w:rPr>
+          <w:b/>
+        </w:rPr>
+        <w:t>Consequence: you pair with someone else for this session.</w:t>
+      </w:r>
+      <w:r>
+        <w:t xml:space="preserve"> That is a normal outcome and not worth fighting during a two-hour meeting; raise it with IT afterwards.</w:t>
+      </w:r>
+    </w:p>
+    <w:p>
+      <w:pPr>
+        <w:pStyle w:val="Heading3"/>
+      </w:pPr>
+      <w:r>
+        <w:t>Check 2: is your Windows new enough?</w:t>
+      </w:r>
+    </w:p>
+    <w:p>
+      <w:pPr>
+        <w:spacing w:after="200" w:before="120"/>
+        <w:ind w:left="432"/>
+      </w:pPr>
+      <w:r>
+        <w:rPr>
+          <w:rFonts w:ascii="Consolas" w:hAnsi="Consolas"/>
+          <w:color w:val="113355"/>
+          <w:sz w:val="18"/>
+        </w:rPr>
+        <w:t>[System.Environment]::OSVersion.Version</w:t>
+      </w:r>
+    </w:p>
+    <w:p>
+      <w:r>
+        <w:t xml:space="preserve">Or just run </w:t>
+      </w:r>
+      <w:r>
+        <w:rPr>
+          <w:rFonts w:ascii="Consolas" w:hAnsi="Consolas"/>
+          <w:sz w:val="19"/>
+        </w:rPr>
+        <w:t>winver</w:t>
+      </w:r>
+      <w:r>
+        <w:t xml:space="preserve">. You want the </w:t>
+      </w:r>
+      <w:r>
+        <w:rPr>
+          <w:b/>
+        </w:rPr>
+        <w:t>build</w:t>
+      </w:r>
+      <w:r>
+        <w:t xml:space="preserve"> number.</w:t>
       </w:r>
     </w:p>
     <w:tbl>
@@ -78,7 +307,7 @@
               <w:rPr>
                 <w:b/>
               </w:rPr>
-              <w:t>Path</w:t>
+              <w:t>Build</w:t>
             </w:r>
           </w:p>
         </w:tc>
@@ -96,7 +325,7 @@
               <w:rPr>
                 <w:b/>
               </w:rPr>
-              <w:t>Time</w:t>
+              <w:t>What it means</w:t>
             </w:r>
           </w:p>
         </w:tc>
@@ -109,7 +338,7 @@
           <w:p>
             <w:r/>
             <w:r>
-              <w:t>Image handed to you on a USB drive</w:t>
+              <w:t>22000 or higher</w:t>
             </w:r>
           </w:p>
         </w:tc>
@@ -120,7 +349,13 @@
           <w:p>
             <w:r/>
             <w:r>
-              <w:t>about 10 minutes</w:t>
+              <w:rPr>
+                <w:b/>
+              </w:rPr>
+              <w:t>Windows 11. You are fine.</w:t>
+            </w:r>
+            <w:r>
+              <w:t xml:space="preserve"> Skip the rest of this check</w:t>
             </w:r>
           </w:p>
         </w:tc>
@@ -133,7 +368,7 @@
           <w:p>
             <w:r/>
             <w:r>
-              <w:t>Image built from source over good wifi</w:t>
+              <w:t>19045 or higher</w:t>
             </w:r>
           </w:p>
         </w:tc>
@@ -144,97 +379,419 @@
           <w:p>
             <w:r/>
             <w:r>
-              <w:t>about 30 minutes</w:t>
+              <w:t>Windows 10 22H2. Supported, but see the note below</w:t>
+            </w:r>
+          </w:p>
+        </w:tc>
+      </w:tr>
+      <w:tr>
+        <w:tc>
+          <w:tcPr>
+            <w:tcW w:type="dxa" w:w="4320"/>
+          </w:tcPr>
+          <w:p>
+            <w:r/>
+            <w:r>
+              <w:t>19044</w:t>
+            </w:r>
+          </w:p>
+        </w:tc>
+        <w:tc>
+          <w:tcPr>
+            <w:tcW w:type="dxa" w:w="4320"/>
+          </w:tcPr>
+          <w:p>
+            <w:r/>
+            <w:r>
+              <w:t>Windows 10 21H2. You have WSLg, but current Docker Desktop will refuse to install</w:t>
+            </w:r>
+          </w:p>
+        </w:tc>
+      </w:tr>
+      <w:tr>
+        <w:tc>
+          <w:tcPr>
+            <w:tcW w:type="dxa" w:w="4320"/>
+          </w:tcPr>
+          <w:p>
+            <w:r/>
+            <w:r>
+              <w:t>19041 to 19043</w:t>
+            </w:r>
+          </w:p>
+        </w:tc>
+        <w:tc>
+          <w:tcPr>
+            <w:tcW w:type="dxa" w:w="4320"/>
+          </w:tcPr>
+          <w:p>
+            <w:r/>
+            <w:r>
+              <w:t xml:space="preserve">Too old for WSLg. </w:t>
+            </w:r>
+            <w:r>
+              <w:rPr>
+                <w:b/>
+              </w:rPr>
+              <w:t>No Linux window can ever appear on this machine</w:t>
+            </w:r>
+          </w:p>
+        </w:tc>
+      </w:tr>
+      <w:tr>
+        <w:tc>
+          <w:tcPr>
+            <w:tcW w:type="dxa" w:w="4320"/>
+          </w:tcPr>
+          <w:p>
+            <w:r/>
+            <w:r>
+              <w:t>below 19041</w:t>
+            </w:r>
+          </w:p>
+        </w:tc>
+        <w:tc>
+          <w:tcPr>
+            <w:tcW w:type="dxa" w:w="4320"/>
+          </w:tcPr>
+          <w:p>
+            <w:r/>
+            <w:r>
+              <w:t>Too old for WSL2 at all</w:t>
             </w:r>
           </w:p>
         </w:tc>
       </w:tr>
     </w:tbl>
     <w:p/>
-    <w:p/>
-    <w:p>
-      <w:pPr>
-        <w:pStyle w:val="Heading2"/>
-      </w:pPr>
-      <w:r>
-        <w:t>0. The one rule that breaks everything</w:t>
-      </w:r>
-    </w:p>
     <w:p>
       <w:r>
         <w:rPr>
           <w:b/>
         </w:rPr>
-        <w:t>Run every `docker` command from a WSL2 Ubuntu shell, never from PowerShell or CMD.</w:t>
-      </w:r>
-    </w:p>
-    <w:p>
-      <w:r>
-        <w:t xml:space="preserve">Docker Desktop's own Linux VM has no display. A container started from PowerShell can never open a window, not Gazebo and not RViz, and the failure is </w:t>
-      </w:r>
-      <w:r>
-        <w:rPr>
-          <w:b/>
-        </w:rPr>
-        <w:t>silent</w:t>
-      </w:r>
-      <w:r>
-        <w:t>: the command appears to work and no window ever arrives. Started from a WSL2 shell, that distro's WSLg sockets mount through and both windows open as ordinary Windows windows on the same GPU.</w:t>
-      </w:r>
-    </w:p>
-    <w:p>
-      <w:r>
-        <w:t>Headless runs work from anywhere. Anything you want to *see* needs WSL2.</w:t>
-      </w:r>
-    </w:p>
-    <w:p>
-      <w:r>
-        <w:t xml:space="preserve">Open your WSL2 shell by typing </w:t>
+        <w:t>On Windows 10 you must install WSL from the Microsoft Store</w:t>
+      </w:r>
+      <w:r>
+        <w:t xml:space="preserve">, not the older "Windows Subsystem for Linux" Windows feature. The feature version has no WSLg and gives you no windows at all. </w:t>
       </w:r>
       <w:r>
         <w:rPr>
           <w:rFonts w:ascii="Consolas" w:hAnsi="Consolas"/>
           <w:sz w:val="19"/>
         </w:rPr>
-        <w:t>wsl</w:t>
-      </w:r>
-      <w:r>
-        <w:t xml:space="preserve"> in a terminal, or launching "Ubuntu" from the Start menu. The prompt ends in </w:t>
+        <w:t>wsl --update</w:t>
+      </w:r>
+      <w:r>
+        <w:t xml:space="preserve"> does this for you. Confirm afterwards that </w:t>
       </w:r>
       <w:r>
         <w:rPr>
           <w:rFonts w:ascii="Consolas" w:hAnsi="Consolas"/>
           <w:sz w:val="19"/>
         </w:rPr>
-        <w:t>$</w:t>
-      </w:r>
-      <w:r>
-        <w:t xml:space="preserve"> and paths start </w:t>
+        <w:t>wsl --version</w:t>
+      </w:r>
+      <w:r>
+        <w:t xml:space="preserve"> prints a </w:t>
+      </w:r>
+      <w:r>
+        <w:rPr>
+          <w:b/>
+        </w:rPr>
+        <w:t>`WSLg version`</w:t>
+      </w:r>
+      <w:r>
+        <w:t xml:space="preserve"> line. No line, no windows.</w:t>
+      </w:r>
+    </w:p>
+    <w:p>
+      <w:r>
+        <w:rPr>
+          <w:b/>
+        </w:rPr>
+        <w:t>The exact message to show if your build is too old</w:t>
+      </w:r>
+      <w:r>
+        <w:t>, so nobody argues with it:</w:t>
+      </w:r>
+    </w:p>
+    <w:p>
+      <w:pPr>
+        <w:spacing w:after="200" w:before="120"/>
+        <w:ind w:left="432"/>
+      </w:pPr>
+      <w:r>
+        <w:rPr>
+          <w:rFonts w:ascii="Consolas" w:hAnsi="Consolas"/>
+          <w:color w:val="113355"/>
+          <w:sz w:val="18"/>
+        </w:rPr>
+        <w:t xml:space="preserve">  Windows build &lt;yours&gt; is below 19044.</w:t>
+        <w:br/>
+        <w:t xml:space="preserve">  WSLg does not exist on this build, so no Gazebo or RViz window can</w:t>
+        <w:br/>
+        <w:t xml:space="preserve">  appear on this machine, no matter what else is installed. There is no</w:t>
+        <w:br/>
+        <w:t xml:space="preserve">  workaround short of updating Windows.</w:t>
+        <w:br/>
+        <w:br/>
+        <w:t xml:space="preserve">  What to do: Settings &gt; Windows Update, update to 22H2. That is one</w:t>
+        <w:br/>
+        <w:t xml:space="preserve">  optional update away.</w:t>
+        <w:br/>
+        <w:br/>
+        <w:t xml:space="preserve">  Until then this machine can still run everything headless:</w:t>
+        <w:br/>
+        <w:t xml:space="preserve">  render_check.sh, bringup_smoke_test.sh and autonomy_check.sh all work</w:t>
+        <w:br/>
+        <w:t xml:space="preserve">  with no display. Pair with someone whose machine shows windows for</w:t>
+        <w:br/>
+        <w:t xml:space="preserve">  anything visual.</w:t>
+      </w:r>
+    </w:p>
+    <w:p>
+      <w:pPr>
+        <w:pStyle w:val="Heading3"/>
+      </w:pPr>
+      <w:r>
+        <w:t>Check 3: which GPU do you have?</w:t>
+      </w:r>
+    </w:p>
+    <w:p>
+      <w:r>
+        <w:t xml:space="preserve">This decides your tier in the table above. In </w:t>
+      </w:r>
+      <w:r>
+        <w:rPr>
+          <w:b/>
+        </w:rPr>
+        <w:t>PowerShell</w:t>
+      </w:r>
+      <w:r>
+        <w:t>:</w:t>
+      </w:r>
+    </w:p>
+    <w:p>
+      <w:pPr>
+        <w:spacing w:after="200" w:before="120"/>
+        <w:ind w:left="432"/>
+      </w:pPr>
+      <w:r>
+        <w:rPr>
+          <w:rFonts w:ascii="Consolas" w:hAnsi="Consolas"/>
+          <w:color w:val="113355"/>
+          <w:sz w:val="18"/>
+        </w:rPr>
+        <w:t>Get-CimInstance Win32_VideoController | Select-Object Name, DriverVersion</w:t>
+      </w:r>
+    </w:p>
+    <w:p>
+      <w:r>
+        <w:t xml:space="preserve">Or run </w:t>
       </w:r>
       <w:r>
         <w:rPr>
           <w:rFonts w:ascii="Consolas" w:hAnsi="Consolas"/>
           <w:sz w:val="19"/>
         </w:rPr>
-        <w:t>/mnt/c/...</w:t>
-      </w:r>
-      <w:r>
-        <w:t>.</w:t>
+        <w:t>dxdiag</w:t>
+      </w:r>
+      <w:r>
+        <w:t xml:space="preserve">, wait for it to finish, and read the </w:t>
+      </w:r>
+      <w:r>
+        <w:rPr>
+          <w:b/>
+        </w:rPr>
+        <w:t>Display</w:t>
+      </w:r>
+      <w:r>
+        <w:t xml:space="preserve"> tabs.</w:t>
       </w:r>
     </w:p>
+    <w:tbl>
+      <w:tblPr>
+        <w:tblStyle w:val="LightGrid-Accent1"/>
+        <w:tblW w:type="auto" w:w="0"/>
+        <w:tblLook w:firstColumn="1" w:firstRow="1" w:lastColumn="0" w:lastRow="0" w:noHBand="0" w:noVBand="1" w:val="04A0"/>
+      </w:tblPr>
+      <w:tblGrid>
+        <w:gridCol w:w="4320"/>
+        <w:gridCol w:w="4320"/>
+      </w:tblGrid>
+      <w:tr>
+        <w:tc>
+          <w:tcPr>
+            <w:tcW w:type="dxa" w:w="4320"/>
+          </w:tcPr>
+          <w:p>
+            <w:r>
+              <w:rPr>
+                <w:b/>
+              </w:rPr>
+            </w:r>
+            <w:r>
+              <w:rPr>
+                <w:b/>
+              </w:rPr>
+              <w:t>What you see</w:t>
+            </w:r>
+          </w:p>
+        </w:tc>
+        <w:tc>
+          <w:tcPr>
+            <w:tcW w:type="dxa" w:w="4320"/>
+          </w:tcPr>
+          <w:p>
+            <w:r>
+              <w:rPr>
+                <w:b/>
+              </w:rPr>
+            </w:r>
+            <w:r>
+              <w:rPr>
+                <w:b/>
+              </w:rPr>
+              <w:t>Likely tier</w:t>
+            </w:r>
+          </w:p>
+        </w:tc>
+      </w:tr>
+      <w:tr>
+        <w:tc>
+          <w:tcPr>
+            <w:tcW w:type="dxa" w:w="4320"/>
+          </w:tcPr>
+          <w:p>
+            <w:r/>
+            <w:r>
+              <w:t>An NVIDIA GeForce, RTX, Quadro or Tesla adapter</w:t>
+            </w:r>
+          </w:p>
+        </w:tc>
+        <w:tc>
+          <w:tcPr>
+            <w:tcW w:type="dxa" w:w="4320"/>
+          </w:tcPr>
+          <w:p>
+            <w:r/>
+            <w:r>
+              <w:rPr>
+                <w:b/>
+              </w:rPr>
+              <w:t>A</w:t>
+            </w:r>
+          </w:p>
+        </w:tc>
+      </w:tr>
+      <w:tr>
+        <w:tc>
+          <w:tcPr>
+            <w:tcW w:type="dxa" w:w="4320"/>
+          </w:tcPr>
+          <w:p>
+            <w:r/>
+            <w:r>
+              <w:t>Only Intel (UHD, Iris, Arc) or only AMD (Radeon, Vega)</w:t>
+            </w:r>
+          </w:p>
+        </w:tc>
+        <w:tc>
+          <w:tcPr>
+            <w:tcW w:type="dxa" w:w="4320"/>
+          </w:tcPr>
+          <w:p>
+            <w:r/>
+            <w:r>
+              <w:rPr>
+                <w:b/>
+              </w:rPr>
+              <w:t>B</w:t>
+            </w:r>
+          </w:p>
+        </w:tc>
+      </w:tr>
+      <w:tr>
+        <w:tc>
+          <w:tcPr>
+            <w:tcW w:type="dxa" w:w="4320"/>
+          </w:tcPr>
+          <w:p>
+            <w:r/>
+            <w:r>
+              <w:t xml:space="preserve">Both an Intel iGPU </w:t>
+            </w:r>
+            <w:r>
+              <w:rPr>
+                <w:b/>
+              </w:rPr>
+              <w:t>and</w:t>
+            </w:r>
+            <w:r>
+              <w:t xml:space="preserve"> an NVIDIA card</w:t>
+            </w:r>
+          </w:p>
+        </w:tc>
+        <w:tc>
+          <w:tcPr>
+            <w:tcW w:type="dxa" w:w="4320"/>
+          </w:tcPr>
+          <w:p>
+            <w:r/>
+            <w:r>
+              <w:rPr>
+                <w:b/>
+              </w:rPr>
+              <w:t>A</w:t>
+            </w:r>
+            <w:r>
+              <w:t>, but see the tier B note in section 6 about the adapter crash</w:t>
+            </w:r>
+          </w:p>
+        </w:tc>
+      </w:tr>
+      <w:tr>
+        <w:tc>
+          <w:tcPr>
+            <w:tcW w:type="dxa" w:w="4320"/>
+          </w:tcPr>
+          <w:p>
+            <w:r/>
+            <w:r>
+              <w:t>Nothing recognisable, or a virtual adapter</w:t>
+            </w:r>
+          </w:p>
+        </w:tc>
+        <w:tc>
+          <w:tcPr>
+            <w:tcW w:type="dxa" w:w="4320"/>
+          </w:tcPr>
+          <w:p>
+            <w:r/>
+            <w:r>
+              <w:rPr>
+                <w:b/>
+              </w:rPr>
+              <w:t>C</w:t>
+            </w:r>
+          </w:p>
+        </w:tc>
+      </w:tr>
+    </w:tbl>
+    <w:p/>
     <w:p>
       <w:r>
-        <w:t xml:space="preserve">The one exception is </w:t>
+        <w:t xml:space="preserve">This is a prediction, not the answer. </w:t>
       </w:r>
       <w:r>
         <w:rPr>
           <w:rFonts w:ascii="Consolas" w:hAnsi="Consolas"/>
           <w:sz w:val="19"/>
         </w:rPr>
-        <w:t>scripts/setup-windows.ps1</w:t>
-      </w:r>
-      <w:r>
-        <w:t xml:space="preserve"> in section 2, which only reads your machine's configuration and is meant for PowerShell.</w:t>
+        <w:t>render_check.sh</w:t>
+      </w:r>
+      <w:r>
+        <w:t xml:space="preserve"> in section 4 gives you the real one, because what matters is whether the GPU reaches the *container*, not whether Windows can see it.</w:t>
       </w:r>
     </w:p>
     <w:p/>
@@ -243,7 +800,959 @@
         <w:pStyle w:val="Heading2"/>
       </w:pPr>
       <w:r>
-        <w:t>1. Prerequisites</w:t>
+        <w:t>2. Installs, on a blank Windows machine</w:t>
+      </w:r>
+    </w:p>
+    <w:p>
+      <w:r>
+        <w:rPr>
+          <w:b/>
+        </w:rPr>
+        <w:t>Every command in this section is PowerShell, running as Administrator.</w:t>
+      </w:r>
+      <w:r>
+        <w:t xml:space="preserve"> Nothing in this section belongs in a WSL2 shell, because the WSL2 shell does not exist yet.</w:t>
+      </w:r>
+    </w:p>
+    <w:p>
+      <w:r>
+        <w:rPr>
+          <w:rFonts w:ascii="Consolas" w:hAnsi="Consolas"/>
+          <w:sz w:val="19"/>
+        </w:rPr>
+        <w:t>winget</w:t>
+      </w:r>
+      <w:r>
+        <w:t xml:space="preserve"> ships with Windows 11 and is the fastest path, with no browser hunting. Check it exists:</w:t>
+      </w:r>
+    </w:p>
+    <w:p>
+      <w:pPr>
+        <w:spacing w:after="200" w:before="120"/>
+        <w:ind w:left="432"/>
+      </w:pPr>
+      <w:r>
+        <w:rPr>
+          <w:rFonts w:ascii="Consolas" w:hAnsi="Consolas"/>
+          <w:color w:val="113355"/>
+          <w:sz w:val="18"/>
+        </w:rPr>
+        <w:t>winget --version</w:t>
+      </w:r>
+    </w:p>
+    <w:p>
+      <w:r>
+        <w:t xml:space="preserve">Verified on this machine: </w:t>
+      </w:r>
+      <w:r>
+        <w:rPr>
+          <w:rFonts w:ascii="Consolas" w:hAnsi="Consolas"/>
+          <w:sz w:val="19"/>
+        </w:rPr>
+        <w:t>v1.29.290</w:t>
+      </w:r>
+      <w:r>
+        <w:t xml:space="preserve">. If </w:t>
+      </w:r>
+      <w:r>
+        <w:rPr>
+          <w:rFonts w:ascii="Consolas" w:hAnsi="Consolas"/>
+          <w:sz w:val="19"/>
+        </w:rPr>
+        <w:t>winget</w:t>
+      </w:r>
+      <w:r>
+        <w:t xml:space="preserve"> is not found, you are probably on Windows 10 where it arrives via an App Installer update: install </w:t>
+      </w:r>
+      <w:r>
+        <w:rPr>
+          <w:b/>
+        </w:rPr>
+        <w:t>App Installer</w:t>
+      </w:r>
+      <w:r>
+        <w:t xml:space="preserve"> from the Microsoft Store, or get the msixbundle from </w:t>
+      </w:r>
+      <w:r>
+        <w:rPr>
+          <w:rFonts w:ascii="Consolas" w:hAnsi="Consolas"/>
+          <w:sz w:val="19"/>
+        </w:rPr>
+        <w:t>https://github.com/microsoft/winget-cli/releases</w:t>
+      </w:r>
+      <w:r>
+        <w:t xml:space="preserve">. Every step below also has a manual download link, so a missing or blocked </w:t>
+      </w:r>
+      <w:r>
+        <w:rPr>
+          <w:rFonts w:ascii="Consolas" w:hAnsi="Consolas"/>
+          <w:sz w:val="19"/>
+        </w:rPr>
+        <w:t>winget</w:t>
+      </w:r>
+      <w:r>
+        <w:t xml:space="preserve"> is an inconvenience and not a blocker.</w:t>
+      </w:r>
+    </w:p>
+    <w:p>
+      <w:r>
+        <w:t xml:space="preserve">Add </w:t>
+      </w:r>
+      <w:r>
+        <w:rPr>
+          <w:rFonts w:ascii="Consolas" w:hAnsi="Consolas"/>
+          <w:sz w:val="19"/>
+        </w:rPr>
+        <w:t>--accept-source-agreements</w:t>
+      </w:r>
+      <w:r>
+        <w:t xml:space="preserve"> on the first </w:t>
+      </w:r>
+      <w:r>
+        <w:rPr>
+          <w:rFonts w:ascii="Consolas" w:hAnsi="Consolas"/>
+          <w:sz w:val="19"/>
+        </w:rPr>
+        <w:t>winget</w:t>
+      </w:r>
+      <w:r>
+        <w:t xml:space="preserve"> command of a fresh machine, or it stops to ask.</w:t>
+      </w:r>
+    </w:p>
+    <w:p>
+      <w:pPr>
+        <w:pStyle w:val="Heading3"/>
+      </w:pPr>
+      <w:r>
+        <w:t>2.1 Git for Windows</w:t>
+      </w:r>
+    </w:p>
+    <w:p>
+      <w:pPr>
+        <w:spacing w:after="200" w:before="120"/>
+        <w:ind w:left="432"/>
+      </w:pPr>
+      <w:r>
+        <w:rPr>
+          <w:rFonts w:ascii="Consolas" w:hAnsi="Consolas"/>
+          <w:color w:val="113355"/>
+          <w:sz w:val="18"/>
+        </w:rPr>
+        <w:t>winget install --id Git.Git --exact --source winget --accept-source-agreements</w:t>
+      </w:r>
+    </w:p>
+    <w:p>
+      <w:r>
+        <w:t xml:space="preserve">Verified: </w:t>
+      </w:r>
+      <w:r>
+        <w:rPr>
+          <w:rFonts w:ascii="Consolas" w:hAnsi="Consolas"/>
+          <w:sz w:val="19"/>
+        </w:rPr>
+        <w:t>Git.Git</w:t>
+      </w:r>
+      <w:r>
+        <w:t xml:space="preserve">, version 2.55.0.3, source </w:t>
+      </w:r>
+      <w:r>
+        <w:rPr>
+          <w:rFonts w:ascii="Consolas" w:hAnsi="Consolas"/>
+          <w:sz w:val="19"/>
+        </w:rPr>
+        <w:t>winget</w:t>
+      </w:r>
+      <w:r>
+        <w:t xml:space="preserve">. Manual download: </w:t>
+      </w:r>
+      <w:r>
+        <w:rPr>
+          <w:rFonts w:ascii="Consolas" w:hAnsi="Consolas"/>
+          <w:sz w:val="19"/>
+        </w:rPr>
+        <w:t>https://gitforwindows.org/</w:t>
+      </w:r>
+    </w:p>
+    <w:p>
+      <w:r>
+        <w:rPr>
+          <w:b/>
+        </w:rPr>
+        <w:t>Do not install `Microsoft.Git`.</w:t>
+      </w:r>
+      <w:r>
+        <w:t xml:space="preserve"> That Id is real but it is Microsoft's fork build, not the standard Git for Windows installer this project expects.</w:t>
+      </w:r>
+    </w:p>
+    <w:p>
+      <w:r>
+        <w:rPr>
+          <w:b/>
+        </w:rPr>
+        <w:t>Then set the line-ending behaviour, and this one matters.</w:t>
+      </w:r>
+      <w:r>
+        <w:t xml:space="preserve"> This repository's shell scripts must stay LF. If Git rewrites them to CRLF, every script in the repo fails inside the container with </w:t>
+      </w:r>
+      <w:r>
+        <w:rPr>
+          <w:rFonts w:ascii="Consolas" w:hAnsi="Consolas"/>
+          <w:sz w:val="19"/>
+        </w:rPr>
+        <w:t>bad interpreter: /usr/bin/env bash^M</w:t>
+      </w:r>
+      <w:r>
+        <w:t>, which reads as a broken script rather than a broken checkout:</w:t>
+      </w:r>
+    </w:p>
+    <w:p>
+      <w:pPr>
+        <w:spacing w:after="200" w:before="120"/>
+        <w:ind w:left="432"/>
+      </w:pPr>
+      <w:r>
+        <w:rPr>
+          <w:rFonts w:ascii="Consolas" w:hAnsi="Consolas"/>
+          <w:color w:val="113355"/>
+          <w:sz w:val="18"/>
+        </w:rPr>
+        <w:t>git config --global core.autocrlf input</w:t>
+      </w:r>
+    </w:p>
+    <w:p>
+      <w:r>
+        <w:rPr>
+          <w:rFonts w:ascii="Consolas" w:hAnsi="Consolas"/>
+          <w:sz w:val="19"/>
+        </w:rPr>
+        <w:t>.gitattributes</w:t>
+      </w:r>
+      <w:r>
+        <w:t xml:space="preserve"> in this repo already forces </w:t>
+      </w:r>
+      <w:r>
+        <w:rPr>
+          <w:rFonts w:ascii="Consolas" w:hAnsi="Consolas"/>
+          <w:sz w:val="19"/>
+        </w:rPr>
+        <w:t>eol=lf</w:t>
+      </w:r>
+      <w:r>
+        <w:t xml:space="preserve"> for </w:t>
+      </w:r>
+      <w:r>
+        <w:rPr>
+          <w:rFonts w:ascii="Consolas" w:hAnsi="Consolas"/>
+          <w:sz w:val="19"/>
+        </w:rPr>
+        <w:t>*.sh</w:t>
+      </w:r>
+      <w:r>
+        <w:t>, so a normal clone is safe either way. Setting this makes it safe even if something else on your machine has opinions.</w:t>
+      </w:r>
+    </w:p>
+    <w:p>
+      <w:r>
+        <w:rPr>
+          <w:b/>
+        </w:rPr>
+        <w:t>Verify:</w:t>
+      </w:r>
+    </w:p>
+    <w:p>
+      <w:pPr>
+        <w:spacing w:after="200" w:before="120"/>
+        <w:ind w:left="432"/>
+      </w:pPr>
+      <w:r>
+        <w:rPr>
+          <w:rFonts w:ascii="Consolas" w:hAnsi="Consolas"/>
+          <w:color w:val="113355"/>
+          <w:sz w:val="18"/>
+        </w:rPr>
+        <w:t>git --version</w:t>
+        <w:br/>
+        <w:t>git config --global core.autocrlf</w:t>
+      </w:r>
+    </w:p>
+    <w:p>
+      <w:r>
+        <w:t xml:space="preserve">Expect </w:t>
+      </w:r>
+      <w:r>
+        <w:rPr>
+          <w:rFonts w:ascii="Consolas" w:hAnsi="Consolas"/>
+          <w:sz w:val="19"/>
+        </w:rPr>
+        <w:t>git version 2.55.0.windows.3</w:t>
+      </w:r>
+      <w:r>
+        <w:t xml:space="preserve"> or similar, then </w:t>
+      </w:r>
+      <w:r>
+        <w:rPr>
+          <w:rFonts w:ascii="Consolas" w:hAnsi="Consolas"/>
+          <w:sz w:val="19"/>
+        </w:rPr>
+        <w:t>input</w:t>
+      </w:r>
+      <w:r>
+        <w:t>.</w:t>
+      </w:r>
+    </w:p>
+    <w:p>
+      <w:pPr>
+        <w:pStyle w:val="Heading3"/>
+      </w:pPr>
+      <w:r>
+        <w:t>2.2 WSL2 and Ubuntu</w:t>
+      </w:r>
+    </w:p>
+    <w:p>
+      <w:r>
+        <w:rPr>
+          <w:b/>
+        </w:rPr>
+        <w:t>Use `wsl --install`, not winget.</w:t>
+      </w:r>
+      <w:r>
+        <w:t xml:space="preserve"> WSL does exist in winget as </w:t>
+      </w:r>
+      <w:r>
+        <w:rPr>
+          <w:rFonts w:ascii="Consolas" w:hAnsi="Consolas"/>
+          <w:sz w:val="19"/>
+        </w:rPr>
+        <w:t>Microsoft.WSL</w:t>
+      </w:r>
+      <w:r>
+        <w:t xml:space="preserve">, but </w:t>
+      </w:r>
+      <w:r>
+        <w:rPr>
+          <w:rFonts w:ascii="Consolas" w:hAnsi="Consolas"/>
+          <w:sz w:val="19"/>
+        </w:rPr>
+        <w:t>wsl --install</w:t>
+      </w:r>
+      <w:r>
+        <w:t xml:space="preserve"> is the documented path because it also enables the Windows optional features (Virtual Machine Platform, and WSL itself) that an app install does not.</w:t>
+      </w:r>
+    </w:p>
+    <w:p>
+      <w:pPr>
+        <w:spacing w:after="200" w:before="120"/>
+        <w:ind w:left="432"/>
+      </w:pPr>
+      <w:r>
+        <w:rPr>
+          <w:rFonts w:ascii="Consolas" w:hAnsi="Consolas"/>
+          <w:color w:val="113355"/>
+          <w:sz w:val="18"/>
+        </w:rPr>
+        <w:t>wsl --install</w:t>
+      </w:r>
+    </w:p>
+    <w:p>
+      <w:r>
+        <w:rPr>
+          <w:b/>
+        </w:rPr>
+        <w:t>&gt;&gt;&gt; THIS NEEDS A REBOOT. &lt;&lt;&lt;</w:t>
+      </w:r>
+      <w:r>
+        <w:t xml:space="preserve"> Do it now, not later. A restart at minute seventy kills the session.</w:t>
+      </w:r>
+    </w:p>
+    <w:p>
+      <w:pPr>
+        <w:spacing w:after="200" w:before="120"/>
+        <w:ind w:left="432"/>
+      </w:pPr>
+      <w:r>
+        <w:rPr>
+          <w:rFonts w:ascii="Consolas" w:hAnsi="Consolas"/>
+          <w:color w:val="113355"/>
+          <w:sz w:val="18"/>
+        </w:rPr>
+        <w:t>Restart-Computer</w:t>
+      </w:r>
+    </w:p>
+    <w:p>
+      <w:r>
+        <w:t xml:space="preserve">After the reboot, WSL finishes setting up and Ubuntu launches on its own. If it does not, run </w:t>
+      </w:r>
+      <w:r>
+        <w:rPr>
+          <w:rFonts w:ascii="Consolas" w:hAnsi="Consolas"/>
+          <w:sz w:val="19"/>
+        </w:rPr>
+        <w:t>wsl --install -d Ubuntu</w:t>
+      </w:r>
+      <w:r>
+        <w:t>.</w:t>
+      </w:r>
+    </w:p>
+    <w:p>
+      <w:r>
+        <w:rPr>
+          <w:b/>
+        </w:rPr>
+        <w:t>&gt;&gt;&gt; Ubuntu will ask you to create a UNIX username and password. &lt;&lt;&lt;</w:t>
+      </w:r>
+      <w:r>
+        <w:t xml:space="preserve"> This is a new account inside Linux and has nothing to do with your Windows login. Type a short lowercase username. </w:t>
+      </w:r>
+      <w:r>
+        <w:rPr>
+          <w:b/>
+        </w:rPr>
+        <w:t>The password does not echo as you type, not even dots. That is normal, keep typing.</w:t>
+      </w:r>
+      <w:r>
+        <w:t xml:space="preserve"> Write the password down; you need it for </w:t>
+      </w:r>
+      <w:r>
+        <w:rPr>
+          <w:rFonts w:ascii="Consolas" w:hAnsi="Consolas"/>
+          <w:sz w:val="19"/>
+        </w:rPr>
+        <w:t>sudo</w:t>
+      </w:r>
+      <w:r>
+        <w:t>.</w:t>
+      </w:r>
+    </w:p>
+    <w:p>
+      <w:r>
+        <w:t>Then update WSL itself, because WSLg fixes ship here:</w:t>
+      </w:r>
+    </w:p>
+    <w:p>
+      <w:pPr>
+        <w:spacing w:after="200" w:before="120"/>
+        <w:ind w:left="432"/>
+      </w:pPr>
+      <w:r>
+        <w:rPr>
+          <w:rFonts w:ascii="Consolas" w:hAnsi="Consolas"/>
+          <w:color w:val="113355"/>
+          <w:sz w:val="18"/>
+        </w:rPr>
+        <w:t>wsl --update</w:t>
+      </w:r>
+    </w:p>
+    <w:p>
+      <w:r>
+        <w:rPr>
+          <w:b/>
+        </w:rPr>
+        <w:t>Verify, from PowerShell:</w:t>
+      </w:r>
+    </w:p>
+    <w:p>
+      <w:pPr>
+        <w:spacing w:after="200" w:before="120"/>
+        <w:ind w:left="432"/>
+      </w:pPr>
+      <w:r>
+        <w:rPr>
+          <w:rFonts w:ascii="Consolas" w:hAnsi="Consolas"/>
+          <w:color w:val="113355"/>
+          <w:sz w:val="18"/>
+        </w:rPr>
+        <w:t>wsl --version</w:t>
+        <w:br/>
+        <w:t>wsl -l -v</w:t>
+      </w:r>
+    </w:p>
+    <w:p>
+      <w:r>
+        <w:rPr>
+          <w:rFonts w:ascii="Consolas" w:hAnsi="Consolas"/>
+          <w:sz w:val="19"/>
+        </w:rPr>
+        <w:t>wsl --version</w:t>
+      </w:r>
+      <w:r>
+        <w:t xml:space="preserve"> must print a </w:t>
+      </w:r>
+      <w:r>
+        <w:rPr>
+          <w:b/>
+        </w:rPr>
+        <w:t>`WSLg version`</w:t>
+      </w:r>
+      <w:r>
+        <w:t xml:space="preserve"> line. No WSLg line means no GUI, ever. </w:t>
+      </w:r>
+      <w:r>
+        <w:rPr>
+          <w:rFonts w:ascii="Consolas" w:hAnsi="Consolas"/>
+          <w:sz w:val="19"/>
+        </w:rPr>
+        <w:t>wsl -l -v</w:t>
+      </w:r>
+      <w:r>
+        <w:t xml:space="preserve"> must show your distro with </w:t>
+      </w:r>
+      <w:r>
+        <w:rPr>
+          <w:b/>
+        </w:rPr>
+        <w:t>`VERSION 2`</w:t>
+      </w:r>
+      <w:r>
+        <w:t>, for example:</w:t>
+      </w:r>
+    </w:p>
+    <w:p>
+      <w:pPr>
+        <w:spacing w:after="200" w:before="120"/>
+        <w:ind w:left="432"/>
+      </w:pPr>
+      <w:r>
+        <w:rPr>
+          <w:rFonts w:ascii="Consolas" w:hAnsi="Consolas"/>
+          <w:color w:val="113355"/>
+          <w:sz w:val="18"/>
+        </w:rPr>
+        <w:t xml:space="preserve">  NAME              STATE           VERSION</w:t>
+        <w:br/>
+        <w:t>* Ubuntu-26.04      Running         2</w:t>
+      </w:r>
+    </w:p>
+    <w:p>
+      <w:r>
+        <w:t xml:space="preserve">If it says </w:t>
+      </w:r>
+      <w:r>
+        <w:rPr>
+          <w:rFonts w:ascii="Consolas" w:hAnsi="Consolas"/>
+          <w:sz w:val="19"/>
+        </w:rPr>
+        <w:t>VERSION 1</w:t>
+      </w:r>
+      <w:r>
+        <w:t xml:space="preserve">, convert it: </w:t>
+      </w:r>
+      <w:r>
+        <w:rPr>
+          <w:rFonts w:ascii="Consolas" w:hAnsi="Consolas"/>
+          <w:sz w:val="19"/>
+        </w:rPr>
+        <w:t>wsl --set-version Ubuntu 2</w:t>
+      </w:r>
+      <w:r>
+        <w:t>.</w:t>
+      </w:r>
+    </w:p>
+    <w:p>
+      <w:r>
+        <w:t xml:space="preserve">Manual instructions if </w:t>
+      </w:r>
+      <w:r>
+        <w:rPr>
+          <w:rFonts w:ascii="Consolas" w:hAnsi="Consolas"/>
+          <w:sz w:val="19"/>
+        </w:rPr>
+        <w:t>wsl --install</w:t>
+      </w:r>
+      <w:r>
+        <w:t xml:space="preserve"> fails: </w:t>
+      </w:r>
+      <w:r>
+        <w:rPr>
+          <w:rFonts w:ascii="Consolas" w:hAnsi="Consolas"/>
+          <w:sz w:val="19"/>
+        </w:rPr>
+        <w:t>https://learn.microsoft.com/windows/wsl/install-manual</w:t>
+      </w:r>
+    </w:p>
+    <w:p>
+      <w:pPr>
+        <w:pStyle w:val="Heading3"/>
+      </w:pPr>
+      <w:r>
+        <w:t>2.3 Docker Desktop</w:t>
+      </w:r>
+    </w:p>
+    <w:p>
+      <w:pPr>
+        <w:spacing w:after="200" w:before="120"/>
+        <w:ind w:left="432"/>
+      </w:pPr>
+      <w:r>
+        <w:rPr>
+          <w:rFonts w:ascii="Consolas" w:hAnsi="Consolas"/>
+          <w:color w:val="113355"/>
+          <w:sz w:val="18"/>
+        </w:rPr>
+        <w:t>winget install --id Docker.DockerDesktop --exact --source winget</w:t>
+      </w:r>
+    </w:p>
+    <w:p>
+      <w:r>
+        <w:t xml:space="preserve">Verified: </w:t>
+      </w:r>
+      <w:r>
+        <w:rPr>
+          <w:rFonts w:ascii="Consolas" w:hAnsi="Consolas"/>
+          <w:sz w:val="19"/>
+        </w:rPr>
+        <w:t>Docker.DockerDesktop</w:t>
+      </w:r>
+      <w:r>
+        <w:t xml:space="preserve">, version 4.91.0, source </w:t>
+      </w:r>
+      <w:r>
+        <w:rPr>
+          <w:rFonts w:ascii="Consolas" w:hAnsi="Consolas"/>
+          <w:sz w:val="19"/>
+        </w:rPr>
+        <w:t>winget</w:t>
+      </w:r>
+      <w:r>
+        <w:t xml:space="preserve">. Manual download: </w:t>
+      </w:r>
+      <w:r>
+        <w:rPr>
+          <w:rFonts w:ascii="Consolas" w:hAnsi="Consolas"/>
+          <w:sz w:val="19"/>
+        </w:rPr>
+        <w:t>https://www.docker.com/products/docker-desktop</w:t>
+      </w:r>
+    </w:p>
+    <w:p>
+      <w:r>
+        <w:rPr>
+          <w:b/>
+        </w:rPr>
+        <w:t>&gt;&gt;&gt; THIS NEEDS A REBOOT, OR AT LEAST A LOGOUT. &lt;&lt;&lt;</w:t>
+      </w:r>
+      <w:r>
+        <w:t xml:space="preserve"> Docker Desktop adds you to a local group and the change does not apply to an existing session. Reboot.</w:t>
+      </w:r>
+    </w:p>
+    <w:p>
+      <w:r>
+        <w:t xml:space="preserve">Then </w:t>
+      </w:r>
+      <w:r>
+        <w:rPr>
+          <w:b/>
+        </w:rPr>
+        <w:t>launch Docker Desktop from the Start menu</w:t>
+      </w:r>
+      <w:r>
+        <w:t xml:space="preserve"> and accept the terms. It does not start by itself after installation. Wait for the whale icon in the system tray to stop animating.</w:t>
+      </w:r>
+    </w:p>
+    <w:p>
+      <w:r>
+        <w:rPr>
+          <w:b/>
+        </w:rPr>
+        <w:t>&gt;&gt;&gt; Now the UI step this project has already been bitten by. &lt;&lt;&lt;</w:t>
+      </w:r>
+      <w:r>
+        <w:t xml:space="preserve"> It is not a command and it cannot be scripted:</w:t>
+      </w:r>
+    </w:p>
+    <w:p>
+      <w:pPr>
+        <w:pStyle w:val="ListNumber"/>
+      </w:pPr>
+      <w:r>
+        <w:t xml:space="preserve">Open </w:t>
+      </w:r>
+      <w:r>
+        <w:rPr>
+          <w:b/>
+        </w:rPr>
+        <w:t>Docker Desktop</w:t>
+      </w:r>
+    </w:p>
+    <w:p>
+      <w:pPr>
+        <w:pStyle w:val="ListNumber"/>
+      </w:pPr>
+      <w:r>
+        <w:rPr>
+          <w:b/>
+        </w:rPr>
+        <w:t>Settings</w:t>
+      </w:r>
+      <w:r>
+        <w:t xml:space="preserve"> (the gear icon)</w:t>
+      </w:r>
+    </w:p>
+    <w:p>
+      <w:pPr>
+        <w:pStyle w:val="ListNumber"/>
+      </w:pPr>
+      <w:r>
+        <w:rPr>
+          <w:b/>
+        </w:rPr>
+        <w:t>General</w:t>
+      </w:r>
+      <w:r>
+        <w:t xml:space="preserve">: confirm </w:t>
+      </w:r>
+      <w:r>
+        <w:rPr>
+          <w:b/>
+        </w:rPr>
+        <w:t>Use the WSL 2 based engine</w:t>
+      </w:r>
+      <w:r>
+        <w:t xml:space="preserve"> is ticked</w:t>
+      </w:r>
+    </w:p>
+    <w:p>
+      <w:pPr>
+        <w:pStyle w:val="ListNumber"/>
+      </w:pPr>
+      <w:r>
+        <w:rPr>
+          <w:b/>
+        </w:rPr>
+        <w:t>Resources</w:t>
+      </w:r>
+      <w:r>
+        <w:t xml:space="preserve"> &gt; </w:t>
+      </w:r>
+      <w:r>
+        <w:rPr>
+          <w:b/>
+        </w:rPr>
+        <w:t>WSL Integration</w:t>
+      </w:r>
+    </w:p>
+    <w:p>
+      <w:pPr>
+        <w:pStyle w:val="ListNumber"/>
+      </w:pPr>
+      <w:r>
+        <w:t xml:space="preserve">Turn on the toggle for your distro, for example </w:t>
+      </w:r>
+      <w:r>
+        <w:rPr>
+          <w:rFonts w:ascii="Consolas" w:hAnsi="Consolas"/>
+          <w:sz w:val="19"/>
+        </w:rPr>
+        <w:t>Ubuntu-26.04</w:t>
+      </w:r>
+    </w:p>
+    <w:p>
+      <w:pPr>
+        <w:pStyle w:val="ListNumber"/>
+      </w:pPr>
+      <w:r>
+        <w:rPr>
+          <w:b/>
+        </w:rPr>
+        <w:t>Apply &amp; Restart</w:t>
+      </w:r>
+    </w:p>
+    <w:p>
+      <w:r>
+        <w:t xml:space="preserve">Without step 5, </w:t>
+      </w:r>
+      <w:r>
+        <w:rPr>
+          <w:rFonts w:ascii="Consolas" w:hAnsi="Consolas"/>
+          <w:sz w:val="19"/>
+        </w:rPr>
+        <w:t>docker</w:t>
+      </w:r>
+      <w:r>
+        <w:t xml:space="preserve"> exists in PowerShell and </w:t>
+      </w:r>
+      <w:r>
+        <w:rPr>
+          <w:b/>
+        </w:rPr>
+        <w:t>does not exist in the WSL2 shell</w:t>
+      </w:r>
+      <w:r>
+        <w:t>, which is where every later command runs.</w:t>
+      </w:r>
+    </w:p>
+    <w:p>
+      <w:r>
+        <w:rPr>
+          <w:b/>
+        </w:rPr>
+        <w:t>Verify, and do it in BOTH shells, because passing in one proves nothing about the other:</w:t>
+      </w:r>
+    </w:p>
+    <w:p>
+      <w:pPr>
+        <w:spacing w:after="200" w:before="120"/>
+        <w:ind w:left="432"/>
+      </w:pPr>
+      <w:r>
+        <w:rPr>
+          <w:rFonts w:ascii="Consolas" w:hAnsi="Consolas"/>
+          <w:color w:val="113355"/>
+          <w:sz w:val="18"/>
+        </w:rPr>
+        <w:t># PowerShell</w:t>
+        <w:br/>
+        <w:t>docker version</w:t>
+        <w:br/>
+        <w:t>docker run hello-world</w:t>
+      </w:r>
+    </w:p>
+    <w:p>
+      <w:pPr>
+        <w:spacing w:after="200" w:before="120"/>
+        <w:ind w:left="432"/>
+      </w:pPr>
+      <w:r>
+        <w:rPr>
+          <w:rFonts w:ascii="Consolas" w:hAnsi="Consolas"/>
+          <w:color w:val="113355"/>
+          <w:sz w:val="18"/>
+        </w:rPr>
+        <w:t># now in the WSL2 Ubuntu shell: type  wsl  in a terminal, or launch Ubuntu</w:t>
+        <w:br/>
+        <w:t>docker version</w:t>
+        <w:br/>
+        <w:t>docker run hello-world</w:t>
+      </w:r>
+    </w:p>
+    <w:p>
+      <w:r>
+        <w:t xml:space="preserve">Both must print </w:t>
+      </w:r>
+      <w:r>
+        <w:rPr>
+          <w:rFonts w:ascii="Consolas" w:hAnsi="Consolas"/>
+          <w:sz w:val="19"/>
+        </w:rPr>
+        <w:t>Hello from Docker!</w:t>
+      </w:r>
+      <w:r>
+        <w:t xml:space="preserve">. If the WSL2 one says </w:t>
+      </w:r>
+      <w:r>
+        <w:rPr>
+          <w:rFonts w:ascii="Consolas" w:hAnsi="Consolas"/>
+          <w:sz w:val="19"/>
+        </w:rPr>
+        <w:t>docker: command not found</w:t>
+      </w:r>
+      <w:r>
+        <w:t xml:space="preserve"> or </w:t>
+      </w:r>
+      <w:r>
+        <w:rPr>
+          <w:rFonts w:ascii="Consolas" w:hAnsi="Consolas"/>
+          <w:sz w:val="19"/>
+        </w:rPr>
+        <w:t>cannot connect</w:t>
+      </w:r>
+      <w:r>
+        <w:t>, WSL Integration is off. Go back to step 5.</w:t>
+      </w:r>
+    </w:p>
+    <w:p>
+      <w:pPr>
+        <w:pStyle w:val="Heading3"/>
+      </w:pPr>
+      <w:r>
+        <w:t>2.4 Anything else?</w:t>
+      </w:r>
+    </w:p>
+    <w:p>
+      <w:r>
+        <w:rPr>
+          <w:b/>
+        </w:rPr>
+        <w:t>Nothing.</w:t>
+      </w:r>
+      <w:r>
+        <w:t xml:space="preserve"> You do not need Python, </w:t>
+      </w:r>
+      <w:r>
+        <w:rPr>
+          <w:rFonts w:ascii="Consolas" w:hAnsi="Consolas"/>
+          <w:sz w:val="19"/>
+        </w:rPr>
+        <w:t>make</w:t>
+      </w:r>
+      <w:r>
+        <w:t xml:space="preserve">, a compiler or an editor on Windows. ROS 2, Gazebo, </w:t>
+      </w:r>
+      <w:r>
+        <w:rPr>
+          <w:rFonts w:ascii="Consolas" w:hAnsi="Consolas"/>
+          <w:sz w:val="19"/>
+        </w:rPr>
+        <w:t>colcon</w:t>
+      </w:r>
+      <w:r>
+        <w:t xml:space="preserve"> and </w:t>
+      </w:r>
+      <w:r>
+        <w:rPr>
+          <w:rFonts w:ascii="Consolas" w:hAnsi="Consolas"/>
+          <w:sz w:val="19"/>
+        </w:rPr>
+        <w:t>python3</w:t>
+      </w:r>
+      <w:r>
+        <w:t xml:space="preserve"> all live </w:t>
+      </w:r>
+      <w:r>
+        <w:rPr>
+          <w:b/>
+        </w:rPr>
+        <w:t>inside the container</w:t>
+      </w:r>
+      <w:r>
+        <w:t xml:space="preserve">, and </w:t>
+      </w:r>
+      <w:r>
+        <w:rPr>
+          <w:rFonts w:ascii="Consolas" w:hAnsi="Consolas"/>
+          <w:sz w:val="19"/>
+        </w:rPr>
+        <w:t>git</w:t>
+      </w:r>
+      <w:r>
+        <w:t xml:space="preserve">, </w:t>
+      </w:r>
+      <w:r>
+        <w:rPr>
+          <w:rFonts w:ascii="Consolas" w:hAnsi="Consolas"/>
+          <w:sz w:val="19"/>
+        </w:rPr>
+        <w:t>bash</w:t>
+      </w:r>
+      <w:r>
+        <w:t xml:space="preserve"> and </w:t>
+      </w:r>
+      <w:r>
+        <w:rPr>
+          <w:rFonts w:ascii="Consolas" w:hAnsi="Consolas"/>
+          <w:sz w:val="19"/>
+        </w:rPr>
+        <w:t>df</w:t>
+      </w:r>
+      <w:r>
+        <w:t xml:space="preserve"> come with WSL2 Ubuntu. If a document tells you to install Python for this path, it is out of date.</w:t>
+      </w:r>
+    </w:p>
+    <w:p>
+      <w:pPr>
+        <w:pStyle w:val="Heading3"/>
+      </w:pPr>
+      <w:r>
+        <w:t>2.5 Time and bandwidth, measured</w:t>
       </w:r>
     </w:p>
     <w:tbl>
@@ -272,7 +1781,7 @@
               <w:rPr>
                 <w:b/>
               </w:rPr>
-              <w:t>Need</w:t>
+              <w:t>Step</w:t>
             </w:r>
           </w:p>
         </w:tc>
@@ -290,7 +1799,7 @@
               <w:rPr>
                 <w:b/>
               </w:rPr>
-              <w:t>How to check</w:t>
+              <w:t>Download</w:t>
             </w:r>
           </w:p>
         </w:tc>
@@ -308,7 +1817,7 @@
               <w:rPr>
                 <w:b/>
               </w:rPr>
-              <w:t>If missing</w:t>
+              <w:t>Time on this machine</w:t>
             </w:r>
           </w:p>
         </w:tc>
@@ -321,7 +1830,7 @@
           <w:p>
             <w:r/>
             <w:r>
-              <w:t>Windows 11, or Windows 10 build 19045+</w:t>
+              <w:t>Git for Windows</w:t>
             </w:r>
           </w:p>
         </w:tc>
@@ -332,11 +1841,7 @@
           <w:p>
             <w:r/>
             <w:r>
-              <w:rPr>
-                <w:rFonts w:ascii="Consolas" w:hAnsi="Consolas"/>
-                <w:sz w:val="19"/>
-              </w:rPr>
-              <w:t>winver</w:t>
+              <w:t>about 65 MB</w:t>
             </w:r>
           </w:p>
         </w:tc>
@@ -347,112 +1852,7 @@
           <w:p>
             <w:r/>
             <w:r>
-              <w:t>See "Windows 10" in 1A</w:t>
-            </w:r>
-          </w:p>
-        </w:tc>
-      </w:tr>
-      <w:tr>
-        <w:tc>
-          <w:tcPr>
-            <w:tcW w:type="dxa" w:w="2880"/>
-          </w:tcPr>
-          <w:p>
-            <w:r/>
-            <w:r>
-              <w:t>WSL2 with a real distro</w:t>
-            </w:r>
-          </w:p>
-        </w:tc>
-        <w:tc>
-          <w:tcPr>
-            <w:tcW w:type="dxa" w:w="2880"/>
-          </w:tcPr>
-          <w:p>
-            <w:r/>
-            <w:r>
-              <w:rPr>
-                <w:rFonts w:ascii="Consolas" w:hAnsi="Consolas"/>
-                <w:sz w:val="19"/>
-              </w:rPr>
-              <w:t>wsl -l -v</w:t>
-            </w:r>
-            <w:r>
-              <w:t xml:space="preserve"> shows e.g. </w:t>
-            </w:r>
-            <w:r>
-              <w:rPr>
-                <w:rFonts w:ascii="Consolas" w:hAnsi="Consolas"/>
-                <w:sz w:val="19"/>
-              </w:rPr>
-              <w:t>Ubuntu-26.04</w:t>
-            </w:r>
-            <w:r>
-              <w:t xml:space="preserve">, </w:t>
-            </w:r>
-            <w:r>
-              <w:rPr>
-                <w:rFonts w:ascii="Consolas" w:hAnsi="Consolas"/>
-                <w:sz w:val="19"/>
-              </w:rPr>
-              <w:t>VERSION 2</w:t>
-            </w:r>
-          </w:p>
-        </w:tc>
-        <w:tc>
-          <w:tcPr>
-            <w:tcW w:type="dxa" w:w="2880"/>
-          </w:tcPr>
-          <w:p>
-            <w:r/>
-            <w:r>
-              <w:rPr>
-                <w:rFonts w:ascii="Consolas" w:hAnsi="Consolas"/>
-                <w:sz w:val="19"/>
-              </w:rPr>
-              <w:t>wsl --install -d Ubuntu</w:t>
-            </w:r>
-          </w:p>
-        </w:tc>
-      </w:tr>
-      <w:tr>
-        <w:tc>
-          <w:tcPr>
-            <w:tcW w:type="dxa" w:w="2880"/>
-          </w:tcPr>
-          <w:p>
-            <w:r/>
-            <w:r>
-              <w:t>Docker Desktop, WSL2 backend</w:t>
-            </w:r>
-          </w:p>
-        </w:tc>
-        <w:tc>
-          <w:tcPr>
-            <w:tcW w:type="dxa" w:w="2880"/>
-          </w:tcPr>
-          <w:p>
-            <w:r/>
-            <w:r>
-              <w:rPr>
-                <w:rFonts w:ascii="Consolas" w:hAnsi="Consolas"/>
-                <w:sz w:val="19"/>
-              </w:rPr>
-              <w:t>docker version</w:t>
-            </w:r>
-            <w:r>
-              <w:t xml:space="preserve"> from the WSL2 shell</w:t>
-            </w:r>
-          </w:p>
-        </w:tc>
-        <w:tc>
-          <w:tcPr>
-            <w:tcW w:type="dxa" w:w="2880"/>
-          </w:tcPr>
-          <w:p>
-            <w:r/>
-            <w:r>
-              <w:t>Install Docker Desktop</w:t>
+              <w:t>1 to 2 min</w:t>
             </w:r>
           </w:p>
         </w:tc>
@@ -466,9 +1866,13 @@
             <w:r/>
             <w:r>
               <w:rPr>
-                <w:b/>
+                <w:rFonts w:ascii="Consolas" w:hAnsi="Consolas"/>
+                <w:sz w:val="19"/>
               </w:rPr>
-              <w:t>WSL Integration enabled for your distro</w:t>
+              <w:t>wsl --install</w:t>
+            </w:r>
+            <w:r>
+              <w:t xml:space="preserve"> plus Ubuntu</w:t>
             </w:r>
           </w:p>
         </w:tc>
@@ -479,7 +1883,7 @@
           <w:p>
             <w:r/>
             <w:r>
-              <w:t>see below</w:t>
+              <w:t>about 500 MB</w:t>
             </w:r>
           </w:p>
         </w:tc>
@@ -490,7 +1894,7 @@
           <w:p>
             <w:r/>
             <w:r>
-              <w:t>see below</w:t>
+              <w:t>3 to 5 min, plus a reboot</w:t>
             </w:r>
           </w:p>
         </w:tc>
@@ -503,7 +1907,11 @@
           <w:p>
             <w:r/>
             <w:r>
-              <w:t>NVIDIA GPU + recent driver</w:t>
+              <w:rPr>
+                <w:rFonts w:ascii="Consolas" w:hAnsi="Consolas"/>
+                <w:sz w:val="19"/>
+              </w:rPr>
+              <w:t>wsl --update</w:t>
             </w:r>
           </w:p>
         </w:tc>
@@ -514,14 +1922,7 @@
           <w:p>
             <w:r/>
             <w:r>
-              <w:rPr>
-                <w:rFonts w:ascii="Consolas" w:hAnsi="Consolas"/>
-                <w:sz w:val="19"/>
-              </w:rPr>
-              <w:t>nvidia-smi</w:t>
-            </w:r>
-            <w:r>
-              <w:t xml:space="preserve"> in PowerShell</w:t>
+              <w:t>about 130 MB</w:t>
             </w:r>
           </w:p>
         </w:tc>
@@ -532,7 +1933,7 @@
           <w:p>
             <w:r/>
             <w:r>
-              <w:t>Update the driver. Optional, see 1A</w:t>
+              <w:t>under 1 min</w:t>
             </w:r>
           </w:p>
         </w:tc>
@@ -545,7 +1946,53 @@
           <w:p>
             <w:r/>
             <w:r>
-              <w:t>Free disk</w:t>
+              <w:t>Docker Desktop</w:t>
+            </w:r>
+          </w:p>
+        </w:tc>
+        <w:tc>
+          <w:tcPr>
+            <w:tcW w:type="dxa" w:w="2880"/>
+          </w:tcPr>
+          <w:p>
+            <w:r/>
+            <w:r>
+              <w:t>about 600 MB installer</w:t>
+            </w:r>
+          </w:p>
+        </w:tc>
+        <w:tc>
+          <w:tcPr>
+            <w:tcW w:type="dxa" w:w="2880"/>
+          </w:tcPr>
+          <w:p>
+            <w:r/>
+            <w:r>
+              <w:t>5 to 8 min, plus a reboot</w:t>
+            </w:r>
+          </w:p>
+        </w:tc>
+      </w:tr>
+      <w:tr>
+        <w:tc>
+          <w:tcPr>
+            <w:tcW w:type="dxa" w:w="2880"/>
+          </w:tcPr>
+          <w:p>
+            <w:r/>
+            <w:r>
+              <w:t>the repo clone with 9 submodules</w:t>
+            </w:r>
+          </w:p>
+        </w:tc>
+        <w:tc>
+          <w:tcPr>
+            <w:tcW w:type="dxa" w:w="2880"/>
+          </w:tcPr>
+          <w:p>
+            <w:r/>
+            <w:r>
+              <w:t>about 600 MB</w:t>
             </w:r>
           </w:p>
         </w:tc>
@@ -557,13 +2004,25 @@
             <w:r/>
             <w:r>
               <w:rPr>
-                <w:rFonts w:ascii="Consolas" w:hAnsi="Consolas"/>
-                <w:sz w:val="19"/>
+                <w:b/>
               </w:rPr>
-              <w:t>df -h /mnt/c</w:t>
+              <w:t>17.4 s</w:t>
             </w:r>
             <w:r>
-              <w:t xml:space="preserve"> in the WSL2 shell</w:t>
+              <w:t xml:space="preserve"> measured</w:t>
+            </w:r>
+          </w:p>
+        </w:tc>
+      </w:tr>
+      <w:tr>
+        <w:tc>
+          <w:tcPr>
+            <w:tcW w:type="dxa" w:w="2880"/>
+          </w:tcPr>
+          <w:p>
+            <w:r/>
+            <w:r>
+              <w:t>the Gazebo image, pulled</w:t>
             </w:r>
           </w:p>
         </w:tc>
@@ -574,7 +2033,18 @@
           <w:p>
             <w:r/>
             <w:r>
-              <w:t>see the table below</w:t>
+              <w:t>about 1.2 GB over the wire, 5.57 GB unpacked</w:t>
+            </w:r>
+          </w:p>
+        </w:tc>
+        <w:tc>
+          <w:tcPr>
+            <w:tcW w:type="dxa" w:w="2880"/>
+          </w:tcPr>
+          <w:p>
+            <w:r/>
+            <w:r>
+              <w:t>see section 4</w:t>
             </w:r>
           </w:p>
         </w:tc>
@@ -582,11 +2052,22 @@
     </w:tbl>
     <w:p/>
     <w:p>
-      <w:pPr>
-        <w:pStyle w:val="Heading3"/>
-      </w:pPr>
-      <w:r>
-        <w:t>Disk, measured rather than guessed</w:t>
+      <w:r>
+        <w:rPr>
+          <w:b/>
+        </w:rPr>
+        <w:t>Rough room total: about 2.4 GB per laptop, so five laptops is on the order of 12 GB.</w:t>
+      </w:r>
+      <w:r>
+        <w:t xml:space="preserve"> On shared campus wifi that is the binding constraint of the evening, which is why downloads start at minute zero and why pulls are staggered rather than all five at once.</w:t>
+      </w:r>
+    </w:p>
+    <w:p>
+      <w:r>
+        <w:rPr>
+          <w:b/>
+        </w:rPr>
+        <w:t>Disk, measured rather than guessed:</w:t>
       </w:r>
     </w:p>
     <w:tbl>
@@ -645,14 +2126,7 @@
           <w:p>
             <w:r/>
             <w:r>
-              <w:rPr>
-                <w:rFonts w:ascii="Consolas" w:hAnsi="Consolas"/>
-                <w:sz w:val="19"/>
-              </w:rPr>
-              <w:t>igvc-gazebo-jazzy</w:t>
-            </w:r>
-            <w:r>
-              <w:t xml:space="preserve"> unpacked on disk</w:t>
+              <w:t>the Gazebo image, unpacked on disk</w:t>
             </w:r>
           </w:p>
         </w:tc>
@@ -667,33 +2141,6 @@
                 <w:b/>
               </w:rPr>
               <w:t>5.57 GB</w:t>
-            </w:r>
-          </w:p>
-        </w:tc>
-      </w:tr>
-      <w:tr>
-        <w:tc>
-          <w:tcPr>
-            <w:tcW w:type="dxa" w:w="4320"/>
-          </w:tcPr>
-          <w:p>
-            <w:r/>
-            <w:r>
-              <w:t>the same image as a saved tar</w:t>
-            </w:r>
-          </w:p>
-        </w:tc>
-        <w:tc>
-          <w:tcPr>
-            <w:tcW w:type="dxa" w:w="4320"/>
-          </w:tcPr>
-          <w:p>
-            <w:r/>
-            <w:r>
-              <w:rPr>
-                <w:b/>
-              </w:rPr>
-              <w:t>1.20 GB</w:t>
             </w:r>
           </w:p>
         </w:tc>
@@ -764,10 +2211,7 @@
           <w:p>
             <w:r/>
             <w:r>
-              <w:rPr>
-                <w:b/>
-              </w:rPr>
-              <w:t>total for the USB / offline path</w:t>
+              <w:t>Docker Desktop plus the WSL2 Ubuntu distro</w:t>
             </w:r>
           </w:p>
         </w:tc>
@@ -778,10 +2222,7 @@
           <w:p>
             <w:r/>
             <w:r>
-              <w:rPr>
-                <w:b/>
-              </w:rPr>
-              <w:t>7.4 GB</w:t>
+              <w:t>roughly 4 GB</w:t>
             </w:r>
           </w:p>
         </w:tc>
@@ -793,10 +2234,10 @@
         <w:rPr>
           <w:b/>
         </w:rPr>
-        <w:t>Ask for 12 GB free if you are loading the image from a tar, and 25 GB if you are building it.</w:t>
-      </w:r>
-      <w:r>
-        <w:t xml:space="preserve"> The gap above the measured 7.4 GB is deliberate: the WSL2 VM's </w:t>
+        <w:t>Ask for 20 GB free, and 30 GB if you build the image instead of pulling it.</w:t>
+      </w:r>
+      <w:r>
+        <w:t xml:space="preserve"> You were asked to clear 60 GB, which is comfortable headroom and deliberately so: </w:t>
       </w:r>
       <w:r>
         <w:rPr>
@@ -806,21 +2247,31 @@
         <w:t>docker_data.vhdx</w:t>
       </w:r>
       <w:r>
-        <w:t xml:space="preserve"> grows and never shrinks on its own, and one old image version usually lingers. The 25 GB build figure includes the build cache a build leaves behind, and that part is </w:t>
+        <w:t xml:space="preserve"> grows and never shrinks, and Windows 11 </w:t>
       </w:r>
       <w:r>
         <w:rPr>
           <w:b/>
         </w:rPr>
-        <w:t>a margin, not a measurement</w:t>
-      </w:r>
-      <w:r>
-        <w:t>: this machine carries 29.06 GB of build cache across four images, 21.86 GB of it shared, so the share belonging to any single image cannot be cleanly attributed.</w:t>
+        <w:t>Home</w:t>
+      </w:r>
+      <w:r>
+        <w:t xml:space="preserve"> has no Hyper-V, so </w:t>
+      </w:r>
+      <w:r>
+        <w:rPr>
+          <w:rFonts w:ascii="Consolas" w:hAnsi="Consolas"/>
+          <w:sz w:val="19"/>
+        </w:rPr>
+        <w:t>Optimize-VHD</w:t>
+      </w:r>
+      <w:r>
+        <w:t xml:space="preserve"> is not available to compact it. Space you give Docker does not come back easily.</w:t>
       </w:r>
     </w:p>
     <w:p>
       <w:r>
-        <w:t>If you are short, reclaim the cheapest thing first:</w:t>
+        <w:t>If you are short:</w:t>
       </w:r>
     </w:p>
     <w:p>
@@ -839,102 +2290,79 @@
         <w:t>docker image prune -a         # images nothing is using</w:t>
       </w:r>
     </w:p>
+    <w:p/>
     <w:p>
-      <w:r>
-        <w:t xml:space="preserve">Be aware that pruning frees space *inside* the VM but </w:t>
+      <w:pPr>
+        <w:pStyle w:val="Heading2"/>
+      </w:pPr>
+      <w:r>
+        <w:t>3. Get the repository</w:t>
+      </w:r>
+    </w:p>
+    <w:p>
+      <w:r>
+        <w:rPr>
+          <w:b/>
+        </w:rPr>
+        <w:t>From here on, every command is in the WSL2 Ubuntu shell</w:t>
+      </w:r>
+      <w:r>
+        <w:t xml:space="preserve">, not PowerShell. Type </w:t>
       </w:r>
       <w:r>
         <w:rPr>
           <w:rFonts w:ascii="Consolas" w:hAnsi="Consolas"/>
           <w:sz w:val="19"/>
         </w:rPr>
-        <w:t>docker_data.vhdx</w:t>
-      </w:r>
-      <w:r>
-        <w:t xml:space="preserve"> on C: stays the same size. Windows 11 </w:t>
-      </w:r>
-      <w:r>
-        <w:rPr>
-          <w:b/>
-        </w:rPr>
-        <w:t>Home</w:t>
-      </w:r>
-      <w:r>
-        <w:t xml:space="preserve"> has no Hyper-V, so </w:t>
+        <w:t>wsl</w:t>
+      </w:r>
+      <w:r>
+        <w:t xml:space="preserve"> in a terminal, or launch Ubuntu from the Start menu. The prompt ends in </w:t>
       </w:r>
       <w:r>
         <w:rPr>
           <w:rFonts w:ascii="Consolas" w:hAnsi="Consolas"/>
           <w:sz w:val="19"/>
         </w:rPr>
-        <w:t>Optimize-VHD</w:t>
-      </w:r>
-      <w:r>
-        <w:t xml:space="preserve"> is not available to shrink it.</w:t>
-      </w:r>
-    </w:p>
-    <w:p>
-      <w:pPr>
-        <w:pStyle w:val="Heading3"/>
-      </w:pPr>
-      <w:r>
-        <w:t>WSL Integration is the one people miss</w:t>
-      </w:r>
-    </w:p>
-    <w:p>
-      <w:r>
-        <w:t xml:space="preserve">Docker Desktop, </w:t>
-      </w:r>
-      <w:r>
-        <w:rPr>
-          <w:b/>
-        </w:rPr>
-        <w:t>Settings</w:t>
-      </w:r>
-      <w:r>
-        <w:t xml:space="preserve">, </w:t>
-      </w:r>
-      <w:r>
-        <w:rPr>
-          <w:b/>
-        </w:rPr>
-        <w:t>Resources</w:t>
-      </w:r>
-      <w:r>
-        <w:t xml:space="preserve">, </w:t>
-      </w:r>
-      <w:r>
-        <w:rPr>
-          <w:b/>
-        </w:rPr>
-        <w:t>WSL Integration</w:t>
-      </w:r>
-      <w:r>
-        <w:t>, enable the toggle for your distro (</w:t>
+        <w:t>$</w:t>
+      </w:r>
+      <w:r>
+        <w:t xml:space="preserve"> and paths start </w:t>
       </w:r>
       <w:r>
         <w:rPr>
           <w:rFonts w:ascii="Consolas" w:hAnsi="Consolas"/>
           <w:sz w:val="19"/>
         </w:rPr>
-        <w:t>Ubuntu-26.04</w:t>
-      </w:r>
-      <w:r>
-        <w:t xml:space="preserve">), then </w:t>
-      </w:r>
+        <w:t>/mnt/c/...</w:t>
+      </w:r>
+      <w:r>
+        <w:t>.</w:t>
+      </w:r>
+    </w:p>
+    <w:p>
       <w:r>
         <w:rPr>
           <w:b/>
         </w:rPr>
-        <w:t>Apply &amp; Restart</w:t>
-      </w:r>
-      <w:r>
-        <w:t>.</w:t>
+        <w:t>Why it matters:</w:t>
+      </w:r>
+      <w:r>
+        <w:t xml:space="preserve"> Docker Desktop's own Linux VM has no display. A container started from PowerShell can never open a window, not Gazebo and not RViz, and </w:t>
+      </w:r>
+      <w:r>
+        <w:rPr>
+          <w:b/>
+        </w:rPr>
+        <w:t>the failure is silent</w:t>
+      </w:r>
+      <w:r>
+        <w:t>: the command appears to work and no window ever arrives. Started from a WSL2 shell, that distro's WSLg sockets mount through and both windows open as ordinary Windows windows on the same GPU.</w:t>
       </w:r>
     </w:p>
     <w:p>
       <w:r>
-        <w:t>Check it worked, from the WSL2 shell:</w:t>
+        <w:t>Headless runs work from anywhere. Anything you want to *see* needs WSL2.</w:t>
       </w:r>
     </w:p>
     <w:p>
@@ -948,1094 +2376,11 @@
           <w:color w:val="113355"/>
           <w:sz w:val="18"/>
         </w:rPr>
-        <w:t>docker ps</w:t>
-      </w:r>
-    </w:p>
-    <w:p>
-      <w:r>
-        <w:t>If that errors with "command not found" or "cannot connect", the toggle is off. Nothing else in this guide will work until it is on.</w:t>
-      </w:r>
-    </w:p>
-    <w:p/>
-    <w:p>
-      <w:pPr>
-        <w:pStyle w:val="Heading2"/>
-      </w:pPr>
-      <w:r>
-        <w:t>1A. Your machine is probably not the one this was built on</w:t>
-      </w:r>
-    </w:p>
-    <w:p>
-      <w:r>
-        <w:t xml:space="preserve">Everything here was verified on </w:t>
-      </w:r>
-      <w:r>
-        <w:rPr>
-          <w:b/>
-        </w:rPr>
-        <w:t>one</w:t>
-      </w:r>
-      <w:r>
-        <w:t xml:space="preserve"> laptop. If your machine differs, find it below </w:t>
-      </w:r>
-      <w:r>
-        <w:rPr>
-          <w:b/>
-        </w:rPr>
-        <w:t>before</w:t>
-      </w:r>
-      <w:r>
-        <w:t xml:space="preserve"> you conclude something is broken. Most "it works for you and not for me" reports on this project have turned out to be one of these.</w:t>
-      </w:r>
-    </w:p>
-    <w:tbl>
-      <w:tblPr>
-        <w:tblStyle w:val="LightGrid-Accent1"/>
-        <w:tblW w:type="auto" w:w="0"/>
-        <w:tblLook w:firstColumn="1" w:firstRow="1" w:lastColumn="0" w:lastRow="0" w:noHBand="0" w:noVBand="1" w:val="04A0"/>
-      </w:tblPr>
-      <w:tblGrid>
-        <w:gridCol w:w="4320"/>
-        <w:gridCol w:w="4320"/>
-      </w:tblGrid>
-      <w:tr>
-        <w:tc>
-          <w:tcPr>
-            <w:tcW w:type="dxa" w:w="4320"/>
-          </w:tcPr>
-          <w:p>
-            <w:r>
-              <w:rPr>
-                <w:b/>
-              </w:rPr>
-            </w:r>
-            <w:r>
-              <w:rPr>
-                <w:b/>
-              </w:rPr>
-              <w:t>Part</w:t>
-            </w:r>
-          </w:p>
-        </w:tc>
-        <w:tc>
-          <w:tcPr>
-            <w:tcW w:type="dxa" w:w="4320"/>
-          </w:tcPr>
-          <w:p>
-            <w:r>
-              <w:rPr>
-                <w:b/>
-              </w:rPr>
-            </w:r>
-            <w:r>
-              <w:rPr>
-                <w:b/>
-              </w:rPr>
-              <w:t>Machine-specific?</w:t>
-            </w:r>
-          </w:p>
-        </w:tc>
-      </w:tr>
-      <w:tr>
-        <w:tc>
-          <w:tcPr>
-            <w:tcW w:type="dxa" w:w="4320"/>
-          </w:tcPr>
-          <w:p>
-            <w:r/>
-            <w:r>
-              <w:t>Getting the image</w:t>
-            </w:r>
-          </w:p>
-        </w:tc>
-        <w:tc>
-          <w:tcPr>
-            <w:tcW w:type="dxa" w:w="4320"/>
-          </w:tcPr>
-          <w:p>
-            <w:r/>
-            <w:r>
-              <w:t>No. Same everywhere</w:t>
-            </w:r>
-          </w:p>
-        </w:tc>
-      </w:tr>
-      <w:tr>
-        <w:tc>
-          <w:tcPr>
-            <w:tcW w:type="dxa" w:w="4320"/>
-          </w:tcPr>
-          <w:p>
-            <w:r/>
-            <w:r>
-              <w:t>Running headless, and every check except the GPU one</w:t>
-            </w:r>
-          </w:p>
-        </w:tc>
-        <w:tc>
-          <w:tcPr>
-            <w:tcW w:type="dxa" w:w="4320"/>
-          </w:tcPr>
-          <w:p>
-            <w:r/>
-            <w:r>
-              <w:t>No</w:t>
-            </w:r>
-          </w:p>
-        </w:tc>
-      </w:tr>
-      <w:tr>
-        <w:tc>
-          <w:tcPr>
-            <w:tcW w:type="dxa" w:w="4320"/>
-          </w:tcPr>
-          <w:p>
-            <w:r/>
-            <w:r>
-              <w:rPr>
-                <w:b/>
-              </w:rPr>
-              <w:t>Seeing a window</w:t>
-            </w:r>
-          </w:p>
-        </w:tc>
-        <w:tc>
-          <w:tcPr>
-            <w:tcW w:type="dxa" w:w="4320"/>
-          </w:tcPr>
-          <w:p>
-            <w:r/>
-            <w:r>
-              <w:rPr>
-                <w:b/>
-              </w:rPr>
-              <w:t>Yes.</w:t>
-            </w:r>
-            <w:r>
-              <w:t xml:space="preserve"> Depends on WSLg, or X11 on Linux</w:t>
-            </w:r>
-          </w:p>
-        </w:tc>
-      </w:tr>
-      <w:tr>
-        <w:tc>
-          <w:tcPr>
-            <w:tcW w:type="dxa" w:w="4320"/>
-          </w:tcPr>
-          <w:p>
-            <w:r/>
-            <w:r>
-              <w:rPr>
-                <w:b/>
-              </w:rPr>
-              <w:t>GPU rendering</w:t>
-            </w:r>
-          </w:p>
-        </w:tc>
-        <w:tc>
-          <w:tcPr>
-            <w:tcW w:type="dxa" w:w="4320"/>
-          </w:tcPr>
-          <w:p>
-            <w:r/>
-            <w:r>
-              <w:rPr>
-                <w:b/>
-              </w:rPr>
-              <w:t>Yes.</w:t>
-            </w:r>
-            <w:r>
-              <w:t xml:space="preserve"> Depends on vendor, driver and the compose file</w:t>
-            </w:r>
-          </w:p>
-        </w:tc>
-      </w:tr>
-      <w:tr>
-        <w:tc>
-          <w:tcPr>
-            <w:tcW w:type="dxa" w:w="4320"/>
-          </w:tcPr>
-          <w:p>
-            <w:r/>
-            <w:r>
-              <w:t>Speed</w:t>
-            </w:r>
-          </w:p>
-        </w:tc>
-        <w:tc>
-          <w:tcPr>
-            <w:tcW w:type="dxa" w:w="4320"/>
-          </w:tcPr>
-          <w:p>
-            <w:r/>
-            <w:r>
-              <w:t>Yes. Cameras are the expensive part</w:t>
-            </w:r>
-          </w:p>
-        </w:tc>
-      </w:tr>
-    </w:tbl>
-    <w:p/>
-    <w:p>
-      <w:r>
-        <w:t xml:space="preserve">The simulator </w:t>
-      </w:r>
-      <w:r>
-        <w:rPr>
-          <w:b/>
-        </w:rPr>
-        <w:t>does not require an NVIDIA GPU to run at all.</w:t>
-      </w:r>
-      <w:r>
-        <w:t xml:space="preserve"> It requires one to run *fast* and to make camera results meaningful. With no usable GPU you can still do navigation, lidar and control work today.</w:t>
-      </w:r>
-    </w:p>
-    <w:p>
-      <w:pPr>
-        <w:pStyle w:val="Heading3"/>
-      </w:pPr>
-      <w:r>
-        <w:t>Windows 11</w:t>
-      </w:r>
-    </w:p>
-    <w:p>
-      <w:r>
-        <w:t>The verified path. Follow the guide as written.</w:t>
-      </w:r>
-    </w:p>
-    <w:p>
-      <w:pPr>
-        <w:pStyle w:val="Heading3"/>
-      </w:pPr>
-      <w:r>
-        <w:t>Windows 10</w:t>
-      </w:r>
-    </w:p>
-    <w:p>
-      <w:r>
-        <w:t>Works, and one teammate is on it. Three different build numbers matter and they are easy to conflate:</w:t>
-      </w:r>
-    </w:p>
-    <w:tbl>
-      <w:tblPr>
-        <w:tblStyle w:val="LightGrid-Accent1"/>
-        <w:tblW w:type="auto" w:w="0"/>
-        <w:tblLook w:firstColumn="1" w:firstRow="1" w:lastColumn="0" w:lastRow="0" w:noHBand="0" w:noVBand="1" w:val="04A0"/>
-      </w:tblPr>
-      <w:tblGrid>
-        <w:gridCol w:w="4320"/>
-        <w:gridCol w:w="4320"/>
-      </w:tblGrid>
-      <w:tr>
-        <w:tc>
-          <w:tcPr>
-            <w:tcW w:type="dxa" w:w="4320"/>
-          </w:tcPr>
-          <w:p>
-            <w:r>
-              <w:rPr>
-                <w:b/>
-              </w:rPr>
-            </w:r>
-            <w:r>
-              <w:rPr>
-                <w:b/>
-              </w:rPr>
-              <w:t>Build</w:t>
-            </w:r>
-          </w:p>
-        </w:tc>
-        <w:tc>
-          <w:tcPr>
-            <w:tcW w:type="dxa" w:w="4320"/>
-          </w:tcPr>
-          <w:p>
-            <w:r>
-              <w:rPr>
-                <w:b/>
-              </w:rPr>
-            </w:r>
-            <w:r>
-              <w:rPr>
-                <w:b/>
-              </w:rPr>
-              <w:t>What it gates</w:t>
-            </w:r>
-          </w:p>
-        </w:tc>
-      </w:tr>
-      <w:tr>
-        <w:tc>
-          <w:tcPr>
-            <w:tcW w:type="dxa" w:w="4320"/>
-          </w:tcPr>
-          <w:p>
-            <w:r/>
-            <w:r>
-              <w:t>19041</w:t>
-            </w:r>
-          </w:p>
-        </w:tc>
-        <w:tc>
-          <w:tcPr>
-            <w:tcW w:type="dxa" w:w="4320"/>
-          </w:tcPr>
-          <w:p>
-            <w:r/>
-            <w:r>
-              <w:t>WSL2 itself</w:t>
-            </w:r>
-          </w:p>
-        </w:tc>
-      </w:tr>
-      <w:tr>
-        <w:tc>
-          <w:tcPr>
-            <w:tcW w:type="dxa" w:w="4320"/>
-          </w:tcPr>
-          <w:p>
-            <w:r/>
-            <w:r>
-              <w:rPr>
-                <w:b/>
-              </w:rPr>
-              <w:t>19044</w:t>
-            </w:r>
-            <w:r>
-              <w:t xml:space="preserve"> (21H2)</w:t>
-            </w:r>
-          </w:p>
-        </w:tc>
-        <w:tc>
-          <w:tcPr>
-            <w:tcW w:type="dxa" w:w="4320"/>
-          </w:tcPr>
-          <w:p>
-            <w:r/>
-            <w:r>
-              <w:rPr>
-                <w:b/>
-              </w:rPr>
-              <w:t>WSLg, that is, whether a Linux window can ever appear</w:t>
-            </w:r>
-          </w:p>
-        </w:tc>
-      </w:tr>
-      <w:tr>
-        <w:tc>
-          <w:tcPr>
-            <w:tcW w:type="dxa" w:w="4320"/>
-          </w:tcPr>
-          <w:p>
-            <w:r/>
-            <w:r>
-              <w:rPr>
-                <w:b/>
-              </w:rPr>
-              <w:t>19045</w:t>
-            </w:r>
-            <w:r>
-              <w:t xml:space="preserve"> (22H2)</w:t>
-            </w:r>
-          </w:p>
-        </w:tc>
-        <w:tc>
-          <w:tcPr>
-            <w:tcW w:type="dxa" w:w="4320"/>
-          </w:tcPr>
-          <w:p>
-            <w:r/>
-            <w:r>
-              <w:rPr>
-                <w:b/>
-              </w:rPr>
-              <w:t>what current Docker Desktop requires</w:t>
-            </w:r>
-          </w:p>
-        </w:tc>
-      </w:tr>
-    </w:tbl>
-    <w:p/>
-    <w:p>
-      <w:r>
-        <w:t xml:space="preserve">Check yours with </w:t>
-      </w:r>
-      <w:r>
-        <w:rPr>
-          <w:rFonts w:ascii="Consolas" w:hAnsi="Consolas"/>
-          <w:sz w:val="19"/>
-        </w:rPr>
-        <w:t>winver</w:t>
-      </w:r>
-      <w:r>
-        <w:t>.</w:t>
-      </w:r>
-    </w:p>
-    <w:p>
-      <w:pPr>
-        <w:pStyle w:val="ListBullet"/>
-      </w:pPr>
-      <w:r>
-        <w:rPr>
-          <w:b/>
-        </w:rPr>
-        <w:t>19045 or newer:</w:t>
-      </w:r>
-      <w:r>
-        <w:t xml:space="preserve"> supported. But you must install WSL from the **Microsoft</w:t>
-      </w:r>
-    </w:p>
-    <w:p>
-      <w:r>
-        <w:t>Store</w:t>
-      </w:r>
-      <w:r>
-        <w:rPr>
-          <w:b/>
-        </w:rPr>
-        <w:t xml:space="preserve">, not the older "Windows Subsystem for Linux" Windows feature, because the feature version has no WSLg and gives you no windows at all. Run `wsl --update`, then confirm `wsl --version` prints a </w:t>
-      </w:r>
-      <w:r>
-        <w:rPr>
-          <w:rFonts w:ascii="Consolas" w:hAnsi="Consolas"/>
-          <w:sz w:val="19"/>
-        </w:rPr>
-        <w:t>WSLg version</w:t>
-      </w:r>
-      <w:r>
-        <w:t>** line. No line, no windows.</w:t>
-      </w:r>
-    </w:p>
-    <w:p>
-      <w:pPr>
-        <w:pStyle w:val="ListBullet"/>
-      </w:pPr>
-      <w:r>
-        <w:rPr>
-          <w:b/>
-        </w:rPr>
-        <w:t>19044:</w:t>
-      </w:r>
-      <w:r>
-        <w:t xml:space="preserve"> you have WSLg but current Docker Desktop will refuse to install.</w:t>
-      </w:r>
-    </w:p>
-    <w:p>
-      <w:r>
-        <w:rPr>
-          <w:b/>
-        </w:rPr>
-        <w:t>What to do:</w:t>
-      </w:r>
-      <w:r>
-        <w:t xml:space="preserve"> update to 22H2 through Settings, Windows Update. It is one optional update away and it is the whole fix.</w:t>
-      </w:r>
-    </w:p>
-    <w:p>
-      <w:pPr>
-        <w:pStyle w:val="ListBullet"/>
-      </w:pPr>
-      <w:r>
-        <w:rPr>
-          <w:b/>
-        </w:rPr>
-        <w:t>19041 to 19043:</w:t>
-      </w:r>
-      <w:r>
-        <w:t xml:space="preserve"> this machine can </w:t>
-      </w:r>
-      <w:r>
-        <w:rPr>
-          <w:b/>
-        </w:rPr>
-        <w:t>never</w:t>
-      </w:r>
-      <w:r>
-        <w:t xml:space="preserve"> show a Gazebo or RViz window,</w:t>
-      </w:r>
-    </w:p>
-    <w:p>
-      <w:r>
-        <w:t xml:space="preserve">whatever else you install. There is no workaround short of updating Windows. </w:t>
-      </w:r>
-      <w:r>
-        <w:rPr>
-          <w:b/>
-        </w:rPr>
-        <w:t>What to do:</w:t>
-      </w:r>
-      <w:r>
-        <w:t xml:space="preserve"> update to 22H2. Meanwhile the machine is still useful headless: </w:t>
-      </w:r>
-      <w:r>
-        <w:rPr>
-          <w:rFonts w:ascii="Consolas" w:hAnsi="Consolas"/>
-          <w:sz w:val="19"/>
-        </w:rPr>
-        <w:t>render_check.sh</w:t>
-      </w:r>
-      <w:r>
-        <w:t xml:space="preserve">, the smoke test and </w:t>
-      </w:r>
-      <w:r>
-        <w:rPr>
-          <w:rFonts w:ascii="Consolas" w:hAnsi="Consolas"/>
-          <w:sz w:val="19"/>
-        </w:rPr>
-        <w:t>autonomy_check.sh</w:t>
-      </w:r>
-      <w:r>
-        <w:t xml:space="preserve"> all run with no display. Pair with someone whose machine shows windows for anything visual.</w:t>
-      </w:r>
-    </w:p>
-    <w:p>
-      <w:pPr>
-        <w:pStyle w:val="ListBullet"/>
-      </w:pPr>
-      <w:r>
-        <w:rPr>
-          <w:b/>
-        </w:rPr>
-        <w:t>Below 19041:</w:t>
-      </w:r>
-      <w:r>
-        <w:t xml:space="preserve"> nothing here works. Update Windows first.</w:t>
-      </w:r>
-    </w:p>
-    <w:p>
-      <w:r>
-        <w:rPr>
-          <w:rFonts w:ascii="Consolas" w:hAnsi="Consolas"/>
-          <w:sz w:val="19"/>
-        </w:rPr>
-        <w:t>scripts/setup-windows.ps1</w:t>
-      </w:r>
-      <w:r>
-        <w:t xml:space="preserve"> prints your build number and which of these you are in.</w:t>
-      </w:r>
-    </w:p>
-    <w:p>
-      <w:r>
-        <w:t>(Unrelated but worth knowing: Isaac Sim 6.0.1 dropped Windows 10 support entirely. That affects the Isaac track, not this one. Gazebo is fine.)</w:t>
-      </w:r>
-    </w:p>
-    <w:p>
-      <w:pPr>
-        <w:pStyle w:val="Heading3"/>
-      </w:pPr>
-      <w:r>
-        <w:t>Native Linux</w:t>
-      </w:r>
-    </w:p>
-    <w:p>
-      <w:r>
-        <w:t>Use the other compose file and the Linux service:</w:t>
-      </w:r>
-    </w:p>
-    <w:p>
-      <w:pPr>
-        <w:spacing w:after="200" w:before="120"/>
-        <w:ind w:left="432"/>
-      </w:pPr>
-      <w:r>
-        <w:rPr>
-          <w:rFonts w:ascii="Consolas" w:hAnsi="Consolas"/>
-          <w:color w:val="113355"/>
-          <w:sz w:val="18"/>
-        </w:rPr>
-        <w:t>xhost +local:docker                      # once per login</w:t>
+        <w:t>cd /mnt/c</w:t>
         <w:br/>
-        <w:t>docker compose up -d igvc_gazebo_linux</w:t>
+        <w:t>git clone --recurse-submodules https://github.com/wworth-IGVC/IGVC_robot_2027.git</w:t>
         <w:br/>
-        <w:t>docker exec -it igvc_gazebo_linux bash src/IGVC_robot_2026/scripts/gazebo/start_sim.sh</w:t>
-      </w:r>
-    </w:p>
-    <w:p>
-      <w:r>
-        <w:t xml:space="preserve">That service is </w:t>
-      </w:r>
-      <w:r>
-        <w:rPr>
-          <w:b/>
-        </w:rPr>
-        <w:t>written but has never been run on a real Linux machine</w:t>
-      </w:r>
-      <w:r>
-        <w:t xml:space="preserve">, because nobody on the team runs Linux on the desktop. It is the Windows service with the WSL-specific machinery swapped for </w:t>
-      </w:r>
-      <w:r>
-        <w:rPr>
-          <w:rFonts w:ascii="Consolas" w:hAnsi="Consolas"/>
-          <w:sz w:val="19"/>
-        </w:rPr>
-        <w:t>runtime: nvidia</w:t>
-      </w:r>
-      <w:r>
-        <w:t xml:space="preserve">, </w:t>
-      </w:r>
-      <w:r>
-        <w:rPr>
-          <w:rFonts w:ascii="Consolas" w:hAnsi="Consolas"/>
-          <w:sz w:val="19"/>
-        </w:rPr>
-        <w:t>/dev/dri</w:t>
-      </w:r>
-      <w:r>
-        <w:t xml:space="preserve"> and </w:t>
-      </w:r>
-      <w:r>
-        <w:rPr>
-          <w:rFonts w:ascii="Consolas" w:hAnsi="Consolas"/>
-          <w:sz w:val="19"/>
-        </w:rPr>
-        <w:t>/tmp/.X11-unix</w:t>
-      </w:r>
-      <w:r>
-        <w:t xml:space="preserve">. If it fails, the two usual causes are </w:t>
-      </w:r>
-      <w:r>
-        <w:rPr>
-          <w:rFonts w:ascii="Consolas" w:hAnsi="Consolas"/>
-          <w:sz w:val="19"/>
-        </w:rPr>
-        <w:t>nvidia-container-toolkit</w:t>
-      </w:r>
-      <w:r>
-        <w:t xml:space="preserve"> not being installed and forgetting </w:t>
-      </w:r>
-      <w:r>
-        <w:rPr>
-          <w:rFonts w:ascii="Consolas" w:hAnsi="Consolas"/>
-          <w:sz w:val="19"/>
-        </w:rPr>
-        <w:t>xhost</w:t>
-      </w:r>
-      <w:r>
-        <w:t>. Please report back either way so this paragraph can be deleted.</w:t>
-      </w:r>
-    </w:p>
-    <w:p>
-      <w:r>
-        <w:t xml:space="preserve">Everything after section 4 is identical, except the container is called </w:t>
-      </w:r>
-      <w:r>
-        <w:rPr>
-          <w:rFonts w:ascii="Consolas" w:hAnsi="Consolas"/>
-          <w:sz w:val="19"/>
-        </w:rPr>
-        <w:t>igvc_gazebo_linux</w:t>
-      </w:r>
-      <w:r>
-        <w:t>.</w:t>
-      </w:r>
-    </w:p>
-    <w:p>
-      <w:pPr>
-        <w:pStyle w:val="Heading3"/>
-      </w:pPr>
-      <w:r>
-        <w:t>AMD or Intel GPU</w:t>
-      </w:r>
-    </w:p>
-    <w:p>
-      <w:r>
-        <w:t>The Windows compose file pins Mesa to the NVIDIA adapter, which is wrong for you:</w:t>
-      </w:r>
-    </w:p>
-    <w:p>
-      <w:pPr>
-        <w:spacing w:after="200" w:before="120"/>
-        <w:ind w:left="432"/>
-      </w:pPr>
-      <w:r>
-        <w:rPr>
-          <w:rFonts w:ascii="Consolas" w:hAnsi="Consolas"/>
-          <w:color w:val="113355"/>
-          <w:sz w:val="18"/>
-        </w:rPr>
-        <w:t>- MESA_D3D12_DEFAULT_ADAPTER_NAME=NVIDIA    # change or remove</w:t>
-      </w:r>
-    </w:p>
-    <w:p>
-      <w:r>
-        <w:t xml:space="preserve">On Windows/WSL2, change </w:t>
-      </w:r>
-      <w:r>
-        <w:rPr>
-          <w:rFonts w:ascii="Consolas" w:hAnsi="Consolas"/>
-          <w:sz w:val="19"/>
-        </w:rPr>
-        <w:t>NVIDIA</w:t>
-      </w:r>
-      <w:r>
-        <w:t xml:space="preserve"> to a string matching your adapter, or delete the line and let Mesa choose. On native Linux, drop </w:t>
-      </w:r>
-      <w:r>
-        <w:rPr>
-          <w:rFonts w:ascii="Consolas" w:hAnsi="Consolas"/>
-          <w:sz w:val="19"/>
-        </w:rPr>
-        <w:t>runtime: nvidia</w:t>
-      </w:r>
-      <w:r>
-        <w:t xml:space="preserve"> and the </w:t>
-      </w:r>
-      <w:r>
-        <w:rPr>
-          <w:rFonts w:ascii="Consolas" w:hAnsi="Consolas"/>
-          <w:sz w:val="19"/>
-        </w:rPr>
-        <w:t>NVIDIA_*</w:t>
-      </w:r>
-      <w:r>
-        <w:t xml:space="preserve"> variables from </w:t>
-      </w:r>
-      <w:r>
-        <w:rPr>
-          <w:rFonts w:ascii="Consolas" w:hAnsi="Consolas"/>
-          <w:sz w:val="19"/>
-        </w:rPr>
-        <w:t>igvc_gazebo_linux</w:t>
-      </w:r>
-      <w:r>
-        <w:t xml:space="preserve"> and keep </w:t>
-      </w:r>
-      <w:r>
-        <w:rPr>
-          <w:rFonts w:ascii="Consolas" w:hAnsi="Consolas"/>
-          <w:sz w:val="19"/>
-        </w:rPr>
-        <w:t>/dev/dri</w:t>
-      </w:r>
-      <w:r>
-        <w:t>.</w:t>
-      </w:r>
-    </w:p>
-    <w:p>
-      <w:r>
-        <w:t xml:space="preserve">Then run </w:t>
-      </w:r>
-      <w:r>
-        <w:rPr>
-          <w:rFonts w:ascii="Consolas" w:hAnsi="Consolas"/>
-          <w:sz w:val="19"/>
-        </w:rPr>
-        <w:t>render_check.sh</w:t>
-      </w:r>
-      <w:r>
-        <w:t xml:space="preserve"> and see what it reports. A modern AMD or Intel GPU will render this scene perfectly well. The pinning exists only because </w:t>
-      </w:r>
-      <w:r>
-        <w:rPr>
-          <w:b/>
-        </w:rPr>
-        <w:t>this one laptop has both an Intel iGPU and an NVIDIA card</w:t>
-      </w:r>
-      <w:r>
-        <w:t xml:space="preserve">, and Mesa picking the Intel one made </w:t>
-      </w:r>
-      <w:r>
-        <w:rPr>
-          <w:rFonts w:ascii="Consolas" w:hAnsi="Consolas"/>
-          <w:sz w:val="19"/>
-        </w:rPr>
-        <w:t>gz sim</w:t>
-      </w:r>
-      <w:r>
-        <w:t xml:space="preserve"> crash inside Intel's WSL driver. That crash looks like a Gazebo bug and is not one.</w:t>
-      </w:r>
-    </w:p>
-    <w:p>
-      <w:pPr>
-        <w:pStyle w:val="Heading3"/>
-      </w:pPr>
-      <w:r>
-        <w:t>No usable GPU, or a virtual machine</w:t>
-      </w:r>
-    </w:p>
-    <w:p>
-      <w:r>
-        <w:t xml:space="preserve">You will get </w:t>
-      </w:r>
-      <w:r>
-        <w:rPr>
-          <w:rFonts w:ascii="Consolas" w:hAnsi="Consolas"/>
-          <w:sz w:val="19"/>
-        </w:rPr>
-        <w:t>SOFTWARE FALLBACK (llvmpipe)</w:t>
-      </w:r>
-      <w:r>
-        <w:t>. The simulator still runs. What changes:</w:t>
-      </w:r>
-    </w:p>
-    <w:p>
-      <w:pPr>
-        <w:pStyle w:val="ListBullet"/>
-      </w:pPr>
-      <w:r>
-        <w:t xml:space="preserve">Turn the cameras off: </w:t>
-      </w:r>
-      <w:r>
-        <w:rPr>
-          <w:rFonts w:ascii="Consolas" w:hAnsi="Consolas"/>
-          <w:sz w:val="19"/>
-        </w:rPr>
-        <w:t>CAMERAS=none</w:t>
-      </w:r>
-      <w:r>
-        <w:t>. They are what software rendering cannot</w:t>
-      </w:r>
-    </w:p>
-    <w:p>
-      <w:r>
-        <w:t>keep up with.</w:t>
-      </w:r>
-    </w:p>
-    <w:p>
-      <w:pPr>
-        <w:pStyle w:val="ListBullet"/>
-      </w:pPr>
-      <w:r>
-        <w:t>Expect a real-time factor well below 1.0.</w:t>
-      </w:r>
-    </w:p>
-    <w:p>
-      <w:pPr>
-        <w:pStyle w:val="ListBullet"/>
-      </w:pPr>
-      <w:r>
-        <w:rPr>
-          <w:b/>
-        </w:rPr>
-        <w:t>Do not take camera or timing measurements</w:t>
-      </w:r>
-      <w:r>
-        <w:t xml:space="preserve"> and do not compare them with</w:t>
-      </w:r>
-    </w:p>
-    <w:p>
-      <w:r>
-        <w:t>anyone else's.</w:t>
-      </w:r>
-    </w:p>
-    <w:p>
-      <w:r>
-        <w:t xml:space="preserve">Navigation, lidar, odometry and control work are all still valid, because </w:t>
-      </w:r>
-      <w:r>
-        <w:rPr>
-          <w:rFonts w:ascii="Consolas" w:hAnsi="Consolas"/>
-          <w:sz w:val="19"/>
-        </w:rPr>
-        <w:t>gpu_lidar</w:t>
-      </w:r>
-      <w:r>
-        <w:t xml:space="preserve"> falls back too and the physics is on the CPU regardless:</w:t>
-      </w:r>
-    </w:p>
-    <w:p>
-      <w:pPr>
-        <w:spacing w:after="200" w:before="120"/>
-        <w:ind w:left="432"/>
-      </w:pPr>
-      <w:r>
-        <w:rPr>
-          <w:rFonts w:ascii="Consolas" w:hAnsi="Consolas"/>
-          <w:color w:val="113355"/>
-          <w:sz w:val="18"/>
-        </w:rPr>
-        <w:t>docker exec -it igvc_gazebo bash -c \</w:t>
-        <w:br/>
-        <w:t xml:space="preserve">  "CAMERAS=none NAV=1 HEADLESS=1 bash src/IGVC_robot_2026/scripts/gazebo/start_sim.sh"</w:t>
-      </w:r>
-    </w:p>
-    <w:p>
-      <w:pPr>
-        <w:pStyle w:val="Heading3"/>
-      </w:pPr>
-      <w:r>
-        <w:t>macOS</w:t>
-      </w:r>
-    </w:p>
-    <w:p>
-      <w:r>
-        <w:t>Not supported. Docker Desktop on macOS gives containers no GPU and there is no WSLg equivalent. Use a lab machine.</w:t>
-      </w:r>
-    </w:p>
-    <w:p>
-      <w:pPr>
-        <w:pStyle w:val="Heading3"/>
-      </w:pPr>
-      <w:r>
-        <w:t>Docker Desktop resource limits</w:t>
-      </w:r>
-    </w:p>
-    <w:p>
-      <w:r>
-        <w:t>The default allocation is often too small once Gazebo, RViz and ten Nav2 nodes are running. Settings, Resources:</w:t>
-      </w:r>
-    </w:p>
-    <w:tbl>
-      <w:tblPr>
-        <w:tblStyle w:val="LightGrid-Accent1"/>
-        <w:tblW w:type="auto" w:w="0"/>
-        <w:tblLook w:firstColumn="1" w:firstRow="1" w:lastColumn="0" w:lastRow="0" w:noHBand="0" w:noVBand="1" w:val="04A0"/>
-      </w:tblPr>
-      <w:tblGrid>
-        <w:gridCol w:w="2880"/>
-        <w:gridCol w:w="2880"/>
-        <w:gridCol w:w="2880"/>
-      </w:tblGrid>
-      <w:tr>
-        <w:tc>
-          <w:tcPr>
-            <w:tcW w:type="dxa" w:w="2880"/>
-          </w:tcPr>
-          <w:p>
-            <w:r>
-              <w:rPr>
-                <w:b/>
-              </w:rPr>
-            </w:r>
-            <w:r>
-              <w:rPr>
-                <w:b/>
-              </w:rPr>
-              <w:t>Setting</w:t>
-            </w:r>
-          </w:p>
-        </w:tc>
-        <w:tc>
-          <w:tcPr>
-            <w:tcW w:type="dxa" w:w="2880"/>
-          </w:tcPr>
-          <w:p>
-            <w:r>
-              <w:rPr>
-                <w:b/>
-              </w:rPr>
-            </w:r>
-            <w:r>
-              <w:rPr>
-                <w:b/>
-              </w:rPr>
-              <w:t>Minimum</w:t>
-            </w:r>
-          </w:p>
-        </w:tc>
-        <w:tc>
-          <w:tcPr>
-            <w:tcW w:type="dxa" w:w="2880"/>
-          </w:tcPr>
-          <w:p>
-            <w:r>
-              <w:rPr>
-                <w:b/>
-              </w:rPr>
-            </w:r>
-            <w:r>
-              <w:rPr>
-                <w:b/>
-              </w:rPr>
-              <w:t>Comfortable</w:t>
-            </w:r>
-          </w:p>
-        </w:tc>
-      </w:tr>
-      <w:tr>
-        <w:tc>
-          <w:tcPr>
-            <w:tcW w:type="dxa" w:w="2880"/>
-          </w:tcPr>
-          <w:p>
-            <w:r/>
-            <w:r>
-              <w:t>Memory</w:t>
-            </w:r>
-          </w:p>
-        </w:tc>
-        <w:tc>
-          <w:tcPr>
-            <w:tcW w:type="dxa" w:w="2880"/>
-          </w:tcPr>
-          <w:p>
-            <w:r/>
-            <w:r>
-              <w:t>8 GB</w:t>
-            </w:r>
-          </w:p>
-        </w:tc>
-        <w:tc>
-          <w:tcPr>
-            <w:tcW w:type="dxa" w:w="2880"/>
-          </w:tcPr>
-          <w:p>
-            <w:r/>
-            <w:r>
-              <w:t>12-16 GB</w:t>
-            </w:r>
-          </w:p>
-        </w:tc>
-      </w:tr>
-      <w:tr>
-        <w:tc>
-          <w:tcPr>
-            <w:tcW w:type="dxa" w:w="2880"/>
-          </w:tcPr>
-          <w:p>
-            <w:r/>
-            <w:r>
-              <w:t>CPUs</w:t>
-            </w:r>
-          </w:p>
-        </w:tc>
-        <w:tc>
-          <w:tcPr>
-            <w:tcW w:type="dxa" w:w="2880"/>
-          </w:tcPr>
-          <w:p>
-            <w:r/>
-            <w:r>
-              <w:t>4</w:t>
-            </w:r>
-          </w:p>
-        </w:tc>
-        <w:tc>
-          <w:tcPr>
-            <w:tcW w:type="dxa" w:w="2880"/>
-          </w:tcPr>
-          <w:p>
-            <w:r/>
-            <w:r>
-              <w:t>8</w:t>
-            </w:r>
-          </w:p>
-        </w:tc>
-      </w:tr>
-    </w:tbl>
-    <w:p/>
-    <w:p>
-      <w:r>
-        <w:t xml:space="preserve">Symptoms of too little memory: containers dying without a message, the build failing partway, or Nav2's lifecycle bringup aborting with </w:t>
-      </w:r>
-      <w:r>
-        <w:rPr>
-          <w:rFonts w:ascii="Consolas" w:hAnsi="Consolas"/>
-          <w:sz w:val="19"/>
-        </w:rPr>
-        <w:t>Failed to bring up all requested nodes</w:t>
-      </w:r>
-      <w:r>
-        <w:t>.</w:t>
-      </w:r>
-    </w:p>
-    <w:p/>
-    <w:p>
-      <w:pPr>
-        <w:pStyle w:val="Heading2"/>
-      </w:pPr>
-      <w:r>
-        <w:t>2. Get the repository</w:t>
+        <w:t>cd IGVC_robot_2027</w:t>
       </w:r>
     </w:p>
     <w:p>
@@ -2046,7 +2391,7 @@
         <w:t>The `--recurse-submodules` is not optional.</w:t>
       </w:r>
       <w:r>
-        <w:t xml:space="preserve"> This is the single most common way a fresh clone fails, and the failure is confusing when it happens. </w:t>
+        <w:t xml:space="preserve"> There are nine submodules and two are load-bearing: </w:t>
       </w:r>
       <w:r>
         <w:rPr>
@@ -2056,7 +2401,7 @@
         <w:t>zed_description</w:t>
       </w:r>
       <w:r>
-        <w:t xml:space="preserve"> is a submodule and colcon builds it by name, so without it the workspace build fails outright; </w:t>
+        <w:t xml:space="preserve"> is built by name, so the workspace build fails outright without it, and </w:t>
       </w:r>
       <w:r>
         <w:rPr>
@@ -2071,30 +2416,10 @@
     </w:p>
     <w:p>
       <w:r>
-        <w:t>From the WSL2 shell:</w:t>
-      </w:r>
-    </w:p>
-    <w:p>
-      <w:pPr>
-        <w:spacing w:after="200" w:before="120"/>
-        <w:ind w:left="432"/>
-      </w:pPr>
-      <w:r>
         <w:rPr>
-          <w:rFonts w:ascii="Consolas" w:hAnsi="Consolas"/>
-          <w:color w:val="113355"/>
-          <w:sz w:val="18"/>
+          <w:b/>
         </w:rPr>
-        <w:t>cd /mnt/c            # or wherever you keep projects</w:t>
-        <w:br/>
-        <w:t>git clone --recurse-submodules https://github.com/wworth-IGVC/IGVC_robot_2027.git</w:t>
-        <w:br/>
-        <w:t>cd IGVC_robot_2027</w:t>
-      </w:r>
-    </w:p>
-    <w:p>
-      <w:r>
-        <w:t>Expect nine submodules. Check:</w:t>
+        <w:t>Verify:</w:t>
       </w:r>
     </w:p>
     <w:p>
@@ -2115,13 +2440,7 @@
     </w:p>
     <w:p>
       <w:r>
-        <w:rPr>
-          <w:b/>
-        </w:rPr>
-        <w:t>If you already cloned without it</w:t>
-      </w:r>
-      <w:r>
-        <w:t>, you do not need to start again:</w:t>
+        <w:t>If you already cloned without it, you do not need to start again:</w:t>
       </w:r>
     </w:p>
     <w:p>
@@ -2140,28 +2459,16 @@
     </w:p>
     <w:p>
       <w:r>
-        <w:rPr>
-          <w:rFonts w:ascii="Consolas" w:hAnsi="Consolas"/>
-          <w:sz w:val="19"/>
-        </w:rPr>
-        <w:t>bootstrap.sh</w:t>
-      </w:r>
-      <w:r>
-        <w:t xml:space="preserve"> in section 4 does this for you and refuses to continue if any submodule is still empty, so you cannot get far with the wrong clone.</w:t>
+        <w:t>Section 4 refuses to continue if any submodule is empty, so you cannot get far with the wrong clone.</w:t>
       </w:r>
     </w:p>
+    <w:p/>
     <w:p>
-      <w:r>
-        <w:t xml:space="preserve">If your path contains a space, that is fine, but </w:t>
-      </w:r>
-      <w:r>
-        <w:rPr>
-          <w:b/>
-        </w:rPr>
-        <w:t>quote it everywhere</w:t>
-      </w:r>
-      <w:r>
-        <w:t>:</w:t>
+      <w:pPr>
+        <w:pStyle w:val="Heading2"/>
+      </w:pPr>
+      <w:r>
+        <w:t>4. One command: get the image, build, and find your tier</w:t>
       </w:r>
     </w:p>
     <w:p>
@@ -2175,140 +2482,12 @@
           <w:color w:val="113355"/>
           <w:sz w:val="18"/>
         </w:rPr>
-        <w:t>cd "/mnt/c/IGVC 2027/IGVC_robot_2027"</w:t>
-      </w:r>
-    </w:p>
-    <w:p/>
-    <w:p>
-      <w:pPr>
-        <w:pStyle w:val="Heading2"/>
-      </w:pPr>
-      <w:r>
-        <w:t>3. Check your machine, from PowerShell</w:t>
+        <w:t>bash scripts/gazebo/bootstrap.sh</w:t>
       </w:r>
     </w:p>
     <w:p>
       <w:r>
-        <w:t>This one script is meant for PowerShell, because all it does is read your machine's configuration. It builds nothing and starts nothing.</w:t>
-      </w:r>
-    </w:p>
-    <w:p>
-      <w:pPr>
-        <w:spacing w:after="200" w:before="120"/>
-        <w:ind w:left="432"/>
-      </w:pPr>
-      <w:r>
-        <w:rPr>
-          <w:rFonts w:ascii="Consolas" w:hAnsi="Consolas"/>
-          <w:color w:val="113355"/>
-          <w:sz w:val="18"/>
-        </w:rPr>
-        <w:t>cd "C:\IGVC 2027\IGVC_robot_2027"</w:t>
-        <w:br/>
-        <w:t>.\scripts\setup-windows.ps1</w:t>
-      </w:r>
-    </w:p>
-    <w:p>
-      <w:r>
-        <w:t>It checks the Windows build against all three thresholds above, WSL2, Docker, GPU passthrough, free disk (printing both the number it wants and the number it found) and whether your submodules are populated. Every failure comes with what to do about it.</w:t>
-      </w:r>
-    </w:p>
-    <w:p>
-      <w:r>
-        <w:t>Expect it to end with:</w:t>
-      </w:r>
-    </w:p>
-    <w:p>
-      <w:pPr>
-        <w:spacing w:after="200" w:before="120"/>
-        <w:ind w:left="432"/>
-      </w:pPr>
-      <w:r>
-        <w:rPr>
-          <w:rFonts w:ascii="Consolas" w:hAnsi="Consolas"/>
-          <w:color w:val="113355"/>
-          <w:sz w:val="18"/>
-        </w:rPr>
-        <w:t xml:space="preserve">  All required checks passed.</w:t>
-        <w:br/>
-        <w:t xml:space="preserve">  Prerequisites are in place. Nothing was built.</w:t>
-      </w:r>
-    </w:p>
-    <w:p>
-      <w:r>
-        <w:t xml:space="preserve">Switches: </w:t>
-      </w:r>
-      <w:r>
-        <w:rPr>
-          <w:rFonts w:ascii="Consolas" w:hAnsi="Consolas"/>
-          <w:sz w:val="19"/>
-        </w:rPr>
-        <w:t>-WithPerception</w:t>
-      </w:r>
-      <w:r>
-        <w:t xml:space="preserve"> and </w:t>
-      </w:r>
-      <w:r>
-        <w:rPr>
-          <w:rFonts w:ascii="Consolas" w:hAnsi="Consolas"/>
-          <w:sz w:val="19"/>
-        </w:rPr>
-        <w:t>-WithZed</w:t>
-      </w:r>
-      <w:r>
-        <w:t xml:space="preserve"> raise the disk requirement for those much larger images, which the simulator does not need. </w:t>
-      </w:r>
-      <w:r>
-        <w:rPr>
-          <w:rFonts w:ascii="Consolas" w:hAnsi="Consolas"/>
-          <w:sz w:val="19"/>
-        </w:rPr>
-        <w:t>-Weights</w:t>
-      </w:r>
-      <w:r>
-        <w:t xml:space="preserve"> downloads the YOLOPv2 model weights, which the simulator does not use.</w:t>
-      </w:r>
-    </w:p>
-    <w:p/>
-    <w:p>
-      <w:pPr>
-        <w:pStyle w:val="Heading2"/>
-      </w:pPr>
-      <w:r>
-        <w:t>4. One command: get the image, build, and verify</w:t>
-      </w:r>
-    </w:p>
-    <w:p>
-      <w:r>
-        <w:t xml:space="preserve">Back in the </w:t>
-      </w:r>
-      <w:r>
-        <w:rPr>
-          <w:b/>
-        </w:rPr>
-        <w:t>WSL2</w:t>
-      </w:r>
-      <w:r>
-        <w:t xml:space="preserve"> shell, in the repo root:</w:t>
-      </w:r>
-    </w:p>
-    <w:p>
-      <w:pPr>
-        <w:spacing w:after="200" w:before="120"/>
-        <w:ind w:left="432"/>
-      </w:pPr>
-      <w:r>
-        <w:rPr>
-          <w:rFonts w:ascii="Consolas" w:hAnsi="Consolas"/>
-          <w:color w:val="113355"/>
-          <w:sz w:val="18"/>
-        </w:rPr>
-        <w:t>bash scripts/gazebo/bootstrap.sh</w:t>
-      </w:r>
-    </w:p>
-    <w:p>
-      <w:r>
-        <w:t xml:space="preserve">That does everything: submodules, the image, the container, the workspace build, the GPU check and the smoke test. It prints </w:t>
+        <w:t xml:space="preserve">That does everything: submodules, the image, the container, the workspace build, the GPU tier check and the smoke test. It prints </w:t>
       </w:r>
       <w:r>
         <w:rPr>
@@ -2342,52 +2521,25 @@
     </w:p>
     <w:p>
       <w:r>
+        <w:t xml:space="preserve">The image comes from </w:t>
+      </w:r>
+      <w:r>
         <w:rPr>
           <w:b/>
         </w:rPr>
-        <w:t>If someone handed you the image on a USB drive, use it.</w:t>
-      </w:r>
-      <w:r>
-        <w:t xml:space="preserve"> This skips the download and the build entirely, which matters when twelve people are on the same campus wifi. From WSL2, a USB drive mounted at </w:t>
+        <w:t>GitHub Container Registry</w:t>
+      </w:r>
+      <w:r>
+        <w:t xml:space="preserve">. It is a public package, so </w:t>
       </w:r>
       <w:r>
         <w:rPr>
-          <w:rFonts w:ascii="Consolas" w:hAnsi="Consolas"/>
-          <w:sz w:val="19"/>
+          <w:b/>
         </w:rPr>
-        <w:t>D:</w:t>
-      </w:r>
-      <w:r>
-        <w:t xml:space="preserve"> is </w:t>
-      </w:r>
-      <w:r>
-        <w:rPr>
-          <w:rFonts w:ascii="Consolas" w:hAnsi="Consolas"/>
-          <w:sz w:val="19"/>
-        </w:rPr>
-        <w:t>/mnt/d</w:t>
-      </w:r>
-      <w:r>
-        <w:t>:</w:t>
-      </w:r>
-    </w:p>
-    <w:p>
-      <w:pPr>
-        <w:spacing w:after="200" w:before="120"/>
-        <w:ind w:left="432"/>
-      </w:pPr>
-      <w:r>
-        <w:rPr>
-          <w:rFonts w:ascii="Consolas" w:hAnsi="Consolas"/>
-          <w:color w:val="113355"/>
-          <w:sz w:val="18"/>
-        </w:rPr>
-        <w:t>IMAGE_TAR=/mnt/d/igvc-gazebo-jazzy.tar bash scripts/gazebo/bootstrap.sh</w:t>
-      </w:r>
-    </w:p>
-    <w:p>
-      <w:r>
-        <w:t>Other options:</w:t>
+        <w:t>no `docker login` is needed</w:t>
+      </w:r>
+      <w:r>
+        <w:t>: about 1.2 GB over the wire, unpacking to 5.57 GB on disk.</w:t>
       </w:r>
     </w:p>
     <w:tbl>
@@ -2450,7 +2602,7 @@
                 <w:rFonts w:ascii="Consolas" w:hAnsi="Consolas"/>
                 <w:sz w:val="19"/>
               </w:rPr>
-              <w:t>IMAGE_TAR=&lt;path&gt;</w:t>
+              <w:t>BUILD_IMAGE=1</w:t>
             </w:r>
           </w:p>
         </w:tc>
@@ -2461,7 +2613,52 @@
           <w:p>
             <w:r/>
             <w:r>
-              <w:t>load the image from a tar instead of building it</w:t>
+              <w:t>build from the Dockerfile instead of pulling. The fallback for when GHCR is unreachable. 10 to 20 minutes instead of a few</w:t>
+            </w:r>
+          </w:p>
+        </w:tc>
+      </w:tr>
+      <w:tr>
+        <w:tc>
+          <w:tcPr>
+            <w:tcW w:type="dxa" w:w="4320"/>
+          </w:tcPr>
+          <w:p>
+            <w:r/>
+            <w:r>
+              <w:rPr>
+                <w:rFonts w:ascii="Consolas" w:hAnsi="Consolas"/>
+                <w:sz w:val="19"/>
+              </w:rPr>
+              <w:t>IMAGE_REF=...</w:t>
+            </w:r>
+          </w:p>
+        </w:tc>
+        <w:tc>
+          <w:tcPr>
+            <w:tcW w:type="dxa" w:w="4320"/>
+          </w:tcPr>
+          <w:p>
+            <w:r/>
+            <w:r>
+              <w:t xml:space="preserve">pull a different tag, for example the dated </w:t>
+            </w:r>
+            <w:r>
+              <w:rPr>
+                <w:rFonts w:ascii="Consolas" w:hAnsi="Consolas"/>
+                <w:sz w:val="19"/>
+              </w:rPr>
+              <w:t>ghcr.io/wworth-igvc/igvc-gazebo-jazzy:2026-09-17</w:t>
+            </w:r>
+            <w:r>
+              <w:t xml:space="preserve"> instead of </w:t>
+            </w:r>
+            <w:r>
+              <w:rPr>
+                <w:rFonts w:ascii="Consolas" w:hAnsi="Consolas"/>
+                <w:sz w:val="19"/>
+              </w:rPr>
+              <w:t>latest</w:t>
             </w:r>
           </w:p>
         </w:tc>
@@ -2489,7 +2686,7 @@
           <w:p>
             <w:r/>
             <w:r>
-              <w:t>stop after the GPU check. Saves about 4 minutes</w:t>
+              <w:t>stop after the tier check. Saves about 4 minutes</w:t>
             </w:r>
           </w:p>
         </w:tc>
@@ -2506,7 +2703,7 @@
                 <w:rFonts w:ascii="Consolas" w:hAnsi="Consolas"/>
                 <w:sz w:val="19"/>
               </w:rPr>
-              <w:t>FORCE_BUILD=1</w:t>
+              <w:t>ALLOW_TIER_C=1</w:t>
             </w:r>
           </w:p>
         </w:tc>
@@ -2517,7 +2714,7 @@
           <w:p>
             <w:r/>
             <w:r>
-              <w:t>rebuild the image even if it is already present</w:t>
+              <w:t>do not pause to explain a software-rendering machine</w:t>
             </w:r>
           </w:p>
         </w:tc>
@@ -2526,7 +2723,7 @@
     <w:p/>
     <w:p>
       <w:r>
-        <w:t>Expect, with timings from this machine:</w:t>
+        <w:t>Expect, on tier A:</w:t>
       </w:r>
     </w:p>
     <w:p>
@@ -2548,7 +2745,7 @@
         <w:br/>
         <w:t xml:space="preserve">  PASS  docker is reachable  (Docker version 29.7.2, build a7dcaa6)</w:t>
         <w:br/>
-        <w:t xml:space="preserve">  PASS  free disk: wanted 12 GB, found 112 GB</w:t>
+        <w:t xml:space="preserve">  PASS  free disk:  WANTS 20 GB   FOUND 106 GB</w:t>
         <w:br/>
         <w:br/>
         <w:t>==&gt; step 2: submodules</w:t>
@@ -2560,7 +2757,9 @@
         <w:br/>
         <w:t>==&gt; step 3: the image</w:t>
         <w:br/>
-        <w:t xml:space="preserve">  PASS  image loaded from the tar</w:t>
+        <w:t xml:space="preserve">        pulling ghcr.io/wworth-igvc/igvc-gazebo-jazzy:latest</w:t>
+        <w:br/>
+        <w:t xml:space="preserve">  PASS  image pulled and tagged as igvc-gazebo-jazzy:latest</w:t>
         <w:br/>
         <w:br/>
         <w:t>==&gt; step 4: starting the container</w:t>
@@ -2573,31 +2772,65 @@
         <w:t xml:space="preserve">  PASS  four packages built</w:t>
         <w:br/>
         <w:br/>
-        <w:t>==&gt; step 6: render_check.sh: is it on the GPU, or silently on the CPU</w:t>
+        <w:t>==&gt; step 6: render_check.sh: which GPU tier is this machine</w:t>
         <w:br/>
-        <w:t xml:space="preserve">        GL_RENDERER = D3D12 (NVIDIA GeForce RTX 5070 Ti Laptop GPU)</w:t>
+        <w:t xml:space="preserve">        ADAPTER: D3D12 (NVIDIA GeForce RTX 5070 Ti Laptop GPU)</w:t>
+        <w:br/>
+        <w:t xml:space="preserve">        RESULT: HARDWARE RENDERING (NVIDIA)</w:t>
+        <w:br/>
+        <w:t xml:space="preserve">        YOUR TIER: A</w:t>
         <w:br/>
         <w:t xml:space="preserve">        camera topic   : PUBLISHING</w:t>
         <w:br/>
         <w:t xml:space="preserve">        gpu_lidar topic: PUBLISHING</w:t>
         <w:br/>
-        <w:t xml:space="preserve">        RESULT: HARDWARE RENDERING (NVIDIA)</w:t>
-        <w:br/>
-        <w:t xml:space="preserve">  PASS  hardware rendering, and both sensors are publishing</w:t>
+        <w:t xml:space="preserve">  PASS  TIER A, hardware rendering on a discrete NVIDIA adapter</w:t>
         <w:br/>
         <w:br/>
         <w:t>==&gt; step 7: bringup_smoke_test.sh: the topic contract, and does it drive</w:t>
         <w:br/>
         <w:t xml:space="preserve">        topic checks passed: 18   failed: 0</w:t>
         <w:br/>
-        <w:t xml:space="preserve">        DRIVE TEST : PASS</w:t>
+        <w:t xml:space="preserve">        DRIVE TEST : PASS   robot moved 7.331 m on /cmd_vel</w:t>
         <w:br/>
-        <w:t xml:space="preserve">        FRAME TEST : PASS</w:t>
+        <w:t xml:space="preserve">        FRAME TEST : PASS   odometry agrees with the simulator</w:t>
         <w:br/>
         <w:t xml:space="preserve">  PASS  the topic contract holds and the robot drives on /cmd_vel</w:t>
         <w:br/>
         <w:br/>
         <w:t xml:space="preserve">  Bootstrap complete. The simulator is verified on this machine.</w:t>
+        <w:br/>
+        <w:t xml:space="preserve">  Your GPU tier: A</w:t>
+      </w:r>
+    </w:p>
+    <w:p>
+      <w:r>
+        <w:rPr>
+          <w:b/>
+        </w:rPr>
+        <w:t>Now read your tier off that output and go to section 6 (A or B) or section 7 (C).</w:t>
+      </w:r>
+    </w:p>
+    <w:p>
+      <w:r>
+        <w:rPr>
+          <w:rFonts w:ascii="Consolas" w:hAnsi="Consolas"/>
+          <w:sz w:val="19"/>
+        </w:rPr>
+        <w:t>bootstrap.sh</w:t>
+      </w:r>
+      <w:r>
+        <w:t xml:space="preserve"> will not tell you the GPU works when it does not. It reads the tier from </w:t>
+      </w:r>
+      <w:r>
+        <w:rPr>
+          <w:rFonts w:ascii="Consolas" w:hAnsi="Consolas"/>
+          <w:sz w:val="19"/>
+        </w:rPr>
+        <w:t>render_check.sh</w:t>
+      </w:r>
+      <w:r>
+        <w:t xml:space="preserve"> rather than guessing, and it fails outright if the two ever disagree.</w:t>
       </w:r>
     </w:p>
     <w:p>
@@ -2621,7 +2854,9 @@
         </w:rPr>
         <w:t>git submodule update --init --recursive</w:t>
         <w:br/>
-        <w:t>docker compose -f docker-compose.windows.yml build igvc_gazebo   # or: docker load -i &lt;tar&gt;</w:t>
+        <w:t>docker pull ghcr.io/wworth-igvc/igvc-gazebo-jazzy:latest</w:t>
+        <w:br/>
+        <w:t>docker tag ghcr.io/wworth-igvc/igvc-gazebo-jazzy:latest igvc-gazebo-jazzy:latest</w:t>
         <w:br/>
         <w:t>docker compose -f docker-compose.windows.yml up -d igvc_gazebo</w:t>
         <w:br/>
@@ -2655,7 +2890,7 @@
         <w:t>docker-compose.yml</w:t>
       </w:r>
       <w:r>
-        <w:t>. The plain one targets native Linux and will not work here.</w:t>
+        <w:t>, which targets native Linux and will not work here.</w:t>
       </w:r>
     </w:p>
     <w:p>
@@ -2686,17 +2921,7 @@
         <w:t>igvc_test_description</w:t>
       </w:r>
       <w:r>
-        <w:t xml:space="preserve"> depends on, and omitting it fails the build. (The comment at the top of </w:t>
-      </w:r>
-      <w:r>
-        <w:rPr>
-          <w:rFonts w:ascii="Consolas" w:hAnsi="Consolas"/>
-          <w:sz w:val="19"/>
-        </w:rPr>
-        <w:t>start_sim.sh</w:t>
-      </w:r>
-      <w:r>
-        <w:t xml:space="preserve"> says "three"; the code selects four. The code is right.)</w:t>
+        <w:t xml:space="preserve"> depends on, and omitting it fails the build.</w:t>
       </w:r>
     </w:p>
     <w:p>
@@ -2747,7 +2972,7 @@
         <w:t>/tf</w:t>
       </w:r>
       <w:r>
-        <w:t xml:space="preserve"> for the same robot, and the navigation stack then plans against a robot whose position jumps between them. It looks exactly like a navigation bug. That is how six </w:t>
+        <w:t xml:space="preserve"> for the same robot, so the navigation stack plans against a robot whose position jumps between them. It looks exactly like a navigation bug, and it is how six </w:t>
       </w:r>
       <w:r>
         <w:rPr>
@@ -2778,6 +3003,62 @@
       </w:r>
       <w:r>
         <w:t>.</w:t>
+      </w:r>
+    </w:p>
+    <w:p>
+      <w:pPr>
+        <w:pStyle w:val="Heading3"/>
+      </w:pPr>
+      <w:r>
+        <w:t>If GHCR is unreachable in the room</w:t>
+      </w:r>
+    </w:p>
+    <w:p>
+      <w:r>
+        <w:t>Two fallbacks, in order:</w:t>
+      </w:r>
+    </w:p>
+    <w:p>
+      <w:pPr>
+        <w:pStyle w:val="ListNumber"/>
+      </w:pPr>
+      <w:r>
+        <w:rPr>
+          <w:rFonts w:ascii="Consolas" w:hAnsi="Consolas"/>
+          <w:sz w:val="19"/>
+        </w:rPr>
+        <w:t>BUILD_IMAGE=1 bash scripts/gazebo/bootstrap.sh</w:t>
+      </w:r>
+      <w:r>
+        <w:t>, which builds from the</w:t>
+      </w:r>
+    </w:p>
+    <w:p>
+      <w:r>
+        <w:t xml:space="preserve">Dockerfile. 10 to 20 minutes and it needs </w:t>
+      </w:r>
+      <w:r>
+        <w:rPr>
+          <w:rFonts w:ascii="Consolas" w:hAnsi="Consolas"/>
+          <w:sz w:val="19"/>
+        </w:rPr>
+        <w:t>packages.ros.org</w:t>
+      </w:r>
+      <w:r>
+        <w:t>, so it is not an offline path.</w:t>
+      </w:r>
+    </w:p>
+    <w:p>
+      <w:pPr>
+        <w:pStyle w:val="ListNumber"/>
+      </w:pPr>
+      <w:r>
+        <w:t>Ask Liam to serve the image off his laptop over the local network. See the</w:t>
+      </w:r>
+    </w:p>
+    <w:p>
+      <w:r>
+        <w:t>LAN fallback section of the session runbook.</w:t>
       </w:r>
     </w:p>
     <w:p/>
@@ -2786,12 +3067,408 @@
         <w:pStyle w:val="Heading2"/>
       </w:pPr>
       <w:r>
-        <w:t>5. Making the USB drive, for whoever is handing the image out</w:t>
+        <w:t>5. macOS</w:t>
       </w:r>
     </w:p>
     <w:p>
       <w:r>
-        <w:t>Do this once, on a machine that already has the image:</w:t>
+        <w:rPr>
+          <w:b/>
+        </w:rPr>
+        <w:t>Short answer: tonight, pair with a Windows laptop on tier A or B.</w:t>
+      </w:r>
+    </w:p>
+    <w:p>
+      <w:r>
+        <w:t>A Mac is not excluded in principle, and the headless checks should run. But the one thing people assume will work does not, so read the third point before you spend the evening on it. Each finding is labelled with how well it is established.</w:t>
+      </w:r>
+    </w:p>
+    <w:p>
+      <w:r>
+        <w:rPr>
+          <w:b/>
+        </w:rPr>
+        <w:t>1. Docker Desktop on macOS does not expose the GPU to Linux containers. VERIFIED.</w:t>
+      </w:r>
+      <w:r>
+        <w:t xml:space="preserve"> Docker's own GPU documentation says flatly that "GPU support in Docker Desktop is only available on Windows with the WSL2 backend". The cause is architectural, not a setting: containers run inside a Linux VM on Apple's Virtualization framework, which gives Linux guests no 3D-capable virtual GPU. There is no </w:t>
+      </w:r>
+      <w:r>
+        <w:rPr>
+          <w:rFonts w:ascii="Consolas" w:hAnsi="Consolas"/>
+          <w:sz w:val="19"/>
+        </w:rPr>
+        <w:t>--gpus</w:t>
+      </w:r>
+      <w:r>
+        <w:t xml:space="preserve"> equivalent to try. </w:t>
+      </w:r>
+      <w:r>
+        <w:rPr>
+          <w:b/>
+        </w:rPr>
+        <w:t>Consequence: a Mac is tier C at best</w:t>
+      </w:r>
+      <w:r>
+        <w:t>, on hardware that is otherwise very capable.</w:t>
+      </w:r>
+    </w:p>
+    <w:p>
+      <w:r>
+        <w:rPr>
+          <w:b/>
+        </w:rPr>
+        <w:t>2. On Apple Silicon this amd64 image runs under emulation. VERIFIED, but "Rosetta" is wrong. REFUTED.</w:t>
+      </w:r>
+      <w:r>
+        <w:t xml:space="preserve"> Our image is amd64 only, and Docker's docs confirm you cannot run a </w:t>
+      </w:r>
+      <w:r>
+        <w:rPr>
+          <w:rFonts w:ascii="Consolas" w:hAnsi="Consolas"/>
+          <w:sz w:val="19"/>
+        </w:rPr>
+        <w:t>linux/amd64</w:t>
+      </w:r>
+      <w:r>
+        <w:t xml:space="preserve"> container on an arm64 host without emulation. However </w:t>
+      </w:r>
+      <w:r>
+        <w:rPr>
+          <w:b/>
+        </w:rPr>
+        <w:t>Rosetta is optional and off by default</w:t>
+      </w:r>
+      <w:r>
+        <w:t xml:space="preserve">: Docker's settings reference lists "Use Rosetta for x86_64/amd64 emulation on Apple Silicon" as *Disabled* by default. The default path is QEMU via </w:t>
+      </w:r>
+      <w:r>
+        <w:rPr>
+          <w:rFonts w:ascii="Consolas" w:hAnsi="Consolas"/>
+          <w:sz w:val="19"/>
+        </w:rPr>
+        <w:t>binfmt_misc</w:t>
+      </w:r>
+      <w:r>
+        <w:t xml:space="preserve">, which Docker's own docs warn "can be much slower than native builds, especially for compute-heavy tasks", and CPU rasterisation is exactly compute-heavy. Also </w:t>
+      </w:r>
+      <w:r>
+        <w:rPr>
+          <w:b/>
+        </w:rPr>
+        <w:t>`--platform linux/amd64` is good practice rather than a hard requirement</w:t>
+      </w:r>
+      <w:r>
+        <w:t xml:space="preserve">: with only an amd64 manifest there is nothing for Docker to choose, so it starts the container under emulation and prints a platform-mismatch warning. Set </w:t>
+      </w:r>
+      <w:r>
+        <w:rPr>
+          <w:rFonts w:ascii="Consolas" w:hAnsi="Consolas"/>
+          <w:sz w:val="19"/>
+        </w:rPr>
+        <w:t>platform: linux/amd64</w:t>
+      </w:r>
+      <w:r>
+        <w:t xml:space="preserve"> in compose anyway so the behaviour is predictable instead of warning-driven.</w:t>
+      </w:r>
+    </w:p>
+    <w:p>
+      <w:r>
+        <w:rPr>
+          <w:b/>
+        </w:rPr>
+        <w:t>3. XQuartz cannot show you the Gazebo GUI. REFUTED, and this is the finding that decides tonight.</w:t>
+      </w:r>
+      <w:r>
+        <w:t xml:space="preserve"> The usual advice is "install XQuartz, set </w:t>
+      </w:r>
+      <w:r>
+        <w:rPr>
+          <w:rFonts w:ascii="Consolas" w:hAnsi="Consolas"/>
+          <w:sz w:val="19"/>
+        </w:rPr>
+        <w:t>DISPLAY</w:t>
+      </w:r>
+      <w:r>
+        <w:t xml:space="preserve">, run </w:t>
+      </w:r>
+      <w:r>
+        <w:rPr>
+          <w:rFonts w:ascii="Consolas" w:hAnsi="Consolas"/>
+          <w:sz w:val="19"/>
+        </w:rPr>
+        <w:t>xhost</w:t>
+      </w:r>
+      <w:r>
+        <w:t xml:space="preserve">". For most Linux GUI apps that works. </w:t>
+      </w:r>
+      <w:r>
+        <w:rPr>
+          <w:b/>
+        </w:rPr>
+        <w:t>For Gazebo it does not.</w:t>
+      </w:r>
+      <w:r>
+        <w:t xml:space="preserve"> XQuartz's GLX caps out at roughly </w:t>
+      </w:r>
+      <w:r>
+        <w:rPr>
+          <w:b/>
+        </w:rPr>
+        <w:t>OpenGL 1.4</w:t>
+      </w:r>
+      <w:r>
+        <w:t xml:space="preserve">, and gz-sim's default </w:t>
+      </w:r>
+      <w:r>
+        <w:rPr>
+          <w:rFonts w:ascii="Consolas" w:hAnsi="Consolas"/>
+          <w:sz w:val="19"/>
+        </w:rPr>
+        <w:t>ogre2</w:t>
+      </w:r>
+      <w:r>
+        <w:t xml:space="preserve"> render engine requires </w:t>
+      </w:r>
+      <w:r>
+        <w:rPr>
+          <w:b/>
+        </w:rPr>
+        <w:t>OpenGL above 3.3, preferably 4.3+</w:t>
+      </w:r>
+      <w:r>
+        <w:t xml:space="preserve">. Enabling indirect GLX runs the GL calls against that 1.4 stack, so </w:t>
+      </w:r>
+      <w:r>
+        <w:rPr>
+          <w:rFonts w:ascii="Consolas" w:hAnsi="Consolas"/>
+          <w:sz w:val="19"/>
+        </w:rPr>
+        <w:t>gz sim</w:t>
+      </w:r>
+      <w:r>
+        <w:t xml:space="preserve"> fails with an ogre2 OpenGL error rather than rendering slowly. There is no WSLg equivalent on macOS either (ASSUMED: it is an absence claim, so no single document asserts it).</w:t>
+      </w:r>
+    </w:p>
+    <w:p>
+      <w:r>
+        <w:t xml:space="preserve">If someone does want a visual path on a Mac later, the route that works is </w:t>
+      </w:r>
+      <w:r>
+        <w:rPr>
+          <w:b/>
+        </w:rPr>
+        <w:t>not</w:t>
+      </w:r>
+      <w:r>
+        <w:t xml:space="preserve"> XQuartz but an X server plus VNC or noVNC *inside* the container, viewed in a browser: that rasterises client-side with llvmpipe and never touches XQuartz's GL at all. Nobody has done it here.</w:t>
+      </w:r>
+    </w:p>
+    <w:p>
+      <w:r>
+        <w:rPr>
+          <w:b/>
+        </w:rPr>
+        <w:t>So what a Mac can actually do, ASSUMED because nobody on this team has tested it on a Mac:</w:t>
+      </w:r>
+      <w:r>
+        <w:t xml:space="preserve"> the headless checks. </w:t>
+      </w:r>
+      <w:r>
+        <w:rPr>
+          <w:rFonts w:ascii="Consolas" w:hAnsi="Consolas"/>
+          <w:sz w:val="19"/>
+        </w:rPr>
+        <w:t>bringup_smoke_test.sh</w:t>
+      </w:r>
+      <w:r>
+        <w:t xml:space="preserve"> and </w:t>
+      </w:r>
+      <w:r>
+        <w:rPr>
+          <w:rFonts w:ascii="Consolas" w:hAnsi="Consolas"/>
+          <w:sz w:val="19"/>
+        </w:rPr>
+        <w:t>autonomy_check.sh</w:t>
+      </w:r>
+      <w:r>
+        <w:t xml:space="preserve"> should both run under emulation, because the autonomy path takes its lane lines and barrels from </w:t>
+      </w:r>
+      <w:r>
+        <w:rPr>
+          <w:rFonts w:ascii="Consolas" w:hAnsi="Consolas"/>
+          <w:sz w:val="19"/>
+        </w:rPr>
+        <w:t>track_points.json</w:t>
+      </w:r>
+      <w:r>
+        <w:t xml:space="preserve"> rather than from the camera, so software rendering does not invalidate the result. What will not work is the Gazebo GUI and any camera-based perception number. Two cautions: an emulated run may miss timing-sensitive checks, and </w:t>
+      </w:r>
+      <w:r>
+        <w:rPr>
+          <w:b/>
+        </w:rPr>
+        <w:t>the open DiffDrive `/cmd_vel` timeout question must not be investigated on a Mac</w:t>
+      </w:r>
+      <w:r>
+        <w:t>, because that measurement has already been retracted three times for less.</w:t>
+      </w:r>
+    </w:p>
+    <w:p>
+      <w:r>
+        <w:rPr>
+          <w:b/>
+        </w:rPr>
+        <w:t>Backlog, scoped and deliberately not started: a native arm64 image is feasible, and more so than expected.</w:t>
+      </w:r>
+      <w:r>
+        <w:t xml:space="preserve"> Verified today by downloading the real apt indexes rather than reading documentation:</w:t>
+      </w:r>
+    </w:p>
+    <w:p>
+      <w:pPr>
+        <w:pStyle w:val="ListBullet"/>
+      </w:pPr>
+      <w:r>
+        <w:t xml:space="preserve">REP-2000 lists Ubuntu Noble 24.04 </w:t>
+      </w:r>
+      <w:r>
+        <w:rPr>
+          <w:b/>
+        </w:rPr>
+        <w:t>arm64 as a Tier 1 platform for Jazzy</w:t>
+      </w:r>
+      <w:r>
+        <w:t>.</w:t>
+      </w:r>
+    </w:p>
+    <w:p>
+      <w:pPr>
+        <w:pStyle w:val="ListBullet"/>
+      </w:pPr>
+      <w:r>
+        <w:rPr>
+          <w:rFonts w:ascii="Consolas" w:hAnsi="Consolas"/>
+          <w:sz w:val="19"/>
+        </w:rPr>
+        <w:t>packages.ros.org/ros2/ubuntu/dists/noble/Release</w:t>
+      </w:r>
+      <w:r>
+        <w:t xml:space="preserve"> declares</w:t>
+      </w:r>
+    </w:p>
+    <w:p>
+      <w:r>
+        <w:rPr>
+          <w:rFonts w:ascii="Consolas" w:hAnsi="Consolas"/>
+          <w:sz w:val="19"/>
+        </w:rPr>
+        <w:t>Architectures: i386 amd64 arm64 armhf</w:t>
+      </w:r>
+      <w:r>
+        <w:t>.</w:t>
+      </w:r>
+    </w:p>
+    <w:p>
+      <w:pPr>
+        <w:pStyle w:val="ListBullet"/>
+      </w:pPr>
+      <w:r>
+        <w:t xml:space="preserve">The arm64 package index carries </w:t>
+      </w:r>
+      <w:r>
+        <w:rPr>
+          <w:b/>
+        </w:rPr>
+        <w:t>3667 `ros-jazzy-*` packages</w:t>
+      </w:r>
+      <w:r>
+        <w:t>, including</w:t>
+      </w:r>
+    </w:p>
+    <w:p>
+      <w:r>
+        <w:t xml:space="preserve">every one this image installs: </w:t>
+      </w:r>
+      <w:r>
+        <w:rPr>
+          <w:rFonts w:ascii="Consolas" w:hAnsi="Consolas"/>
+          <w:sz w:val="19"/>
+        </w:rPr>
+        <w:t>ros-jazzy-ros-gz</w:t>
+      </w:r>
+      <w:r>
+        <w:t xml:space="preserve">, </w:t>
+      </w:r>
+      <w:r>
+        <w:rPr>
+          <w:rFonts w:ascii="Consolas" w:hAnsi="Consolas"/>
+          <w:sz w:val="19"/>
+        </w:rPr>
+        <w:t>ros-jazzy-ros-gz-sim</w:t>
+      </w:r>
+      <w:r>
+        <w:t xml:space="preserve">, </w:t>
+      </w:r>
+      <w:r>
+        <w:rPr>
+          <w:rFonts w:ascii="Consolas" w:hAnsi="Consolas"/>
+          <w:sz w:val="19"/>
+        </w:rPr>
+        <w:t>ros-jazzy-ros-gz-bridge</w:t>
+      </w:r>
+      <w:r>
+        <w:t xml:space="preserve"> and the rest.</w:t>
+      </w:r>
+    </w:p>
+    <w:p>
+      <w:pPr>
+        <w:pStyle w:val="ListBullet"/>
+      </w:pPr>
+      <w:r>
+        <w:t xml:space="preserve">This image needs </w:t>
+      </w:r>
+      <w:r>
+        <w:rPr>
+          <w:b/>
+        </w:rPr>
+        <w:t>no ZED SDK</w:t>
+      </w:r>
+      <w:r>
+        <w:t>, which is the usual arm64 blocker.</w:t>
+      </w:r>
+    </w:p>
+    <w:p>
+      <w:r>
+        <w:t xml:space="preserve">A multi-arch build would give Macs a hardware-native, software-rendered path with no emulation layer underneath it. </w:t>
+      </w:r>
+      <w:r>
+        <w:rPr>
+          <w:b/>
+        </w:rPr>
+        <w:t>Estimate: half a day</w:t>
+      </w:r>
+      <w:r>
+        <w:t xml:space="preserve">, mostly a </w:t>
+      </w:r>
+      <w:r>
+        <w:rPr>
+          <w:rFonts w:ascii="Consolas" w:hAnsi="Consolas"/>
+          <w:sz w:val="19"/>
+        </w:rPr>
+        <w:t>docker buildx</w:t>
+      </w:r>
+      <w:r>
+        <w:t xml:space="preserve"> multi-arch pipeline plus one round of verification on an actual Mac. Do not start it before the meeting.</w:t>
+      </w:r>
+    </w:p>
+    <w:p/>
+    <w:p>
+      <w:pPr>
+        <w:pStyle w:val="Heading2"/>
+      </w:pPr>
+      <w:r>
+        <w:t>6. Tier A and tier B: run it</w:t>
       </w:r>
     </w:p>
     <w:p>
@@ -2805,287 +3482,6 @@
           <w:color w:val="113355"/>
           <w:sz w:val="18"/>
         </w:rPr>
-        <w:t>docker save igvc-gazebo-jazzy:latest -o igvc-gazebo-jazzy.tar</w:t>
-      </w:r>
-    </w:p>
-    <w:tbl>
-      <w:tblPr>
-        <w:tblStyle w:val="LightGrid-Accent1"/>
-        <w:tblW w:type="auto" w:w="0"/>
-        <w:tblLook w:firstColumn="1" w:firstRow="1" w:lastColumn="0" w:lastRow="0" w:noHBand="0" w:noVBand="1" w:val="04A0"/>
-      </w:tblPr>
-      <w:tblGrid>
-        <w:gridCol w:w="4320"/>
-        <w:gridCol w:w="4320"/>
-      </w:tblGrid>
-      <w:tr>
-        <w:tc>
-          <w:tcPr>
-            <w:tcW w:type="dxa" w:w="4320"/>
-          </w:tcPr>
-          <w:p>
-            <w:r>
-              <w:rPr>
-                <w:b/>
-              </w:rPr>
-            </w:r>
-            <w:r>
-              <w:rPr>
-                <w:b/>
-              </w:rPr>
-              <w:t>Measured on this machine</w:t>
-            </w:r>
-          </w:p>
-        </w:tc>
-        <w:tc>
-          <w:tcPr>
-            <w:tcW w:type="dxa" w:w="4320"/>
-          </w:tcPr>
-          <w:p>
-            <w:r>
-              <w:rPr>
-                <w:b/>
-              </w:rPr>
-            </w:r>
-          </w:p>
-        </w:tc>
-      </w:tr>
-      <w:tr>
-        <w:tc>
-          <w:tcPr>
-            <w:tcW w:type="dxa" w:w="4320"/>
-          </w:tcPr>
-          <w:p>
-            <w:r/>
-            <w:r>
-              <w:rPr>
-                <w:rFonts w:ascii="Consolas" w:hAnsi="Consolas"/>
-                <w:sz w:val="19"/>
-              </w:rPr>
-              <w:t>docker save</w:t>
-            </w:r>
-            <w:r>
-              <w:t xml:space="preserve"> wall time</w:t>
-            </w:r>
-          </w:p>
-        </w:tc>
-        <w:tc>
-          <w:tcPr>
-            <w:tcW w:type="dxa" w:w="4320"/>
-          </w:tcPr>
-          <w:p>
-            <w:r/>
-            <w:r>
-              <w:rPr>
-                <w:b/>
-              </w:rPr>
-              <w:t>14.6 s</w:t>
-            </w:r>
-          </w:p>
-        </w:tc>
-      </w:tr>
-      <w:tr>
-        <w:tc>
-          <w:tcPr>
-            <w:tcW w:type="dxa" w:w="4320"/>
-          </w:tcPr>
-          <w:p>
-            <w:r/>
-            <w:r>
-              <w:t>resulting file</w:t>
-            </w:r>
-          </w:p>
-        </w:tc>
-        <w:tc>
-          <w:tcPr>
-            <w:tcW w:type="dxa" w:w="4320"/>
-          </w:tcPr>
-          <w:p>
-            <w:r/>
-            <w:r>
-              <w:rPr>
-                <w:b/>
-              </w:rPr>
-              <w:t>1,201,505,280 bytes, 1.20 GB</w:t>
-            </w:r>
-          </w:p>
-        </w:tc>
-      </w:tr>
-      <w:tr>
-        <w:tc>
-          <w:tcPr>
-            <w:tcW w:type="dxa" w:w="4320"/>
-          </w:tcPr>
-          <w:p>
-            <w:r/>
-            <w:r>
-              <w:t>the image unpacked</w:t>
-            </w:r>
-          </w:p>
-        </w:tc>
-        <w:tc>
-          <w:tcPr>
-            <w:tcW w:type="dxa" w:w="4320"/>
-          </w:tcPr>
-          <w:p>
-            <w:r/>
-            <w:r>
-              <w:t>5.57 GB</w:t>
-            </w:r>
-          </w:p>
-        </w:tc>
-      </w:tr>
-    </w:tbl>
-    <w:p/>
-    <w:p>
-      <w:r>
-        <w:t xml:space="preserve">The tar is much smaller than the image because it holds the </w:t>
-      </w:r>
-      <w:r>
-        <w:rPr>
-          <w:b/>
-        </w:rPr>
-        <w:t>compressed</w:t>
-      </w:r>
-      <w:r>
-        <w:t xml:space="preserve"> layer blobs, which the daemon unpacks on load. A complete tar is an OCI layout: a </w:t>
-      </w:r>
-      <w:r>
-        <w:rPr>
-          <w:rFonts w:ascii="Consolas" w:hAnsi="Consolas"/>
-          <w:sz w:val="19"/>
-        </w:rPr>
-        <w:t>blobs/sha256/</w:t>
-      </w:r>
-      <w:r>
-        <w:t xml:space="preserve"> directory, </w:t>
-      </w:r>
-      <w:r>
-        <w:rPr>
-          <w:rFonts w:ascii="Consolas" w:hAnsi="Consolas"/>
-          <w:sz w:val="19"/>
-        </w:rPr>
-        <w:t>index.json</w:t>
-      </w:r>
-      <w:r>
-        <w:t xml:space="preserve">, </w:t>
-      </w:r>
-      <w:r>
-        <w:rPr>
-          <w:rFonts w:ascii="Consolas" w:hAnsi="Consolas"/>
-          <w:sz w:val="19"/>
-        </w:rPr>
-        <w:t>manifest.json</w:t>
-      </w:r>
-      <w:r>
-        <w:t xml:space="preserve"> and </w:t>
-      </w:r>
-      <w:r>
-        <w:rPr>
-          <w:rFonts w:ascii="Consolas" w:hAnsi="Consolas"/>
-          <w:sz w:val="19"/>
-        </w:rPr>
-        <w:t>oci-layout</w:t>
-      </w:r>
-      <w:r>
-        <w:t xml:space="preserve">. You can check yours is not truncated with </w:t>
-      </w:r>
-      <w:r>
-        <w:rPr>
-          <w:rFonts w:ascii="Consolas" w:hAnsi="Consolas"/>
-          <w:sz w:val="19"/>
-        </w:rPr>
-        <w:t>tar -tf igvc-gazebo-jazzy.tar | tail -4</w:t>
-      </w:r>
-      <w:r>
-        <w:t>.</w:t>
-      </w:r>
-    </w:p>
-    <w:p>
-      <w:r>
-        <w:t xml:space="preserve">Copy that one file to the drive. On the receiving machine, either pass </w:t>
-      </w:r>
-      <w:r>
-        <w:rPr>
-          <w:rFonts w:ascii="Consolas" w:hAnsi="Consolas"/>
-          <w:sz w:val="19"/>
-        </w:rPr>
-        <w:t>IMAGE_TAR</w:t>
-      </w:r>
-      <w:r>
-        <w:t xml:space="preserve"> to </w:t>
-      </w:r>
-      <w:r>
-        <w:rPr>
-          <w:rFonts w:ascii="Consolas" w:hAnsi="Consolas"/>
-          <w:sz w:val="19"/>
-        </w:rPr>
-        <w:t>bootstrap.sh</w:t>
-      </w:r>
-      <w:r>
-        <w:t xml:space="preserve"> as in section 4, or load it by hand:</w:t>
-      </w:r>
-    </w:p>
-    <w:p>
-      <w:pPr>
-        <w:spacing w:after="200" w:before="120"/>
-        <w:ind w:left="432"/>
-      </w:pPr>
-      <w:r>
-        <w:rPr>
-          <w:rFonts w:ascii="Consolas" w:hAnsi="Consolas"/>
-          <w:color w:val="113355"/>
-          <w:sz w:val="18"/>
-        </w:rPr>
-        <w:t>docker load -i /mnt/d/igvc-gazebo-jazzy.tar</w:t>
-      </w:r>
-    </w:p>
-    <w:p>
-      <w:r>
-        <w:t xml:space="preserve">Expect </w:t>
-      </w:r>
-      <w:r>
-        <w:rPr>
-          <w:rFonts w:ascii="Consolas" w:hAnsi="Consolas"/>
-          <w:sz w:val="19"/>
-        </w:rPr>
-        <w:t>Loaded image: igvc-gazebo-jazzy:latest</w:t>
-      </w:r>
-      <w:r>
-        <w:t>.</w:t>
-      </w:r>
-    </w:p>
-    <w:p>
-      <w:r>
-        <w:rPr>
-          <w:b/>
-        </w:rPr>
-        <w:t>An exFAT drive is required if the image ever grows past 4 GB</w:t>
-      </w:r>
-      <w:r>
-        <w:t>, because FAT32 cannot hold a single file that large. 1.20 GB is fine on either, but do not assume it stays that way.</w:t>
-      </w:r>
-    </w:p>
-    <w:p/>
-    <w:p>
-      <w:pPr>
-        <w:pStyle w:val="Heading2"/>
-      </w:pPr>
-      <w:r>
-        <w:t>6. Run it</w:t>
-      </w:r>
-    </w:p>
-    <w:p>
-      <w:pPr>
-        <w:spacing w:after="200" w:before="120"/>
-        <w:ind w:left="432"/>
-      </w:pPr>
-      <w:r>
-        <w:rPr>
-          <w:rFonts w:ascii="Consolas" w:hAnsi="Consolas"/>
-          <w:color w:val="113355"/>
-          <w:sz w:val="18"/>
-        </w:rPr>
         <w:t>docker exec -it igvc_gazebo bash src/IGVC_robot_2026/scripts/gazebo/start_sim.sh</w:t>
       </w:r>
     </w:p>
@@ -3159,17 +3555,7 @@
         <w:t>IGVC_WORKSPACE_ROOT</w:t>
       </w:r>
       <w:r>
-        <w:t xml:space="preserve"> and the DDS profile all reference it. Drop the prefix and you get </w:t>
-      </w:r>
-      <w:r>
-        <w:rPr>
-          <w:rFonts w:ascii="Consolas" w:hAnsi="Consolas"/>
-          <w:sz w:val="19"/>
-        </w:rPr>
-        <w:t>bash: scripts/gazebo/start_sim.sh: No such file or directory</w:t>
-      </w:r>
-      <w:r>
-        <w:t>.</w:t>
+        <w:t xml:space="preserve"> and the DDS profile all reference it.</w:t>
       </w:r>
     </w:p>
     <w:p>
@@ -3279,7 +3665,7 @@
           <w:p>
             <w:r/>
             <w:r>
-              <w:t>no cameras; the right choice with software rendering</w:t>
+              <w:t>no cameras</w:t>
             </w:r>
           </w:p>
         </w:tc>
@@ -3372,7 +3758,7 @@
     <w:p/>
     <w:p>
       <w:r>
-        <w:t>So the demo, the robot driving the course by itself:</w:t>
+        <w:t>The demo, the robot driving the course by itself:</w:t>
       </w:r>
     </w:p>
     <w:p>
@@ -3391,10 +3777,8 @@
     </w:p>
     <w:p>
       <w:r>
-        <w:t>Give it about 60 seconds. Gazebo loads, then Nav2 starts 15 seconds later on purpose (section 9), then the navigator plans and the robot sets off.</w:t>
-      </w:r>
-    </w:p>
-    <w:p>
+        <w:t xml:space="preserve">Give it about 60 seconds. Gazebo loads, Nav2 starts 15 seconds later on purpose, then the navigator plans and the robot sets off. </w:t>
+      </w:r>
       <w:r>
         <w:rPr>
           <w:b/>
@@ -3404,7 +3788,7 @@
     </w:p>
     <w:p>
       <w:r>
-        <w:t xml:space="preserve">Camera resolution defaults to 640x360 at 15 Hz. Both launch files now accept </w:t>
+        <w:t xml:space="preserve">Camera resolution defaults to 640x360 at 15 Hz. Both launch files accept </w:t>
       </w:r>
       <w:r>
         <w:rPr>
@@ -3434,7 +3818,62 @@
         <w:t>sim_camera_hz</w:t>
       </w:r>
       <w:r>
-        <w:t xml:space="preserve"> if you need to change it, including on the autonomy path, where until 2026-09-17 they were silently unreachable:</w:t>
+        <w:t>.</w:t>
+      </w:r>
+    </w:p>
+    <w:p>
+      <w:pPr>
+        <w:pStyle w:val="Heading3"/>
+      </w:pPr>
+      <w:r>
+        <w:t>The tier B note: the adapter crash</w:t>
+      </w:r>
+    </w:p>
+    <w:p>
+      <w:r>
+        <w:t xml:space="preserve">Tier B means your GPU </w:t>
+      </w:r>
+      <w:r>
+        <w:rPr>
+          <w:b/>
+        </w:rPr>
+        <w:t>is</w:t>
+      </w:r>
+      <w:r>
+        <w:t xml:space="preserve"> reaching the container and rendering in hardware. That is a real pass. </w:t>
+      </w:r>
+      <w:r>
+        <w:rPr>
+          <w:b/>
+        </w:rPr>
+        <w:t>Tier B is not measured by this project on any machine</w:t>
+      </w:r>
+      <w:r>
+        <w:t>, so treat performance as unknown rather than assuming it matches tier A, and please report your numbers back.</w:t>
+      </w:r>
+    </w:p>
+    <w:p>
+      <w:r>
+        <w:t xml:space="preserve">One known failure mode applies if your laptop has </w:t>
+      </w:r>
+      <w:r>
+        <w:rPr>
+          <w:b/>
+        </w:rPr>
+        <w:t>both</w:t>
+      </w:r>
+      <w:r>
+        <w:t xml:space="preserve"> an Intel iGPU and a discrete card. </w:t>
+      </w:r>
+      <w:r>
+        <w:rPr>
+          <w:rFonts w:ascii="Consolas" w:hAnsi="Consolas"/>
+          <w:sz w:val="19"/>
+        </w:rPr>
+        <w:t>docker-compose.windows.yml</w:t>
+      </w:r>
+      <w:r>
+        <w:t xml:space="preserve"> contains:</w:t>
       </w:r>
     </w:p>
     <w:p>
@@ -3448,60 +3887,42 @@
           <w:color w:val="113355"/>
           <w:sz w:val="18"/>
         </w:rPr>
-        <w:t>ros2 launch igvc_test_bringup gazebo_nav_test.launch.py \</w:t>
-        <w:br/>
-        <w:t xml:space="preserve">    sim_camera_width:=1280 sim_camera_height:=720</w:t>
+        <w:t>- MESA_D3D12_DEFAULT_ADAPTER_NAME=NVIDIA    # change or remove</w:t>
       </w:r>
     </w:p>
     <w:p>
+      <w:r>
+        <w:t xml:space="preserve">That line exists because on the machine this was built on, Mesa picking the Intel adapter made </w:t>
+      </w:r>
       <w:r>
         <w:rPr>
           <w:rFonts w:ascii="Consolas" w:hAnsi="Consolas"/>
           <w:sz w:val="19"/>
         </w:rPr>
-        <w:t>sim_cameras</w:t>
-      </w:r>
-      <w:r>
-        <w:t xml:space="preserve"> accepts exactly </w:t>
+        <w:t>gz sim</w:t>
+      </w:r>
+      <w:r>
+        <w:t xml:space="preserve"> crash inside Intel's WSL driver. The crash looks like a Gazebo bug and is not one. If you have no NVIDIA adapter, change </w:t>
       </w:r>
       <w:r>
         <w:rPr>
           <w:rFonts w:ascii="Consolas" w:hAnsi="Consolas"/>
           <w:sz w:val="19"/>
         </w:rPr>
-        <w:t>none</w:t>
-      </w:r>
-      <w:r>
-        <w:t xml:space="preserve">, </w:t>
+        <w:t>NVIDIA</w:t>
+      </w:r>
+      <w:r>
+        <w:t xml:space="preserve"> to a string matching yours or delete the line and let Mesa choose, then re-run </w:t>
       </w:r>
       <w:r>
         <w:rPr>
           <w:rFonts w:ascii="Consolas" w:hAnsi="Consolas"/>
           <w:sz w:val="19"/>
         </w:rPr>
-        <w:t>front</w:t>
-      </w:r>
-      <w:r>
-        <w:t xml:space="preserve"> or </w:t>
-      </w:r>
-      <w:r>
-        <w:rPr>
-          <w:rFonts w:ascii="Consolas" w:hAnsi="Consolas"/>
-          <w:sz w:val="19"/>
-        </w:rPr>
-        <w:t>all</w:t>
-      </w:r>
-      <w:r>
-        <w:t xml:space="preserve">. Anything else is now rejected with a readable error. It used to silently build a robot with </w:t>
-      </w:r>
-      <w:r>
-        <w:rPr>
-          <w:b/>
-        </w:rPr>
-        <w:t>zero cameras</w:t>
-      </w:r>
-      <w:r>
-        <w:t xml:space="preserve"> that launched cleanly.</w:t>
+        <w:t>render_check.sh</w:t>
+      </w:r>
+      <w:r>
+        <w:t>.</w:t>
       </w:r>
     </w:p>
     <w:p/>
@@ -3510,7 +3931,780 @@
         <w:pStyle w:val="Heading2"/>
       </w:pPr>
       <w:r>
-        <w:t>7. Drive it yourself</w:t>
+        <w:t>7. Tier C: software rendering, and still useful</w:t>
+      </w:r>
+    </w:p>
+    <w:p>
+      <w:r>
+        <w:t xml:space="preserve">You got </w:t>
+      </w:r>
+      <w:r>
+        <w:rPr>
+          <w:rFonts w:ascii="Consolas" w:hAnsi="Consolas"/>
+          <w:sz w:val="19"/>
+        </w:rPr>
+        <w:t>RESULT: SOFTWARE RENDERING</w:t>
+      </w:r>
+      <w:r>
+        <w:t xml:space="preserve"> and </w:t>
+      </w:r>
+      <w:r>
+        <w:rPr>
+          <w:rFonts w:ascii="Consolas" w:hAnsi="Consolas"/>
+          <w:sz w:val="19"/>
+        </w:rPr>
+        <w:t>YOUR TIER: C</w:t>
+      </w:r>
+      <w:r>
+        <w:t xml:space="preserve">. </w:t>
+      </w:r>
+      <w:r>
+        <w:rPr>
+          <w:b/>
+        </w:rPr>
+        <w:t>Nothing is wrong with your machine.</w:t>
+      </w:r>
+      <w:r>
+        <w:t xml:space="preserve"> The GPU is not reaching the container, so Mesa rasterised on the CPU.</w:t>
+      </w:r>
+    </w:p>
+    <w:p>
+      <w:r>
+        <w:rPr>
+          <w:b/>
+        </w:rPr>
+        <w:t>What still works, and it is most of the project:</w:t>
+      </w:r>
+      <w:r>
+        <w:t xml:space="preserve"> the physics runs on the CPU regardless, and </w:t>
+      </w:r>
+      <w:r>
+        <w:rPr>
+          <w:rFonts w:ascii="Consolas" w:hAnsi="Consolas"/>
+          <w:sz w:val="19"/>
+        </w:rPr>
+        <w:t>gpu_lidar</w:t>
+      </w:r>
+      <w:r>
+        <w:t xml:space="preserve"> falls back to software too, so </w:t>
+      </w:r>
+      <w:r>
+        <w:rPr>
+          <w:b/>
+        </w:rPr>
+        <w:t>navigation, lidar, odometry, control and the whole Nav2 stack are all valid work.</w:t>
+      </w:r>
+    </w:p>
+    <w:p>
+      <w:r>
+        <w:rPr>
+          <w:b/>
+        </w:rPr>
+        <w:t>What does not:</w:t>
+      </w:r>
+      <w:r>
+        <w:t xml:space="preserve"> camera throughput, and therefore anything perception. </w:t>
+      </w:r>
+      <w:r>
+        <w:rPr>
+          <w:b/>
+        </w:rPr>
+        <w:t>Do not take camera or timing measurements on this configuration and do not compare them with anyone else's.</w:t>
+      </w:r>
+    </w:p>
+    <w:p>
+      <w:pPr>
+        <w:pStyle w:val="Heading3"/>
+      </w:pPr>
+      <w:r>
+        <w:t>The tier C recipe</w:t>
+      </w:r>
+    </w:p>
+    <w:p>
+      <w:r>
+        <w:rPr>
+          <w:b/>
+        </w:rPr>
+        <w:t>Run headless with RViz. Do not open the Gazebo window.</w:t>
+      </w:r>
+      <w:r>
+        <w:t xml:space="preserve"> The Gazebo GUI is itself a rendered 3D view, so on a software rasteriser it competes with the simulation for the same CPU. RViz is far cheaper and shows you what matters: the robot, the lidar returns, the odometry trail and the camera panel.</w:t>
+      </w:r>
+    </w:p>
+    <w:p>
+      <w:pPr>
+        <w:spacing w:after="200" w:before="120"/>
+        <w:ind w:left="432"/>
+      </w:pPr>
+      <w:r>
+        <w:rPr>
+          <w:rFonts w:ascii="Consolas" w:hAnsi="Consolas"/>
+          <w:color w:val="113355"/>
+          <w:sz w:val="18"/>
+        </w:rPr>
+        <w:t>docker exec -it igvc_gazebo bash -c \</w:t>
+        <w:br/>
+        <w:t xml:space="preserve">  "CAMERAS=front HEADLESS=1 RVIZ=1 NAV=1 bash src/IGVC_robot_2026/scripts/gazebo/start_sim.sh"</w:t>
+      </w:r>
+    </w:p>
+    <w:p>
+      <w:r>
+        <w:t>If that is still too slow, drop the camera resolution, which is the single biggest lever:</w:t>
+      </w:r>
+    </w:p>
+    <w:p>
+      <w:pPr>
+        <w:spacing w:after="200" w:before="120"/>
+        <w:ind w:left="432"/>
+      </w:pPr>
+      <w:r>
+        <w:rPr>
+          <w:rFonts w:ascii="Consolas" w:hAnsi="Consolas"/>
+          <w:color w:val="113355"/>
+          <w:sz w:val="18"/>
+        </w:rPr>
+        <w:t>docker exec -it igvc_gazebo bash -c \</w:t>
+        <w:br/>
+        <w:t xml:space="preserve">  "source /opt/ros/jazzy/setup.bash &amp;&amp; source /root/ros2_ws/install/setup.bash &amp;&amp; \</w:t>
+        <w:br/>
+        <w:t xml:space="preserve">   ros2 launch igvc_test_bringup gazebo_nav_test.launch.py \</w:t>
+        <w:br/>
+        <w:t xml:space="preserve">     headless:=true rviz:=true sim_cameras:=front \</w:t>
+        <w:br/>
+        <w:t xml:space="preserve">     sim_camera_width:=320 sim_camera_height:=180 sim_camera_hz:=5"</w:t>
+      </w:r>
+    </w:p>
+    <w:p>
+      <w:r>
+        <w:rPr>
+          <w:b/>
+        </w:rPr>
+        <w:t>Note on `CAMERAS=none`:</w:t>
+      </w:r>
+      <w:r>
+        <w:t xml:space="preserve"> it is the fastest configuration, but </w:t>
+      </w:r>
+      <w:r>
+        <w:rPr>
+          <w:rFonts w:ascii="Consolas" w:hAnsi="Consolas"/>
+          <w:sz w:val="19"/>
+        </w:rPr>
+        <w:t>bringup_smoke_test.sh</w:t>
+      </w:r>
+      <w:r>
+        <w:t xml:space="preserve"> checks four camera topics as part of its 18 checks, so a camera-less run </w:t>
+      </w:r>
+      <w:r>
+        <w:rPr>
+          <w:b/>
+        </w:rPr>
+        <w:t>can never reach 18 of 18</w:t>
+      </w:r>
+      <w:r>
+        <w:t>. Keep the front camera if you want the gate to pass.</w:t>
+      </w:r>
+    </w:p>
+    <w:p>
+      <w:pPr>
+        <w:pStyle w:val="Heading3"/>
+      </w:pPr>
+      <w:r>
+        <w:t>What you will and will not see</w:t>
+      </w:r>
+    </w:p>
+    <w:tbl>
+      <w:tblPr>
+        <w:tblStyle w:val="LightGrid-Accent1"/>
+        <w:tblW w:type="auto" w:w="0"/>
+        <w:tblLook w:firstColumn="1" w:firstRow="1" w:lastColumn="0" w:lastRow="0" w:noHBand="0" w:noVBand="1" w:val="04A0"/>
+      </w:tblPr>
+      <w:tblGrid>
+        <w:gridCol w:w="4320"/>
+        <w:gridCol w:w="4320"/>
+      </w:tblGrid>
+      <w:tr>
+        <w:tc>
+          <w:tcPr>
+            <w:tcW w:type="dxa" w:w="4320"/>
+          </w:tcPr>
+          <w:p>
+            <w:r>
+              <w:rPr>
+                <w:b/>
+              </w:rPr>
+            </w:r>
+          </w:p>
+        </w:tc>
+        <w:tc>
+          <w:tcPr>
+            <w:tcW w:type="dxa" w:w="4320"/>
+          </w:tcPr>
+          <w:p>
+            <w:r>
+              <w:rPr>
+                <w:b/>
+              </w:rPr>
+            </w:r>
+            <w:r>
+              <w:rPr>
+                <w:b/>
+              </w:rPr>
+              <w:t>Tier C</w:t>
+            </w:r>
+          </w:p>
+        </w:tc>
+      </w:tr>
+      <w:tr>
+        <w:tc>
+          <w:tcPr>
+            <w:tcW w:type="dxa" w:w="4320"/>
+          </w:tcPr>
+          <w:p>
+            <w:r/>
+            <w:r>
+              <w:t>The Gazebo 3D window</w:t>
+            </w:r>
+          </w:p>
+        </w:tc>
+        <w:tc>
+          <w:tcPr>
+            <w:tcW w:type="dxa" w:w="4320"/>
+          </w:tcPr>
+          <w:p>
+            <w:r/>
+            <w:r>
+              <w:t>Technically opens, practically unusable. Do not bother</w:t>
+            </w:r>
+          </w:p>
+        </w:tc>
+      </w:tr>
+      <w:tr>
+        <w:tc>
+          <w:tcPr>
+            <w:tcW w:type="dxa" w:w="4320"/>
+          </w:tcPr>
+          <w:p>
+            <w:r/>
+            <w:r>
+              <w:t>RViz, robot, TF, lidar returns, odometry trail</w:t>
+            </w:r>
+          </w:p>
+        </w:tc>
+        <w:tc>
+          <w:tcPr>
+            <w:tcW w:type="dxa" w:w="4320"/>
+          </w:tcPr>
+          <w:p>
+            <w:r/>
+            <w:r>
+              <w:t>Yes, usable</w:t>
+            </w:r>
+          </w:p>
+        </w:tc>
+      </w:tr>
+      <w:tr>
+        <w:tc>
+          <w:tcPr>
+            <w:tcW w:type="dxa" w:w="4320"/>
+          </w:tcPr>
+          <w:p>
+            <w:r/>
+            <w:r>
+              <w:t>RViz camera panel</w:t>
+            </w:r>
+          </w:p>
+        </w:tc>
+        <w:tc>
+          <w:tcPr>
+            <w:tcW w:type="dxa" w:w="4320"/>
+          </w:tcPr>
+          <w:p>
+            <w:r/>
+            <w:r>
+              <w:t>Yes, but at a few frames per second</w:t>
+            </w:r>
+          </w:p>
+        </w:tc>
+      </w:tr>
+      <w:tr>
+        <w:tc>
+          <w:tcPr>
+            <w:tcW w:type="dxa" w:w="4320"/>
+          </w:tcPr>
+          <w:p>
+            <w:r/>
+            <w:r>
+              <w:t>The robot driving the course under Nav2</w:t>
+            </w:r>
+          </w:p>
+        </w:tc>
+        <w:tc>
+          <w:tcPr>
+            <w:tcW w:type="dxa" w:w="4320"/>
+          </w:tcPr>
+          <w:p>
+            <w:r/>
+            <w:r>
+              <w:t>Yes, slower than real time</w:t>
+            </w:r>
+          </w:p>
+        </w:tc>
+      </w:tr>
+      <w:tr>
+        <w:tc>
+          <w:tcPr>
+            <w:tcW w:type="dxa" w:w="4320"/>
+          </w:tcPr>
+          <w:p>
+            <w:r/>
+            <w:r>
+              <w:rPr>
+                <w:rFonts w:ascii="Consolas" w:hAnsi="Consolas"/>
+                <w:sz w:val="19"/>
+              </w:rPr>
+              <w:t>render_check.sh</w:t>
+            </w:r>
+          </w:p>
+        </w:tc>
+        <w:tc>
+          <w:tcPr>
+            <w:tcW w:type="dxa" w:w="4320"/>
+          </w:tcPr>
+          <w:p>
+            <w:r/>
+            <w:r>
+              <w:t>Passes as tier C, exit 1 by design</w:t>
+            </w:r>
+          </w:p>
+        </w:tc>
+      </w:tr>
+      <w:tr>
+        <w:tc>
+          <w:tcPr>
+            <w:tcW w:type="dxa" w:w="4320"/>
+          </w:tcPr>
+          <w:p>
+            <w:r/>
+            <w:r>
+              <w:rPr>
+                <w:rFonts w:ascii="Consolas" w:hAnsi="Consolas"/>
+                <w:sz w:val="19"/>
+              </w:rPr>
+              <w:t>bringup_smoke_test.sh</w:t>
+            </w:r>
+          </w:p>
+        </w:tc>
+        <w:tc>
+          <w:tcPr>
+            <w:tcW w:type="dxa" w:w="4320"/>
+          </w:tcPr>
+          <w:p>
+            <w:r/>
+            <w:r>
+              <w:t>See the measured section below</w:t>
+            </w:r>
+          </w:p>
+        </w:tc>
+      </w:tr>
+      <w:tr>
+        <w:tc>
+          <w:tcPr>
+            <w:tcW w:type="dxa" w:w="4320"/>
+          </w:tcPr>
+          <w:p>
+            <w:r/>
+            <w:r>
+              <w:t>Camera or timing numbers</w:t>
+            </w:r>
+          </w:p>
+        </w:tc>
+        <w:tc>
+          <w:tcPr>
+            <w:tcW w:type="dxa" w:w="4320"/>
+          </w:tcPr>
+          <w:p>
+            <w:r/>
+            <w:r>
+              <w:rPr>
+                <w:b/>
+              </w:rPr>
+              <w:t>Do not report them</w:t>
+            </w:r>
+          </w:p>
+        </w:tc>
+      </w:tr>
+    </w:tbl>
+    <w:p/>
+    <w:p>
+      <w:pPr>
+        <w:pStyle w:val="Heading3"/>
+      </w:pPr>
+      <w:r>
+        <w:t>Measured tier C numbers</w:t>
+      </w:r>
+    </w:p>
+    <w:p>
+      <w:r>
+        <w:t xml:space="preserve">Measured on this laptop with the GPU deliberately disabled through </w:t>
+      </w:r>
+      <w:r>
+        <w:rPr>
+          <w:rFonts w:ascii="Consolas" w:hAnsi="Consolas"/>
+          <w:sz w:val="19"/>
+        </w:rPr>
+        <w:t>LIBGL_ALWAYS_SOFTWARE=1</w:t>
+      </w:r>
+      <w:r>
+        <w:t xml:space="preserve">, which is the same code path a machine with no usable GPU takes. </w:t>
+      </w:r>
+      <w:r>
+        <w:rPr>
+          <w:b/>
+        </w:rPr>
+        <w:t>These are laptop-with-GPU-disabled numbers, not numbers from any real tier C machine, and certainly not AGX numbers.</w:t>
+      </w:r>
+    </w:p>
+    <w:p>
+      <w:r>
+        <w:t xml:space="preserve">Method: 30 second windows, </w:t>
+      </w:r>
+      <w:r>
+        <w:rPr>
+          <w:b/>
+        </w:rPr>
+        <w:t>counting messages</w:t>
+      </w:r>
+      <w:r>
+        <w:t xml:space="preserve"> rather than asking for a rate, with the real time factor computed from </w:t>
+      </w:r>
+      <w:r>
+        <w:rPr>
+          <w:rFonts w:ascii="Consolas" w:hAnsi="Consolas"/>
+          <w:sz w:val="19"/>
+        </w:rPr>
+        <w:t>/clock</w:t>
+      </w:r>
+      <w:r>
+        <w:t xml:space="preserve"> rather than read off Gazebo's own </w:t>
+      </w:r>
+      <w:r>
+        <w:rPr>
+          <w:rFonts w:ascii="Consolas" w:hAnsi="Consolas"/>
+          <w:sz w:val="19"/>
+        </w:rPr>
+        <w:t>real_time_factor</w:t>
+      </w:r>
+      <w:r>
+        <w:t>, which sits near 1.0 while cameras crawl.</w:t>
+      </w:r>
+    </w:p>
+    <w:tbl>
+      <w:tblPr>
+        <w:tblStyle w:val="LightGrid-Accent1"/>
+        <w:tblW w:type="auto" w:w="0"/>
+        <w:tblLook w:firstColumn="1" w:firstRow="1" w:lastColumn="0" w:lastRow="0" w:noHBand="0" w:noVBand="1" w:val="04A0"/>
+      </w:tblPr>
+      <w:tblGrid>
+        <w:gridCol w:w="2160"/>
+        <w:gridCol w:w="2160"/>
+        <w:gridCol w:w="2160"/>
+        <w:gridCol w:w="2160"/>
+      </w:tblGrid>
+      <w:tr>
+        <w:tc>
+          <w:tcPr>
+            <w:tcW w:type="dxa" w:w="2160"/>
+          </w:tcPr>
+          <w:p>
+            <w:r>
+              <w:rPr>
+                <w:b/>
+              </w:rPr>
+            </w:r>
+            <w:r>
+              <w:rPr>
+                <w:b/>
+              </w:rPr>
+              <w:t>Configuration</w:t>
+            </w:r>
+          </w:p>
+        </w:tc>
+        <w:tc>
+          <w:tcPr>
+            <w:tcW w:type="dxa" w:w="2160"/>
+          </w:tcPr>
+          <w:p>
+            <w:r>
+              <w:rPr>
+                <w:b/>
+              </w:rPr>
+            </w:r>
+            <w:r>
+              <w:rPr>
+                <w:b/>
+              </w:rPr>
+              <w:t>Real time factor</w:t>
+            </w:r>
+          </w:p>
+        </w:tc>
+        <w:tc>
+          <w:tcPr>
+            <w:tcW w:type="dxa" w:w="2160"/>
+          </w:tcPr>
+          <w:p>
+            <w:r>
+              <w:rPr>
+                <w:b/>
+              </w:rPr>
+            </w:r>
+            <w:r>
+              <w:rPr>
+                <w:b/>
+              </w:rPr>
+              <w:t>Camera delivered</w:t>
+            </w:r>
+          </w:p>
+        </w:tc>
+        <w:tc>
+          <w:tcPr>
+            <w:tcW w:type="dxa" w:w="2160"/>
+          </w:tcPr>
+          <w:p>
+            <w:r>
+              <w:rPr>
+                <w:b/>
+              </w:rPr>
+            </w:r>
+            <w:r>
+              <w:rPr>
+                <w:b/>
+              </w:rPr>
+              <w:t>Lidar delivered</w:t>
+            </w:r>
+          </w:p>
+        </w:tc>
+      </w:tr>
+      <w:tr>
+        <w:tc>
+          <w:tcPr>
+            <w:tcW w:type="dxa" w:w="2160"/>
+          </w:tcPr>
+          <w:p>
+            <w:r/>
+            <w:r>
+              <w:rPr>
+                <w:b/>
+              </w:rPr>
+              <w:t>640x360 @ 15 Hz, front camera</w:t>
+            </w:r>
+            <w:r>
+              <w:t xml:space="preserve"> (the tier A default)</w:t>
+            </w:r>
+          </w:p>
+        </w:tc>
+        <w:tc>
+          <w:tcPr>
+            <w:tcW w:type="dxa" w:w="2160"/>
+          </w:tcPr>
+          <w:p>
+            <w:r/>
+            <w:r>
+              <w:rPr>
+                <w:b/>
+              </w:rPr>
+              <w:t>0.608</w:t>
+            </w:r>
+          </w:p>
+        </w:tc>
+        <w:tc>
+          <w:tcPr>
+            <w:tcW w:type="dxa" w:w="2160"/>
+          </w:tcPr>
+          <w:p>
+            <w:r/>
+            <w:r>
+              <w:rPr>
+                <w:b/>
+              </w:rPr>
+              <w:t>1.63 Hz</w:t>
+            </w:r>
+            <w:r>
+              <w:t>, that is 11% of the 15 Hz asked for</w:t>
+            </w:r>
+          </w:p>
+        </w:tc>
+        <w:tc>
+          <w:tcPr>
+            <w:tcW w:type="dxa" w:w="2160"/>
+          </w:tcPr>
+          <w:p>
+            <w:r/>
+            <w:r>
+              <w:t>6.10 Hz</w:t>
+            </w:r>
+          </w:p>
+        </w:tc>
+      </w:tr>
+      <w:tr>
+        <w:tc>
+          <w:tcPr>
+            <w:tcW w:type="dxa" w:w="2160"/>
+          </w:tcPr>
+          <w:p>
+            <w:r/>
+            <w:r>
+              <w:rPr>
+                <w:b/>
+              </w:rPr>
+              <w:t>320x180 @ 5 Hz, front camera</w:t>
+            </w:r>
+            <w:r>
+              <w:t xml:space="preserve"> (the tier C recommendation)</w:t>
+            </w:r>
+          </w:p>
+        </w:tc>
+        <w:tc>
+          <w:tcPr>
+            <w:tcW w:type="dxa" w:w="2160"/>
+          </w:tcPr>
+          <w:p>
+            <w:r/>
+            <w:r>
+              <w:rPr>
+                <w:b/>
+              </w:rPr>
+              <w:t>0.854</w:t>
+            </w:r>
+          </w:p>
+        </w:tc>
+        <w:tc>
+          <w:tcPr>
+            <w:tcW w:type="dxa" w:w="2160"/>
+          </w:tcPr>
+          <w:p>
+            <w:r/>
+            <w:r>
+              <w:rPr>
+                <w:b/>
+              </w:rPr>
+              <w:t>4.27 Hz</w:t>
+            </w:r>
+            <w:r>
+              <w:t>, that is 85% of the 5 Hz asked for</w:t>
+            </w:r>
+          </w:p>
+        </w:tc>
+        <w:tc>
+          <w:tcPr>
+            <w:tcW w:type="dxa" w:w="2160"/>
+          </w:tcPr>
+          <w:p>
+            <w:r/>
+            <w:r>
+              <w:t>8.53 Hz</w:t>
+            </w:r>
+          </w:p>
+        </w:tc>
+      </w:tr>
+      <w:tr>
+        <w:tc>
+          <w:tcPr>
+            <w:tcW w:type="dxa" w:w="2160"/>
+          </w:tcPr>
+          <w:p>
+            <w:r/>
+            <w:r>
+              <w:t xml:space="preserve">320x180, </w:t>
+            </w:r>
+            <w:r>
+              <w:rPr>
+                <w:rFonts w:ascii="Consolas" w:hAnsi="Consolas"/>
+                <w:sz w:val="19"/>
+              </w:rPr>
+              <w:t>sim_cameras:=none</w:t>
+            </w:r>
+          </w:p>
+        </w:tc>
+        <w:tc>
+          <w:tcPr>
+            <w:tcW w:type="dxa" w:w="2160"/>
+          </w:tcPr>
+          <w:p>
+            <w:r/>
+            <w:r>
+              <w:rPr>
+                <w:b/>
+              </w:rPr>
+              <w:t>0.996</w:t>
+            </w:r>
+          </w:p>
+        </w:tc>
+        <w:tc>
+          <w:tcPr>
+            <w:tcW w:type="dxa" w:w="2160"/>
+          </w:tcPr>
+          <w:p>
+            <w:r/>
+            <w:r>
+              <w:t>none by definition</w:t>
+            </w:r>
+          </w:p>
+        </w:tc>
+        <w:tc>
+          <w:tcPr>
+            <w:tcW w:type="dxa" w:w="2160"/>
+          </w:tcPr>
+          <w:p>
+            <w:r/>
+            <w:r>
+              <w:t>9.95 Hz</w:t>
+            </w:r>
+          </w:p>
+        </w:tc>
+      </w:tr>
+    </w:tbl>
+    <w:p/>
+    <w:p>
+      <w:r>
+        <w:rPr>
+          <w:b/>
+        </w:rPr>
+        <w:t>Read the camera column, not the resolution.</w:t>
+      </w:r>
+      <w:r>
+        <w:t xml:space="preserve"> At the tier A default the cameras deliver about a ninth of what they are asked for, and the whole simulation drops to 0.61x real time carrying them. Ask for less and the simulator very nearly keeps its promise: at 320x180 and 5 Hz it delivers 85% of the requested frames at 0.85x real time. </w:t>
+      </w:r>
+      <w:r>
+        <w:rPr>
+          <w:b/>
+        </w:rPr>
+        <w:t>That is the largest configuration worth running on tier C</w:t>
+      </w:r>
+      <w:r>
+        <w:t>, and it is the one in the recipe above.</w:t>
+      </w:r>
+    </w:p>
+    <w:p>
+      <w:r>
+        <w:t xml:space="preserve">Turning the cameras off entirely returns real time factor to 0.996, which tells you plainly where the cost is: </w:t>
+      </w:r>
+      <w:r>
+        <w:rPr>
+          <w:b/>
+        </w:rPr>
+        <w:t>the camera is the whole problem, and the physics and lidar are fine.</w:t>
+      </w:r>
+      <w:r>
+        <w:t xml:space="preserve"> That is also why navigation, odometry and control work stay valid on tier C.</w:t>
+      </w:r>
+    </w:p>
+    <w:p/>
+    <w:p>
+      <w:pPr>
+        <w:pStyle w:val="Heading2"/>
+      </w:pPr>
+      <w:r>
+        <w:t>8. Drive it yourself</w:t>
       </w:r>
     </w:p>
     <w:p>
@@ -3649,7 +4843,7 @@
         <w:t>k</w:t>
       </w:r>
       <w:r>
-        <w:t xml:space="preserve">. Measured today: it travelled a further </w:t>
+        <w:t xml:space="preserve">. Measured: it travelled a further </w:t>
       </w:r>
       <w:r>
         <w:rPr>
@@ -3677,13 +4871,10 @@
         <w:pStyle w:val="Heading2"/>
       </w:pPr>
       <w:r>
-        <w:t>8. Check it actually works</w:t>
+        <w:t>9. Check it actually works</w:t>
       </w:r>
     </w:p>
     <w:p>
-      <w:r>
-        <w:t xml:space="preserve">Both run inside the container and both are built to fail when something is wrong rather than to look reassuring. </w:t>
-      </w:r>
       <w:r>
         <w:rPr>
           <w:rFonts w:ascii="Consolas" w:hAnsi="Consolas"/>
@@ -3692,7 +4883,7 @@
         <w:t>bootstrap.sh</w:t>
       </w:r>
       <w:r>
-        <w:t xml:space="preserve"> runs the first two for you; these are the commands to re-run one on its own.</w:t>
+        <w:t xml:space="preserve"> runs the first two for you. These are the commands to re-run one on its own.</w:t>
       </w:r>
     </w:p>
     <w:p>
@@ -3713,78 +4904,16 @@
     </w:p>
     <w:p>
       <w:r>
-        <w:t xml:space="preserve">Want </w:t>
-      </w:r>
-      <w:r>
-        <w:rPr>
-          <w:rFonts w:ascii="Consolas" w:hAnsi="Consolas"/>
-          <w:sz w:val="19"/>
-        </w:rPr>
-        <w:t>RESULT: HARDWARE RENDERING (NVIDIA)</w:t>
-      </w:r>
-      <w:r>
-        <w:t>.</w:t>
-      </w:r>
-    </w:p>
-    <w:p>
+        <w:t xml:space="preserve">Prints your adapter, your tier and what to do next. You do </w:t>
+      </w:r>
       <w:r>
         <w:rPr>
           <w:b/>
         </w:rPr>
-        <w:t>You no longer need to source ROS before this.</w:t>
-      </w:r>
-      <w:r>
-        <w:t xml:space="preserve"> Earlier versions of this guide told you to, and until 2026-09-17 you genuinely had to, because </w:t>
-      </w:r>
-      <w:r>
-        <w:rPr>
-          <w:rFonts w:ascii="Consolas" w:hAnsi="Consolas"/>
-          <w:sz w:val="19"/>
-        </w:rPr>
-        <w:t>gz</w:t>
-      </w:r>
-      <w:r>
-        <w:t xml:space="preserve"> on this image comes from the ROS *vendor* packages and </w:t>
-      </w:r>
-      <w:r>
-        <w:rPr>
-          <w:rFonts w:ascii="Consolas" w:hAnsi="Consolas"/>
-          <w:sz w:val="19"/>
-        </w:rPr>
-        <w:t>/root/.bashrc</w:t>
-      </w:r>
-      <w:r>
-        <w:t xml:space="preserve"> does not source </w:t>
-      </w:r>
-      <w:r>
-        <w:rPr>
-          <w:rFonts w:ascii="Consolas" w:hAnsi="Consolas"/>
-          <w:sz w:val="19"/>
-        </w:rPr>
-        <w:t>setup.bash</w:t>
-      </w:r>
-      <w:r>
-        <w:t xml:space="preserve">. The script failed on a clean container with </w:t>
-      </w:r>
-      <w:r>
-        <w:rPr>
-          <w:rFonts w:ascii="Consolas" w:hAnsi="Consolas"/>
-          <w:sz w:val="19"/>
-        </w:rPr>
-        <w:t>gz: No such file or directory</w:t>
-      </w:r>
-      <w:r>
-        <w:t xml:space="preserve"> and printed </w:t>
-      </w:r>
-      <w:r>
-        <w:rPr>
-          <w:rFonts w:ascii="Consolas" w:hAnsi="Consolas"/>
-          <w:sz w:val="19"/>
-        </w:rPr>
-        <w:t>RESULT: UNKNOWN</w:t>
-      </w:r>
-      <w:r>
-        <w:t>, which reads as a broken GPU rather than a missing PATH entry. It sources ROS itself now.</w:t>
+        <w:t>not</w:t>
+      </w:r>
+      <w:r>
+        <w:t xml:space="preserve"> need to source ROS first; earlier versions of this guide said you did, and until 2026-09-17 you genuinely had to.</w:t>
       </w:r>
     </w:p>
     <w:p>
@@ -3798,7 +4927,7 @@
           <w:color w:val="113355"/>
           <w:sz w:val="18"/>
         </w:rPr>
-        <w:t># the simulator and the topic contract: about 4 minutes</w:t>
+        <w:t># the simulator and the topic contract: about 4 minutes on tier A</w:t>
         <w:br/>
         <w:t>docker exec -it igvc_gazebo bash -c \</w:t>
         <w:br/>
@@ -3807,7 +4936,7 @@
     </w:p>
     <w:p>
       <w:r>
-        <w:t>Measured on this machine today:</w:t>
+        <w:t>Measured on tier A:</w:t>
       </w:r>
     </w:p>
     <w:p>
@@ -3870,7 +4999,7 @@
         <w:t>never publishes a velocity command</w:t>
       </w:r>
       <w:r>
-        <w:t>: every command the robot receives comes from Nav2. Measured today:</w:t>
+        <w:t>. Measured on tier A:</w:t>
       </w:r>
     </w:p>
     <w:p>
@@ -3888,8 +5017,6 @@
         <w:br/>
         <w:t>distance travelled   : 83.0 m</w:t>
         <w:br/>
-        <w:t>furthest two points  : 29.3 m apart</w:t>
-        <w:br/>
         <w:t>centreline deviation : mean 0.67 m, max 1.86 m</w:t>
         <w:br/>
         <w:t>yaw to lane          : mean 15.9 deg, max 48.0 deg</w:t>
@@ -3898,11 +5025,6 @@
         <w:br/>
         <w:t xml:space="preserve">                       0.0% of samples over the line</w:t>
         <w:br/>
-        <w:br/>
-        <w:t>MOVED       : PASS      PROGRESS    : PASS</w:t>
-        <w:br/>
-        <w:t>IN LANE     : PASS      ON THE SLAB : PASS</w:t>
-        <w:br/>
         <w:t>AUTONOMY CHECK: PASS</w:t>
       </w:r>
     </w:p>
@@ -3911,10 +5033,10 @@
         <w:rPr>
           <w:b/>
         </w:rPr>
-        <w:t>Read `IN LANE` with care. It is currently a coin flip and that is a known defect in the test, not in the robot.</w:t>
-      </w:r>
-      <w:r>
-        <w:t xml:space="preserve"> It compares centreline deviation against a flat 2.00 m tolerance, but the lane width varies by a factor of two along the course, so the threshold is measuring the wrong quantity and the runs sit right on it: three runs at honest sampling produced 2.04 (FAIL), 1.95 (PASS) and 1.98 (PASS). In every one of those runs the robot drove 47 to 51 m under its own control, stayed on the slab, and put </w:t>
+        <w:t>`IN LANE` is provisional and you should read it as a number, not a verdict.</w:t>
+      </w:r>
+      <w:r>
+        <w:t xml:space="preserve"> It compares centreline deviation against a flat 2.00 m tolerance while the lane width varies by a factor of two along the course, and it ignores the robot's yaw. Three runs at honest sampling gave 2.04 (FAIL), 1.95 (PASS), 1.98 (PASS), while every one of those runs drove 47 to 51 m under its own control with </w:t>
       </w:r>
       <w:r>
         <w:rPr>
@@ -3923,22 +5045,7 @@
         <w:t>0.0%</w:t>
       </w:r>
       <w:r>
-        <w:t xml:space="preserve"> of samples over the paint. If you get a FAIL here, look at the clearance line before believing the robot misbehaved. A team decision is pending and nobody should raise the tolerance to make it green.</w:t>
-      </w:r>
-    </w:p>
-    <w:p>
-      <w:r>
-        <w:t xml:space="preserve">Add </w:t>
-      </w:r>
-      <w:r>
-        <w:rPr>
-          <w:rFonts w:ascii="Consolas" w:hAnsi="Consolas"/>
-          <w:sz w:val="19"/>
-        </w:rPr>
-        <w:t>RVIZ=1</w:t>
-      </w:r>
-      <w:r>
-        <w:t xml:space="preserve"> to either to watch it happen.</w:t>
+        <w:t xml:space="preserve"> of samples over the paint. If you see a FAIL there, look at the clearance line before believing the robot misbehaved. Nobody is tuning the tolerance until the metric is right.</w:t>
       </w:r>
     </w:p>
     <w:p/>
@@ -3947,7 +5054,7 @@
         <w:pStyle w:val="Heading2"/>
       </w:pPr>
       <w:r>
-        <w:t>9. When it goes wrong</w:t>
+        <w:t>10. When it goes wrong</w:t>
       </w:r>
     </w:p>
     <w:p>
@@ -3958,7 +5065,7 @@
         <w:t>"There is no window."</w:t>
       </w:r>
       <w:r>
-        <w:t xml:space="preserve"> You started it from PowerShell. See section 0.</w:t>
+        <w:t xml:space="preserve"> You started it from PowerShell. See section 3.</w:t>
       </w:r>
     </w:p>
     <w:p>
@@ -3966,10 +5073,21 @@
         <w:rPr>
           <w:b/>
         </w:rPr>
-        <w:t>`RESULT: SOFTWARE FALLBACK (llvmpipe)`.</w:t>
-      </w:r>
-      <w:r>
-        <w:t xml:space="preserve"> The GPU path is broken. Check WSL Integration is on for your distro, then that </w:t>
+        <w:t>`docker: command not found` in the WSL2 shell, but it works in PowerShell.</w:t>
+      </w:r>
+      <w:r>
+        <w:t xml:space="preserve"> WSL Integration is off for your distro. Section 2.3, step 5.</w:t>
+      </w:r>
+    </w:p>
+    <w:p>
+      <w:r>
+        <w:rPr>
+          <w:b/>
+        </w:rPr>
+        <w:t>`RESULT: SOFTWARE FALLBACK` or `YOUR TIER: C` when you expected A.</w:t>
+      </w:r>
+      <w:r>
+        <w:t xml:space="preserve"> Check WSL Integration is on, then that </w:t>
       </w:r>
       <w:r>
         <w:rPr>
@@ -3989,17 +5107,16 @@
         <w:t>docker exec igvc_gazebo ls /usr/lib/wsl/lib</w:t>
       </w:r>
       <w:r>
-        <w:t xml:space="preserve">. On a laptop with both an Intel and an NVIDIA GPU, </w:t>
+        <w:t xml:space="preserve">. Then check your NVIDIA driver is current on </w:t>
       </w:r>
       <w:r>
         <w:rPr>
-          <w:rFonts w:ascii="Consolas" w:hAnsi="Consolas"/>
-          <w:sz w:val="19"/>
+          <w:b/>
         </w:rPr>
-        <w:t>MESA_D3D12_DEFAULT_ADAPTER_NAME=NVIDIA</w:t>
-      </w:r>
-      <w:r>
-        <w:t xml:space="preserve"> in the compose file is what stops Mesa picking the Intel one and crashing. Do </w:t>
+        <w:t>Windows</w:t>
+      </w:r>
+      <w:r>
+        <w:t xml:space="preserve">, not inside WSL. Do </w:t>
       </w:r>
       <w:r>
         <w:rPr>
@@ -4008,7 +5125,7 @@
         <w:t>not</w:t>
       </w:r>
       <w:r>
-        <w:t xml:space="preserve"> use </w:t>
+        <w:t xml:space="preserve"> install Linux NVIDIA drivers inside WSL. And do not use </w:t>
       </w:r>
       <w:r>
         <w:rPr>
@@ -4018,7 +5135,7 @@
         <w:t>nvidia-smi</w:t>
       </w:r>
       <w:r>
-        <w:t xml:space="preserve"> to check this: it reports CUDA working fine while OpenGL is on a software rasteriser.</w:t>
+        <w:t xml:space="preserve"> to diagnose this: it reports CUDA working fine while OpenGL is on a software rasteriser.</w:t>
       </w:r>
     </w:p>
     <w:p>
@@ -4026,31 +5143,10 @@
         <w:rPr>
           <w:b/>
         </w:rPr>
-        <w:t>`colcon build` fails with a package it cannot find, usually `zed_description`.</w:t>
-      </w:r>
-      <w:r>
-        <w:t xml:space="preserve"> Your submodules are empty. </w:t>
-      </w:r>
-      <w:r>
-        <w:rPr>
-          <w:rFonts w:ascii="Consolas" w:hAnsi="Consolas"/>
-          <w:sz w:val="19"/>
-        </w:rPr>
-        <w:t>git submodule update --init --recursive</w:t>
-      </w:r>
-      <w:r>
-        <w:t>. See section 2.</w:t>
-      </w:r>
-    </w:p>
-    <w:p>
-      <w:r>
-        <w:rPr>
-          <w:b/>
-        </w:rPr>
-        <w:t>"A simulator is ALREADY RUNNING in this container."</w:t>
-      </w:r>
-      <w:r>
-        <w:t xml:space="preserve"> Exactly what it says, and the scripts refuse rather than add a second one. Either let the test clean up, which it does automatically, or reset:</w:t>
+        <w:t>`bad interpreter: /usr/bin/env bash^M` or `cannot execute: required file not found`.</w:t>
+      </w:r>
+      <w:r>
+        <w:t xml:space="preserve"> Your checkout has Windows line endings. Section 2.1:</w:t>
       </w:r>
     </w:p>
     <w:p>
@@ -4064,7 +5160,85 @@
           <w:color w:val="113355"/>
           <w:sz w:val="18"/>
         </w:rPr>
+        <w:t>git config --global core.autocrlf input</w:t>
+        <w:br/>
+        <w:t>cd /mnt/c/IGVC_robot_2027</w:t>
+        <w:br/>
+        <w:t>git rm --cached -r . &amp;&amp; git reset --hard</w:t>
+      </w:r>
+    </w:p>
+    <w:p>
+      <w:r>
+        <w:rPr>
+          <w:b/>
+        </w:rPr>
+        <w:t>`colcon build` fails on a package you never touched, usually `zed_description`.</w:t>
+      </w:r>
+      <w:r>
+        <w:t xml:space="preserve"> Your submodules are empty: </w:t>
+      </w:r>
+      <w:r>
+        <w:rPr>
+          <w:rFonts w:ascii="Consolas" w:hAnsi="Consolas"/>
+          <w:sz w:val="19"/>
+        </w:rPr>
+        <w:t>git submodule update --init --recursive</w:t>
+      </w:r>
+      <w:r>
+        <w:t>.</w:t>
+      </w:r>
+    </w:p>
+    <w:p>
+      <w:r>
+        <w:rPr>
+          <w:b/>
+        </w:rPr>
+        <w:t>`docker pull` fails with `unauthorized` or `denied`.</w:t>
+      </w:r>
+      <w:r>
+        <w:t xml:space="preserve"> The GHCR package is not public yet. Tell Liam; it is a one-click fix on his side. Meanwhile: </w:t>
+      </w:r>
+      <w:r>
+        <w:rPr>
+          <w:rFonts w:ascii="Consolas" w:hAnsi="Consolas"/>
+          <w:sz w:val="19"/>
+        </w:rPr>
+        <w:t>BUILD_IMAGE=1 bash scripts/gazebo/bootstrap.sh</w:t>
+      </w:r>
+      <w:r>
+        <w:t>.</w:t>
+      </w:r>
+    </w:p>
+    <w:p>
+      <w:r>
+        <w:rPr>
+          <w:b/>
+        </w:rPr>
+        <w:t>`docker pull` fails with a rate limit.</w:t>
+      </w:r>
+      <w:r>
+        <w:t xml:space="preserve"> That is Docker Hub, not GHCR, and it means something is pulling from Hub. The Gazebo image comes from GHCR, which does not rate-limit anonymous pulls the way Hub does. Hub's limit is counted per source IP, so everyone behind the room's NAT shares one allowance.</w:t>
+      </w:r>
+    </w:p>
+    <w:p>
+      <w:r>
+        <w:rPr>
+          <w:b/>
+        </w:rPr>
+        <w:t>"A simulator is ALREADY RUNNING in this container."</w:t>
+      </w:r>
+      <w:r>
+        <w:t xml:space="preserve"> Exactly what it says. Reset: </w:t>
+      </w:r>
+      <w:r>
+        <w:rPr>
+          <w:rFonts w:ascii="Consolas" w:hAnsi="Consolas"/>
+          <w:sz w:val="19"/>
+        </w:rPr>
         <w:t>docker compose -f docker-compose.windows.yml restart igvc_gazebo</w:t>
+      </w:r>
+      <w:r>
+        <w:t>.</w:t>
       </w:r>
     </w:p>
     <w:p>
@@ -4085,7 +5259,7 @@
         <w:t>Failed to bring up all requested nodes</w:t>
       </w:r>
       <w:r>
-        <w:t xml:space="preserve"> in the output. That is Nav2's lifecycle bringup losing a race against Gazebo's startup on a loaded machine. Raise the delay:</w:t>
+        <w:t>, which is Nav2 losing a race against Gazebo's startup on a loaded machine. Raise the delay:</w:t>
       </w:r>
     </w:p>
     <w:p>
@@ -4120,7 +5294,7 @@
         <w:t>docker exec igvc_gazebo ps -ef | grep gz</w:t>
       </w:r>
       <w:r>
-        <w:t xml:space="preserve">), and use </w:t>
+        <w:t xml:space="preserve">), use </w:t>
       </w:r>
       <w:r>
         <w:rPr>
@@ -4130,7 +5304,7 @@
         <w:t>CAMERAS=front</w:t>
       </w:r>
       <w:r>
-        <w:t xml:space="preserve">, the default. Three 720p cameras drop the simulator to about 7 Hz each. Note that </w:t>
+        <w:t xml:space="preserve">, and check your tier. Note that </w:t>
       </w:r>
       <w:r>
         <w:rPr>
@@ -4140,158 +5314,7 @@
         <w:t>real_time_factor</w:t>
       </w:r>
       <w:r>
-        <w:t xml:space="preserve"> will read near 1.0 anyway, because gz-sim runs physics and rendering on separate threads. Count messages, never trust RTF.</w:t>
-      </w:r>
-    </w:p>
-    <w:p>
-      <w:r>
-        <w:rPr>
-          <w:b/>
-        </w:rPr>
-        <w:t>The build fails partway.</w:t>
-      </w:r>
-      <w:r>
-        <w:t xml:space="preserve"> Re-run it first: partial layers are cached and a network hiccup mid-download is the common cause. If it fails in the same place twice, check free disk (</w:t>
-      </w:r>
-      <w:r>
-        <w:rPr>
-          <w:rFonts w:ascii="Consolas" w:hAnsi="Consolas"/>
-          <w:sz w:val="19"/>
-        </w:rPr>
-        <w:t>df -h</w:t>
-      </w:r>
-      <w:r>
-        <w:t xml:space="preserve"> in the WSL2 shell) and Docker Desktop's disk limit. Behind a corporate proxy or VPN, Docker needs the proxy configured in Settings, Resources, Proxies, or </w:t>
-      </w:r>
-      <w:r>
-        <w:rPr>
-          <w:rFonts w:ascii="Consolas" w:hAnsi="Consolas"/>
-          <w:sz w:val="19"/>
-        </w:rPr>
-        <w:t>apt-get</w:t>
-      </w:r>
-      <w:r>
-        <w:t xml:space="preserve"> inside the build cannot reach packages.ros.org.</w:t>
-      </w:r>
-    </w:p>
-    <w:p>
-      <w:r>
-        <w:rPr>
-          <w:b/>
-        </w:rPr>
-        <w:t>`bash: scripts/gazebo/start_sim.sh: cannot execute: required file not found`.</w:t>
-      </w:r>
-      <w:r>
-        <w:t xml:space="preserve"> The repo was checked out with Windows line endings, so the script's </w:t>
-      </w:r>
-      <w:r>
-        <w:rPr>
-          <w:rFonts w:ascii="Consolas" w:hAnsi="Consolas"/>
-          <w:sz w:val="19"/>
-        </w:rPr>
-        <w:t>#!/usr/bin/env bash</w:t>
-      </w:r>
-      <w:r>
-        <w:t xml:space="preserve"> ends in a carriage return. </w:t>
-      </w:r>
-      <w:r>
-        <w:rPr>
-          <w:rFonts w:ascii="Consolas" w:hAnsi="Consolas"/>
-          <w:sz w:val="19"/>
-        </w:rPr>
-        <w:t>.gitattributes</w:t>
-      </w:r>
-      <w:r>
-        <w:t xml:space="preserve"> forces </w:t>
-      </w:r>
-      <w:r>
-        <w:rPr>
-          <w:rFonts w:ascii="Consolas" w:hAnsi="Consolas"/>
-          <w:sz w:val="19"/>
-        </w:rPr>
-        <w:t>eol=lf</w:t>
-      </w:r>
-      <w:r>
-        <w:t xml:space="preserve"> for </w:t>
-      </w:r>
-      <w:r>
-        <w:rPr>
-          <w:rFonts w:ascii="Consolas" w:hAnsi="Consolas"/>
-          <w:sz w:val="19"/>
-        </w:rPr>
-        <w:t>*.sh</w:t>
-      </w:r>
-      <w:r>
-        <w:t>, so a normal clone is fine; this means Git was configured to override it. Fix the checkout rather than adding workarounds:</w:t>
-      </w:r>
-    </w:p>
-    <w:p>
-      <w:pPr>
-        <w:spacing w:after="200" w:before="120"/>
-        <w:ind w:left="432"/>
-      </w:pPr>
-      <w:r>
-        <w:rPr>
-          <w:rFonts w:ascii="Consolas" w:hAnsi="Consolas"/>
-          <w:color w:val="113355"/>
-          <w:sz w:val="18"/>
-        </w:rPr>
-        <w:t>git config core.autocrlf false</w:t>
-        <w:br/>
-        <w:t>git rm --cached -r . &amp;&amp; git reset --hard</w:t>
-      </w:r>
-    </w:p>
-    <w:p>
-      <w:r>
-        <w:rPr>
-          <w:b/>
-        </w:rPr>
-        <w:t>`docker: command not found` in the WSL2 shell.</w:t>
-      </w:r>
-      <w:r>
-        <w:t xml:space="preserve"> WSL Integration is off. See section 1.</w:t>
-      </w:r>
-    </w:p>
-    <w:p>
-      <w:r>
-        <w:rPr>
-          <w:b/>
-        </w:rPr>
-        <w:t>`permission denied while trying to connect to the Docker daemon`.</w:t>
-      </w:r>
-      <w:r>
-        <w:t xml:space="preserve"> On native Linux, add yourself to the </w:t>
-      </w:r>
-      <w:r>
-        <w:rPr>
-          <w:rFonts w:ascii="Consolas" w:hAnsi="Consolas"/>
-          <w:sz w:val="19"/>
-        </w:rPr>
-        <w:t>docker</w:t>
-      </w:r>
-      <w:r>
-        <w:t xml:space="preserve"> group and log out and back in: </w:t>
-      </w:r>
-      <w:r>
-        <w:rPr>
-          <w:rFonts w:ascii="Consolas" w:hAnsi="Consolas"/>
-          <w:sz w:val="19"/>
-        </w:rPr>
-        <w:t>sudo usermod -aG docker $USER</w:t>
-      </w:r>
-      <w:r>
-        <w:t>.</w:t>
-      </w:r>
-    </w:p>
-    <w:p>
-      <w:r>
-        <w:rPr>
-          <w:b/>
-        </w:rPr>
-        <w:t>`no matching manifest` or the image will not pull.</w:t>
-      </w:r>
-      <w:r>
-        <w:t xml:space="preserve"> You are on an ARM machine (Snapdragon laptop, Apple silicon). This image is x86-64 only.</w:t>
+        <w:t xml:space="preserve"> reads near 1.0 even when cameras crawl, because gz-sim runs physics and rendering on separate threads. Count messages, never trust RTF.</w:t>
       </w:r>
     </w:p>
     <w:p>
@@ -4320,40 +5343,10 @@
         <w:rPr>
           <w:b/>
         </w:rPr>
-        <w:t>Gazebo opens but the world is empty, or the robot is missing.</w:t>
-      </w:r>
-      <w:r>
-        <w:t xml:space="preserve"> The workspace was not built. </w:t>
-      </w:r>
-      <w:r>
-        <w:rPr>
-          <w:rFonts w:ascii="Consolas" w:hAnsi="Consolas"/>
-          <w:sz w:val="19"/>
-        </w:rPr>
-        <w:t>bootstrap.sh</w:t>
-      </w:r>
-      <w:r>
-        <w:t xml:space="preserve"> and </w:t>
-      </w:r>
-      <w:r>
-        <w:rPr>
-          <w:rFonts w:ascii="Consolas" w:hAnsi="Consolas"/>
-          <w:sz w:val="19"/>
-        </w:rPr>
-        <w:t>start_sim.sh</w:t>
-      </w:r>
-      <w:r>
-        <w:t xml:space="preserve"> both build it for you; if you launched </w:t>
-      </w:r>
-      <w:r>
-        <w:rPr>
-          <w:rFonts w:ascii="Consolas" w:hAnsi="Consolas"/>
-          <w:sz w:val="19"/>
-        </w:rPr>
-        <w:t>ros2 launch</w:t>
-      </w:r>
-      <w:r>
-        <w:t xml:space="preserve"> by hand, run the colcon build in section 4 first.</w:t>
+        <w:t>`no matching manifest`.</w:t>
+      </w:r>
+      <w:r>
+        <w:t xml:space="preserve"> You are on an ARM machine (Snapdragon laptop, Apple silicon). This image is x86-64 only. See section 5.</w:t>
       </w:r>
     </w:p>
     <w:p>
@@ -4364,7 +5357,7 @@
         <w:t>Everything is correct and it still does not work.</w:t>
       </w:r>
       <w:r>
-        <w:t xml:space="preserve"> Capture these four and post them; they identify almost every cause:</w:t>
+        <w:t xml:space="preserve"> Capture these four and post them:</w:t>
       </w:r>
     </w:p>
     <w:p>
@@ -4382,7 +5375,7 @@
         <w:br/>
         <w:t>docker version | head -20</w:t>
         <w:br/>
-        <w:t>docker exec igvc_gazebo bash -c "bash src/IGVC_robot_2026/scripts/gazebo/render_check.sh" | tail -5</w:t>
+        <w:t>docker exec igvc_gazebo bash -c "bash src/IGVC_robot_2026/scripts/gazebo/render_check.sh" | tail -20</w:t>
         <w:br/>
         <w:t>docker exec igvc_gazebo ps -ef | grep -cE "gz sim|rviz2"</w:t>
       </w:r>
@@ -4393,7 +5386,7 @@
         <w:pStyle w:val="Heading2"/>
       </w:pPr>
       <w:r>
-        <w:t>10. What this does and does not do</w:t>
+        <w:t>11. What this does and does not do</w:t>
       </w:r>
     </w:p>
     <w:p>
@@ -4425,21 +5418,7 @@
         <w:t>IGVC_track_generator/track_points.json</w:t>
       </w:r>
       <w:r>
-        <w:t xml:space="preserve">, not out of the camera or the lidar. The camera, depth image, point cloud and lidar all publish, and </w:t>
-      </w:r>
-      <w:r>
-        <w:rPr>
-          <w:b/>
-        </w:rPr>
-        <w:t>nothing plans on any of them</w:t>
-      </w:r>
-      <w:r>
-        <w:t>. It is a *ground-truth* navigation test, and that is deliberate: when perception is added, a failure can be blamed on perception rather than on navigation.</w:t>
-      </w:r>
-    </w:p>
-    <w:p>
-      <w:r>
-        <w:t xml:space="preserve">More precisely, </w:t>
+        <w:t xml:space="preserve">, not out of the camera or the lidar. More precisely, </w:t>
       </w:r>
       <w:r>
         <w:rPr>
@@ -4479,7 +5458,16 @@
         <w:t>obstacle_layer</w:t>
       </w:r>
       <w:r>
-        <w:t xml:space="preserve"> is never even instantiated. Every obstacle the robot has ever avoided in this simulator came from the JSON.</w:t>
+        <w:t xml:space="preserve"> is </w:t>
+      </w:r>
+      <w:r>
+        <w:rPr>
+          <w:b/>
+        </w:rPr>
+        <w:t>never instantiated</w:t>
+      </w:r>
+      <w:r>
+        <w:t>. Every obstacle the robot has ever avoided in this simulator came from the JSON.</w:t>
       </w:r>
     </w:p>
     <w:p>
@@ -4490,7 +5478,7 @@
         <w:t>The Hough lane detector does run</w:t>
       </w:r>
       <w:r>
-        <w:t xml:space="preserve">, and needs nothing extra: it is CLAHE, Canny and </w:t>
+        <w:t xml:space="preserve"> and needs nothing extra: CLAHE, Canny and </w:t>
       </w:r>
       <w:r>
         <w:rPr>
@@ -4500,7 +5488,7 @@
         <w:t>HoughLinesP</w:t>
       </w:r>
       <w:r>
-        <w:t xml:space="preserve"> with no torch, and it produced 253 occupied cells in </w:t>
+        <w:t xml:space="preserve">, no torch. It produced 253 occupied cells in </w:t>
       </w:r>
       <w:r>
         <w:rPr>
@@ -4530,47 +5518,27 @@
         <w:t>The camera point cloud is rotated 90 degrees.</w:t>
       </w:r>
       <w:r>
-        <w:t xml:space="preserve"> Measured, not suspected: the cloud carries body-convention data stamped with the optical frame, so through its own frame the floor stands on its end. It is bridged, nothing consumes it, and </w:t>
-      </w:r>
-      <w:r>
-        <w:rPr>
-          <w:rFonts w:ascii="Consolas" w:hAnsi="Consolas"/>
-          <w:sz w:val="19"/>
-        </w:rPr>
-        <w:t>obstacle_layer</w:t>
-      </w:r>
-      <w:r>
-        <w:t xml:space="preserve"> is off, so it cannot currently do harm. </w:t>
-      </w:r>
+        <w:t xml:space="preserve"> Measured, not suspected, and deliberately not fixed, because fixing it connects a Nav2 consumer that has never been connected.</w:t>
+      </w:r>
+    </w:p>
+    <w:p>
       <w:r>
         <w:rPr>
           <w:b/>
         </w:rPr>
-        <w:t>It is not fixed</w:t>
-      </w:r>
-      <w:r>
-        <w:t xml:space="preserve">, deliberately, because fixing it means connecting a Nav2 consumer that has never been connected. See </w:t>
-      </w:r>
-      <w:r>
-        <w:rPr>
-          <w:rFonts w:ascii="Consolas" w:hAnsi="Consolas"/>
-          <w:sz w:val="19"/>
-        </w:rPr>
-        <w:t>GAZEBO_SETUP.md</w:t>
-      </w:r>
-      <w:r>
-        <w:t xml:space="preserve"> 10.6 and 10.10.</w:t>
-      </w:r>
-    </w:p>
-    <w:p>
+        <w:t>`/fix` is not published</w:t>
+      </w:r>
+      <w:r>
+        <w:t xml:space="preserve"> and </w:t>
+      </w:r>
       <w:r>
         <w:rPr>
           <w:b/>
         </w:rPr>
-        <w:t>`/fix` is not published.</w:t>
-      </w:r>
-      <w:r>
-        <w:t xml:space="preserve"> The GPS row of the interface contract is the one unbridged row. Nothing consumes it today.</w:t>
+        <w:t>ros2_control is not in the loop</w:t>
+      </w:r>
+      <w:r>
+        <w:t>: Nav2's twist goes straight to Gazebo's DiffDrive, so joint limits and the controller update rate are untested in simulation.</w:t>
       </w:r>
     </w:p>
     <w:p>
@@ -4581,7 +5549,7 @@
         <w:t>It is not a ZED camera.</w:t>
       </w:r>
       <w:r>
-        <w:t xml:space="preserve"> The simulated cameras publish on the same topics with the same frame ids and the same intrinsics as the real ZED wrapper, so downstream code cannot tell the difference. The *content* is a plain pinhole camera with exact ray-cast depth. ZED neural depth, visual odometry and object detection have no Gazebo equivalent, and Stereolabs have said they are not planning to support Gazebo. The simulated field of view is 100 degrees and </w:t>
+        <w:t xml:space="preserve"> The simulated cameras publish on the same topics with the same frame ids and intrinsics as the real ZED wrapper, so downstream code cannot tell the difference. The *content* is a plain pinhole camera with exact ray-cast depth. The simulated field of view is 100 degrees and </w:t>
       </w:r>
       <w:r>
         <w:rPr>
@@ -4598,21 +5566,10 @@
         <w:rPr>
           <w:b/>
         </w:rPr>
-        <w:t>ros2_control is not in the loop.</w:t>
-      </w:r>
-      <w:r>
-        <w:t xml:space="preserve"> Nav2's twist goes straight to Gazebo's built-in DiffDrive, which does the wheel kinematics itself. Joint limits and the controller update rate are therefore untested in simulation.</w:t>
-      </w:r>
-    </w:p>
-    <w:p>
-      <w:r>
-        <w:rPr>
-          <w:b/>
-        </w:rPr>
-        <w:t>Nothing here has been run on any machine but the one at the top of this file.</w:t>
-      </w:r>
-      <w:r>
-        <w:t xml:space="preserve"> Not the RTX 5080 laptop, not the Windows 10 machine, not native Linux.</w:t>
+        <w:t>Tier A is the only measured tier.</w:t>
+      </w:r>
+      <w:r>
+        <w:t xml:space="preserve"> Tier B is unverified anywhere, tier C is measured only on this laptop with its GPU switched off, and macOS is untested. Nothing here has been run on the RTX 5080 laptop, the Windows 10 machine or native Linux.</w:t>
       </w:r>
     </w:p>
     <w:p/>
@@ -4635,11 +5592,30 @@
           <w:color w:val="113355"/>
           <w:sz w:val="18"/>
         </w:rPr>
-        <w:t># all of these from a WSL2 shell, in the repo root</w:t>
+        <w:t># PowerShell, as Administrator, on a blank machine</w:t>
         <w:br/>
-        <w:t>bash scripts/gazebo/bootstrap.sh                                   # zero to verified</w:t>
+        <w:t>winget install --id Git.Git --exact --source winget --accept-source-agreements</w:t>
         <w:br/>
-        <w:t>IMAGE_TAR=/mnt/d/igvc-gazebo-jazzy.tar bash scripts/gazebo/bootstrap.sh   # from USB</w:t>
+        <w:t>git config --global core.autocrlf input</w:t>
+        <w:br/>
+        <w:t>wsl --install                 # THEN REBOOT</w:t>
+        <w:br/>
+        <w:t>wsl --update</w:t>
+        <w:br/>
+        <w:t>winget install --id Docker.DockerDesktop --exact --source winget   # THEN REBOOT</w:t>
+        <w:br/>
+        <w:t># then: Docker Desktop &gt; Settings &gt; Resources &gt; WSL Integration &gt; your distro &gt; Apply &amp; Restart</w:t>
+        <w:br/>
+        <w:br/>
+        <w:t># WSL2 Ubuntu shell, from here on</w:t>
+        <w:br/>
+        <w:t>git clone --recurse-submodules https://github.com/wworth-IGVC/IGVC_robot_2027.git</w:t>
+        <w:br/>
+        <w:t>cd IGVC_robot_2027</w:t>
+        <w:br/>
+        <w:t>bash scripts/gazebo/bootstrap.sh                # zero to verified, prints your tier</w:t>
+        <w:br/>
+        <w:t>BUILD_IMAGE=1 bash scripts/gazebo/bootstrap.sh  # fallback if GHCR is unreachable</w:t>
         <w:br/>
         <w:br/>
         <w:t>docker compose -f docker-compose.windows.yml up -d igvc_gazebo</w:t>
@@ -4649,16 +5625,20 @@
         <w:t>docker compose -f docker-compose.windows.yml down                  # stop</w:t>
         <w:br/>
         <w:br/>
-        <w:t>docker exec -it igvc_gazebo bash src/IGVC_robot_2026/scripts/gazebo/start_sim.sh                  # drive it yourself</w:t>
+        <w:t># tier A or B</w:t>
         <w:br/>
-        <w:t>docker exec -it igvc_gazebo bash -c "NAV=1 bash src/IGVC_robot_2026/scripts/gazebo/start_sim.sh"  # it drives itself</w:t>
+        <w:t>docker exec -it igvc_gazebo bash -c "NAV=1 bash src/IGVC_robot_2026/scripts/gazebo/start_sim.sh"</w:t>
         <w:br/>
-        <w:t>docker exec -it igvc_gazebo bash                                   # a shell, for teleop</w:t>
+        <w:t># tier C</w:t>
+        <w:br/>
+        <w:t>docker exec -it igvc_gazebo bash -c "CAMERAS=front HEADLESS=1 RVIZ=1 NAV=1 bash src/IGVC_robot_2026/scripts/gazebo/start_sim.sh"</w:t>
+        <w:br/>
+        <w:t># a shell, for teleop</w:t>
+        <w:br/>
+        <w:t>docker exec -it igvc_gazebo bash</w:t>
         <w:br/>
         <w:br/>
-        <w:t># the three checks. cwd inside the container is /root/ros2_ws;</w:t>
-        <w:br/>
-        <w:t># the repo is one level down in src/IGVC_robot_2026.</w:t>
+        <w:t># the three checks</w:t>
         <w:br/>
         <w:t>docker exec -it igvc_gazebo bash -c "bash src/IGVC_robot_2026/scripts/gazebo/render_check.sh"</w:t>
         <w:br/>
@@ -4823,34 +5803,6 @@
             <w:r/>
             <w:r>
               <w:t>front camera, ZED contract name</w:t>
-            </w:r>
-          </w:p>
-        </w:tc>
-      </w:tr>
-      <w:tr>
-        <w:tc>
-          <w:tcPr>
-            <w:tcW w:type="dxa" w:w="4320"/>
-          </w:tcPr>
-          <w:p>
-            <w:r/>
-            <w:r>
-              <w:rPr>
-                <w:rFonts w:ascii="Consolas" w:hAnsi="Consolas"/>
-                <w:sz w:val="19"/>
-              </w:rPr>
-              <w:t>/front_zed_camera_x/zed_node/depth/depth_registered</w:t>
-            </w:r>
-          </w:p>
-        </w:tc>
-        <w:tc>
-          <w:tcPr>
-            <w:tcW w:type="dxa" w:w="4320"/>
-          </w:tcPr>
-          <w:p>
-            <w:r/>
-            <w:r>
-              <w:t>front depth</w:t>
             </w:r>
           </w:p>
         </w:tc>
